--- a/results/Understanding and Designing a High-Performance Ultrafiltration Membrane Using Machine Learning/target_reversible fouling ratio (%)/tabular results/kernel_combination_scores.docx
+++ b/results/Understanding and Designing a High-Performance Ultrafiltration Membrane Using Machine Learning/target_reversible fouling ratio (%)/tabular results/kernel_combination_scores.docx
@@ -9,16 +9,17 @@
         <w:tblLook w:firstColumn="1" w:firstRow="1" w:lastColumn="0" w:lastRow="0" w:noHBand="0" w:noVBand="1" w:val="04A0"/>
       </w:tblPr>
       <w:tblGrid>
-        <w:gridCol w:w="1728"/>
-        <w:gridCol w:w="1728"/>
-        <w:gridCol w:w="1728"/>
-        <w:gridCol w:w="1728"/>
-        <w:gridCol w:w="1728"/>
+        <w:gridCol w:w="1440"/>
+        <w:gridCol w:w="1440"/>
+        <w:gridCol w:w="1440"/>
+        <w:gridCol w:w="1440"/>
+        <w:gridCol w:w="1440"/>
+        <w:gridCol w:w="1440"/>
       </w:tblGrid>
       <w:tr>
         <w:tc>
           <w:tcPr>
-            <w:tcW w:type="dxa" w:w="5184"/>
+            <w:tcW w:type="dxa" w:w="4320"/>
             <w:gridSpan w:val="3"/>
           </w:tcPr>
           <w:p>
@@ -35,8 +36,8 @@
         </w:tc>
         <w:tc>
           <w:tcPr>
-            <w:tcW w:type="dxa" w:w="3456"/>
-            <w:gridSpan w:val="2"/>
+            <w:tcW w:type="dxa" w:w="4320"/>
+            <w:gridSpan w:val="3"/>
           </w:tcPr>
           <w:p>
             <w:pPr>
@@ -54,7 +55,7 @@
       <w:tr>
         <w:tc>
           <w:tcPr>
-            <w:tcW w:type="dxa" w:w="3456"/>
+            <w:tcW w:type="dxa" w:w="2880"/>
             <w:gridSpan w:val="2"/>
           </w:tcPr>
           <w:p>
@@ -71,7 +72,7 @@
         </w:tc>
         <w:tc>
           <w:tcPr>
-            <w:tcW w:type="dxa" w:w="1728"/>
+            <w:tcW w:type="dxa" w:w="1440"/>
             <w:vMerge w:val="restart"/>
           </w:tcPr>
           <w:p>
@@ -88,7 +89,7 @@
         </w:tc>
         <w:tc>
           <w:tcPr>
-            <w:tcW w:type="dxa" w:w="1728"/>
+            <w:tcW w:type="dxa" w:w="1440"/>
             <w:vMerge w:val="restart"/>
           </w:tcPr>
           <w:p>
@@ -105,7 +106,7 @@
         </w:tc>
         <w:tc>
           <w:tcPr>
-            <w:tcW w:type="dxa" w:w="1728"/>
+            <w:tcW w:type="dxa" w:w="1440"/>
             <w:vMerge w:val="restart"/>
           </w:tcPr>
           <w:p>
@@ -120,11 +121,28 @@
             </w:r>
           </w:p>
         </w:tc>
+        <w:tc>
+          <w:tcPr>
+            <w:tcW w:type="dxa" w:w="1440"/>
+            <w:vMerge w:val="restart"/>
+          </w:tcPr>
+          <w:p>
+            <w:pPr>
+              <w:jc w:val="center"/>
+            </w:pPr>
+            <w:r>
+              <w:rPr>
+                <w:sz w:val="20"/>
+              </w:rPr>
+              <w:t>Run time (sec)</w:t>
+            </w:r>
+          </w:p>
+        </w:tc>
       </w:tr>
       <w:tr>
         <w:tc>
           <w:tcPr>
-            <w:tcW w:type="dxa" w:w="1728"/>
+            <w:tcW w:type="dxa" w:w="1440"/>
           </w:tcPr>
           <w:p>
             <w:pPr>
@@ -140,7 +158,7 @@
         </w:tc>
         <w:tc>
           <w:tcPr>
-            <w:tcW w:type="dxa" w:w="1728"/>
+            <w:tcW w:type="dxa" w:w="1440"/>
           </w:tcPr>
           <w:p>
             <w:pPr>
@@ -156,21 +174,28 @@
         </w:tc>
         <w:tc>
           <w:tcPr>
-            <w:tcW w:type="dxa" w:w="1728"/>
+            <w:tcW w:type="dxa" w:w="1440"/>
             <w:vMerge/>
           </w:tcPr>
           <w:p/>
         </w:tc>
         <w:tc>
           <w:tcPr>
-            <w:tcW w:type="dxa" w:w="1728"/>
+            <w:tcW w:type="dxa" w:w="1440"/>
             <w:vMerge/>
           </w:tcPr>
           <w:p/>
         </w:tc>
         <w:tc>
           <w:tcPr>
-            <w:tcW w:type="dxa" w:w="1728"/>
+            <w:tcW w:type="dxa" w:w="1440"/>
+            <w:vMerge/>
+          </w:tcPr>
+          <w:p/>
+        </w:tc>
+        <w:tc>
+          <w:tcPr>
+            <w:tcW w:type="dxa" w:w="1440"/>
             <w:vMerge/>
           </w:tcPr>
           <w:p/>
@@ -179,7 +204,7 @@
       <w:tr>
         <w:tc>
           <w:tcPr>
-            <w:tcW w:type="dxa" w:w="1728"/>
+            <w:tcW w:type="dxa" w:w="1440"/>
           </w:tcPr>
           <w:p>
             <w:pPr>
@@ -195,7 +220,7 @@
         </w:tc>
         <w:tc>
           <w:tcPr>
-            <w:tcW w:type="dxa" w:w="1728"/>
+            <w:tcW w:type="dxa" w:w="1440"/>
           </w:tcPr>
           <w:p>
             <w:pPr>
@@ -211,7 +236,7 @@
         </w:tc>
         <w:tc>
           <w:tcPr>
-            <w:tcW w:type="dxa" w:w="1728"/>
+            <w:tcW w:type="dxa" w:w="1440"/>
           </w:tcPr>
           <w:p>
             <w:pPr>
@@ -227,7 +252,7 @@
         </w:tc>
         <w:tc>
           <w:tcPr>
-            <w:tcW w:type="dxa" w:w="1728"/>
+            <w:tcW w:type="dxa" w:w="1440"/>
           </w:tcPr>
           <w:p>
             <w:pPr>
@@ -243,7 +268,7 @@
         </w:tc>
         <w:tc>
           <w:tcPr>
-            <w:tcW w:type="dxa" w:w="1728"/>
+            <w:tcW w:type="dxa" w:w="1440"/>
           </w:tcPr>
           <w:p>
             <w:pPr>
@@ -257,11 +282,27 @@
             </w:r>
           </w:p>
         </w:tc>
+        <w:tc>
+          <w:tcPr>
+            <w:tcW w:type="dxa" w:w="1440"/>
+          </w:tcPr>
+          <w:p>
+            <w:pPr>
+              <w:jc w:val="center"/>
+            </w:pPr>
+            <w:r>
+              <w:rPr>
+                <w:sz w:val="20"/>
+              </w:rPr>
+              <w:t>115</w:t>
+            </w:r>
+          </w:p>
+        </w:tc>
       </w:tr>
       <w:tr>
         <w:tc>
           <w:tcPr>
-            <w:tcW w:type="dxa" w:w="1728"/>
+            <w:tcW w:type="dxa" w:w="1440"/>
           </w:tcPr>
           <w:p>
             <w:pPr>
@@ -277,7 +318,7 @@
         </w:tc>
         <w:tc>
           <w:tcPr>
-            <w:tcW w:type="dxa" w:w="1728"/>
+            <w:tcW w:type="dxa" w:w="1440"/>
           </w:tcPr>
           <w:p>
             <w:pPr>
@@ -293,7 +334,7 @@
         </w:tc>
         <w:tc>
           <w:tcPr>
-            <w:tcW w:type="dxa" w:w="1728"/>
+            <w:tcW w:type="dxa" w:w="1440"/>
           </w:tcPr>
           <w:p>
             <w:pPr>
@@ -309,7 +350,7 @@
         </w:tc>
         <w:tc>
           <w:tcPr>
-            <w:tcW w:type="dxa" w:w="1728"/>
+            <w:tcW w:type="dxa" w:w="1440"/>
           </w:tcPr>
           <w:p>
             <w:pPr>
@@ -325,7 +366,7 @@
         </w:tc>
         <w:tc>
           <w:tcPr>
-            <w:tcW w:type="dxa" w:w="1728"/>
+            <w:tcW w:type="dxa" w:w="1440"/>
           </w:tcPr>
           <w:p>
             <w:pPr>
@@ -339,11 +380,27 @@
             </w:r>
           </w:p>
         </w:tc>
+        <w:tc>
+          <w:tcPr>
+            <w:tcW w:type="dxa" w:w="1440"/>
+          </w:tcPr>
+          <w:p>
+            <w:pPr>
+              <w:jc w:val="center"/>
+            </w:pPr>
+            <w:r>
+              <w:rPr>
+                <w:sz w:val="20"/>
+              </w:rPr>
+              <w:t>117</w:t>
+            </w:r>
+          </w:p>
+        </w:tc>
       </w:tr>
       <w:tr>
         <w:tc>
           <w:tcPr>
-            <w:tcW w:type="dxa" w:w="1728"/>
+            <w:tcW w:type="dxa" w:w="1440"/>
           </w:tcPr>
           <w:p>
             <w:pPr>
@@ -359,7 +416,7 @@
         </w:tc>
         <w:tc>
           <w:tcPr>
-            <w:tcW w:type="dxa" w:w="1728"/>
+            <w:tcW w:type="dxa" w:w="1440"/>
           </w:tcPr>
           <w:p>
             <w:pPr>
@@ -375,7 +432,7 @@
         </w:tc>
         <w:tc>
           <w:tcPr>
-            <w:tcW w:type="dxa" w:w="1728"/>
+            <w:tcW w:type="dxa" w:w="1440"/>
           </w:tcPr>
           <w:p>
             <w:pPr>
@@ -391,7 +448,7 @@
         </w:tc>
         <w:tc>
           <w:tcPr>
-            <w:tcW w:type="dxa" w:w="1728"/>
+            <w:tcW w:type="dxa" w:w="1440"/>
           </w:tcPr>
           <w:p>
             <w:pPr>
@@ -407,7 +464,7 @@
         </w:tc>
         <w:tc>
           <w:tcPr>
-            <w:tcW w:type="dxa" w:w="1728"/>
+            <w:tcW w:type="dxa" w:w="1440"/>
           </w:tcPr>
           <w:p>
             <w:pPr>
@@ -421,11 +478,27 @@
             </w:r>
           </w:p>
         </w:tc>
+        <w:tc>
+          <w:tcPr>
+            <w:tcW w:type="dxa" w:w="1440"/>
+          </w:tcPr>
+          <w:p>
+            <w:pPr>
+              <w:jc w:val="center"/>
+            </w:pPr>
+            <w:r>
+              <w:rPr>
+                <w:sz w:val="20"/>
+              </w:rPr>
+              <w:t>102</w:t>
+            </w:r>
+          </w:p>
+        </w:tc>
       </w:tr>
       <w:tr>
         <w:tc>
           <w:tcPr>
-            <w:tcW w:type="dxa" w:w="1728"/>
+            <w:tcW w:type="dxa" w:w="1440"/>
           </w:tcPr>
           <w:p>
             <w:pPr>
@@ -441,7 +514,7 @@
         </w:tc>
         <w:tc>
           <w:tcPr>
-            <w:tcW w:type="dxa" w:w="1728"/>
+            <w:tcW w:type="dxa" w:w="1440"/>
           </w:tcPr>
           <w:p>
             <w:pPr>
@@ -457,7 +530,7 @@
         </w:tc>
         <w:tc>
           <w:tcPr>
-            <w:tcW w:type="dxa" w:w="1728"/>
+            <w:tcW w:type="dxa" w:w="1440"/>
           </w:tcPr>
           <w:p>
             <w:pPr>
@@ -473,7 +546,7 @@
         </w:tc>
         <w:tc>
           <w:tcPr>
-            <w:tcW w:type="dxa" w:w="1728"/>
+            <w:tcW w:type="dxa" w:w="1440"/>
           </w:tcPr>
           <w:p>
             <w:pPr>
@@ -489,7 +562,7 @@
         </w:tc>
         <w:tc>
           <w:tcPr>
-            <w:tcW w:type="dxa" w:w="1728"/>
+            <w:tcW w:type="dxa" w:w="1440"/>
           </w:tcPr>
           <w:p>
             <w:pPr>
@@ -503,11 +576,27 @@
             </w:r>
           </w:p>
         </w:tc>
+        <w:tc>
+          <w:tcPr>
+            <w:tcW w:type="dxa" w:w="1440"/>
+          </w:tcPr>
+          <w:p>
+            <w:pPr>
+              <w:jc w:val="center"/>
+            </w:pPr>
+            <w:r>
+              <w:rPr>
+                <w:sz w:val="20"/>
+              </w:rPr>
+              <w:t>122</w:t>
+            </w:r>
+          </w:p>
+        </w:tc>
       </w:tr>
       <w:tr>
         <w:tc>
           <w:tcPr>
-            <w:tcW w:type="dxa" w:w="1728"/>
+            <w:tcW w:type="dxa" w:w="1440"/>
           </w:tcPr>
           <w:p>
             <w:pPr>
@@ -523,7 +612,7 @@
         </w:tc>
         <w:tc>
           <w:tcPr>
-            <w:tcW w:type="dxa" w:w="1728"/>
+            <w:tcW w:type="dxa" w:w="1440"/>
           </w:tcPr>
           <w:p>
             <w:pPr>
@@ -539,7 +628,7 @@
         </w:tc>
         <w:tc>
           <w:tcPr>
-            <w:tcW w:type="dxa" w:w="1728"/>
+            <w:tcW w:type="dxa" w:w="1440"/>
           </w:tcPr>
           <w:p>
             <w:pPr>
@@ -555,7 +644,7 @@
         </w:tc>
         <w:tc>
           <w:tcPr>
-            <w:tcW w:type="dxa" w:w="1728"/>
+            <w:tcW w:type="dxa" w:w="1440"/>
           </w:tcPr>
           <w:p>
             <w:pPr>
@@ -571,7 +660,7 @@
         </w:tc>
         <w:tc>
           <w:tcPr>
-            <w:tcW w:type="dxa" w:w="1728"/>
+            <w:tcW w:type="dxa" w:w="1440"/>
           </w:tcPr>
           <w:p>
             <w:pPr>
@@ -585,11 +674,27 @@
             </w:r>
           </w:p>
         </w:tc>
+        <w:tc>
+          <w:tcPr>
+            <w:tcW w:type="dxa" w:w="1440"/>
+          </w:tcPr>
+          <w:p>
+            <w:pPr>
+              <w:jc w:val="center"/>
+            </w:pPr>
+            <w:r>
+              <w:rPr>
+                <w:sz w:val="20"/>
+              </w:rPr>
+              <w:t>108</w:t>
+            </w:r>
+          </w:p>
+        </w:tc>
       </w:tr>
       <w:tr>
         <w:tc>
           <w:tcPr>
-            <w:tcW w:type="dxa" w:w="1728"/>
+            <w:tcW w:type="dxa" w:w="1440"/>
           </w:tcPr>
           <w:p>
             <w:pPr>
@@ -605,7 +710,7 @@
         </w:tc>
         <w:tc>
           <w:tcPr>
-            <w:tcW w:type="dxa" w:w="1728"/>
+            <w:tcW w:type="dxa" w:w="1440"/>
           </w:tcPr>
           <w:p>
             <w:pPr>
@@ -621,7 +726,7 @@
         </w:tc>
         <w:tc>
           <w:tcPr>
-            <w:tcW w:type="dxa" w:w="1728"/>
+            <w:tcW w:type="dxa" w:w="1440"/>
           </w:tcPr>
           <w:p>
             <w:pPr>
@@ -637,7 +742,7 @@
         </w:tc>
         <w:tc>
           <w:tcPr>
-            <w:tcW w:type="dxa" w:w="1728"/>
+            <w:tcW w:type="dxa" w:w="1440"/>
           </w:tcPr>
           <w:p>
             <w:pPr>
@@ -653,7 +758,7 @@
         </w:tc>
         <w:tc>
           <w:tcPr>
-            <w:tcW w:type="dxa" w:w="1728"/>
+            <w:tcW w:type="dxa" w:w="1440"/>
           </w:tcPr>
           <w:p>
             <w:pPr>
@@ -667,11 +772,27 @@
             </w:r>
           </w:p>
         </w:tc>
+        <w:tc>
+          <w:tcPr>
+            <w:tcW w:type="dxa" w:w="1440"/>
+          </w:tcPr>
+          <w:p>
+            <w:pPr>
+              <w:jc w:val="center"/>
+            </w:pPr>
+            <w:r>
+              <w:rPr>
+                <w:sz w:val="20"/>
+              </w:rPr>
+              <w:t>121</w:t>
+            </w:r>
+          </w:p>
+        </w:tc>
       </w:tr>
       <w:tr>
         <w:tc>
           <w:tcPr>
-            <w:tcW w:type="dxa" w:w="1728"/>
+            <w:tcW w:type="dxa" w:w="1440"/>
           </w:tcPr>
           <w:p>
             <w:pPr>
@@ -687,7 +808,7 @@
         </w:tc>
         <w:tc>
           <w:tcPr>
-            <w:tcW w:type="dxa" w:w="1728"/>
+            <w:tcW w:type="dxa" w:w="1440"/>
           </w:tcPr>
           <w:p>
             <w:pPr>
@@ -703,7 +824,7 @@
         </w:tc>
         <w:tc>
           <w:tcPr>
-            <w:tcW w:type="dxa" w:w="1728"/>
+            <w:tcW w:type="dxa" w:w="1440"/>
           </w:tcPr>
           <w:p>
             <w:pPr>
@@ -719,7 +840,7 @@
         </w:tc>
         <w:tc>
           <w:tcPr>
-            <w:tcW w:type="dxa" w:w="1728"/>
+            <w:tcW w:type="dxa" w:w="1440"/>
           </w:tcPr>
           <w:p>
             <w:pPr>
@@ -735,7 +856,7 @@
         </w:tc>
         <w:tc>
           <w:tcPr>
-            <w:tcW w:type="dxa" w:w="1728"/>
+            <w:tcW w:type="dxa" w:w="1440"/>
           </w:tcPr>
           <w:p>
             <w:pPr>
@@ -749,11 +870,27 @@
             </w:r>
           </w:p>
         </w:tc>
+        <w:tc>
+          <w:tcPr>
+            <w:tcW w:type="dxa" w:w="1440"/>
+          </w:tcPr>
+          <w:p>
+            <w:pPr>
+              <w:jc w:val="center"/>
+            </w:pPr>
+            <w:r>
+              <w:rPr>
+                <w:sz w:val="20"/>
+              </w:rPr>
+              <w:t>111</w:t>
+            </w:r>
+          </w:p>
+        </w:tc>
       </w:tr>
       <w:tr>
         <w:tc>
           <w:tcPr>
-            <w:tcW w:type="dxa" w:w="1728"/>
+            <w:tcW w:type="dxa" w:w="1440"/>
           </w:tcPr>
           <w:p>
             <w:pPr>
@@ -769,7 +906,7 @@
         </w:tc>
         <w:tc>
           <w:tcPr>
-            <w:tcW w:type="dxa" w:w="1728"/>
+            <w:tcW w:type="dxa" w:w="1440"/>
           </w:tcPr>
           <w:p>
             <w:pPr>
@@ -785,7 +922,7 @@
         </w:tc>
         <w:tc>
           <w:tcPr>
-            <w:tcW w:type="dxa" w:w="1728"/>
+            <w:tcW w:type="dxa" w:w="1440"/>
           </w:tcPr>
           <w:p>
             <w:pPr>
@@ -801,7 +938,7 @@
         </w:tc>
         <w:tc>
           <w:tcPr>
-            <w:tcW w:type="dxa" w:w="1728"/>
+            <w:tcW w:type="dxa" w:w="1440"/>
           </w:tcPr>
           <w:p>
             <w:pPr>
@@ -817,7 +954,7 @@
         </w:tc>
         <w:tc>
           <w:tcPr>
-            <w:tcW w:type="dxa" w:w="1728"/>
+            <w:tcW w:type="dxa" w:w="1440"/>
           </w:tcPr>
           <w:p>
             <w:pPr>
@@ -831,11 +968,27 @@
             </w:r>
           </w:p>
         </w:tc>
+        <w:tc>
+          <w:tcPr>
+            <w:tcW w:type="dxa" w:w="1440"/>
+          </w:tcPr>
+          <w:p>
+            <w:pPr>
+              <w:jc w:val="center"/>
+            </w:pPr>
+            <w:r>
+              <w:rPr>
+                <w:sz w:val="20"/>
+              </w:rPr>
+              <w:t>109</w:t>
+            </w:r>
+          </w:p>
+        </w:tc>
       </w:tr>
       <w:tr>
         <w:tc>
           <w:tcPr>
-            <w:tcW w:type="dxa" w:w="1728"/>
+            <w:tcW w:type="dxa" w:w="1440"/>
           </w:tcPr>
           <w:p>
             <w:pPr>
@@ -851,7 +1004,7 @@
         </w:tc>
         <w:tc>
           <w:tcPr>
-            <w:tcW w:type="dxa" w:w="1728"/>
+            <w:tcW w:type="dxa" w:w="1440"/>
           </w:tcPr>
           <w:p>
             <w:pPr>
@@ -867,7 +1020,7 @@
         </w:tc>
         <w:tc>
           <w:tcPr>
-            <w:tcW w:type="dxa" w:w="1728"/>
+            <w:tcW w:type="dxa" w:w="1440"/>
           </w:tcPr>
           <w:p>
             <w:pPr>
@@ -883,7 +1036,7 @@
         </w:tc>
         <w:tc>
           <w:tcPr>
-            <w:tcW w:type="dxa" w:w="1728"/>
+            <w:tcW w:type="dxa" w:w="1440"/>
           </w:tcPr>
           <w:p>
             <w:pPr>
@@ -899,7 +1052,7 @@
         </w:tc>
         <w:tc>
           <w:tcPr>
-            <w:tcW w:type="dxa" w:w="1728"/>
+            <w:tcW w:type="dxa" w:w="1440"/>
           </w:tcPr>
           <w:p>
             <w:pPr>
@@ -913,11 +1066,27 @@
             </w:r>
           </w:p>
         </w:tc>
+        <w:tc>
+          <w:tcPr>
+            <w:tcW w:type="dxa" w:w="1440"/>
+          </w:tcPr>
+          <w:p>
+            <w:pPr>
+              <w:jc w:val="center"/>
+            </w:pPr>
+            <w:r>
+              <w:rPr>
+                <w:sz w:val="20"/>
+              </w:rPr>
+              <w:t>117</w:t>
+            </w:r>
+          </w:p>
+        </w:tc>
       </w:tr>
       <w:tr>
         <w:tc>
           <w:tcPr>
-            <w:tcW w:type="dxa" w:w="1728"/>
+            <w:tcW w:type="dxa" w:w="1440"/>
           </w:tcPr>
           <w:p>
             <w:pPr>
@@ -933,7 +1102,7 @@
         </w:tc>
         <w:tc>
           <w:tcPr>
-            <w:tcW w:type="dxa" w:w="1728"/>
+            <w:tcW w:type="dxa" w:w="1440"/>
           </w:tcPr>
           <w:p>
             <w:pPr>
@@ -949,7 +1118,7 @@
         </w:tc>
         <w:tc>
           <w:tcPr>
-            <w:tcW w:type="dxa" w:w="1728"/>
+            <w:tcW w:type="dxa" w:w="1440"/>
           </w:tcPr>
           <w:p>
             <w:pPr>
@@ -965,7 +1134,7 @@
         </w:tc>
         <w:tc>
           <w:tcPr>
-            <w:tcW w:type="dxa" w:w="1728"/>
+            <w:tcW w:type="dxa" w:w="1440"/>
           </w:tcPr>
           <w:p>
             <w:pPr>
@@ -981,7 +1150,7 @@
         </w:tc>
         <w:tc>
           <w:tcPr>
-            <w:tcW w:type="dxa" w:w="1728"/>
+            <w:tcW w:type="dxa" w:w="1440"/>
           </w:tcPr>
           <w:p>
             <w:pPr>
@@ -995,11 +1164,27 @@
             </w:r>
           </w:p>
         </w:tc>
+        <w:tc>
+          <w:tcPr>
+            <w:tcW w:type="dxa" w:w="1440"/>
+          </w:tcPr>
+          <w:p>
+            <w:pPr>
+              <w:jc w:val="center"/>
+            </w:pPr>
+            <w:r>
+              <w:rPr>
+                <w:sz w:val="20"/>
+              </w:rPr>
+              <w:t>108</w:t>
+            </w:r>
+          </w:p>
+        </w:tc>
       </w:tr>
       <w:tr>
         <w:tc>
           <w:tcPr>
-            <w:tcW w:type="dxa" w:w="1728"/>
+            <w:tcW w:type="dxa" w:w="1440"/>
           </w:tcPr>
           <w:p>
             <w:pPr>
@@ -1015,7 +1200,7 @@
         </w:tc>
         <w:tc>
           <w:tcPr>
-            <w:tcW w:type="dxa" w:w="1728"/>
+            <w:tcW w:type="dxa" w:w="1440"/>
           </w:tcPr>
           <w:p>
             <w:pPr>
@@ -1031,7 +1216,7 @@
         </w:tc>
         <w:tc>
           <w:tcPr>
-            <w:tcW w:type="dxa" w:w="1728"/>
+            <w:tcW w:type="dxa" w:w="1440"/>
           </w:tcPr>
           <w:p>
             <w:pPr>
@@ -1047,7 +1232,7 @@
         </w:tc>
         <w:tc>
           <w:tcPr>
-            <w:tcW w:type="dxa" w:w="1728"/>
+            <w:tcW w:type="dxa" w:w="1440"/>
           </w:tcPr>
           <w:p>
             <w:pPr>
@@ -1063,7 +1248,7 @@
         </w:tc>
         <w:tc>
           <w:tcPr>
-            <w:tcW w:type="dxa" w:w="1728"/>
+            <w:tcW w:type="dxa" w:w="1440"/>
           </w:tcPr>
           <w:p>
             <w:pPr>
@@ -1077,11 +1262,27 @@
             </w:r>
           </w:p>
         </w:tc>
+        <w:tc>
+          <w:tcPr>
+            <w:tcW w:type="dxa" w:w="1440"/>
+          </w:tcPr>
+          <w:p>
+            <w:pPr>
+              <w:jc w:val="center"/>
+            </w:pPr>
+            <w:r>
+              <w:rPr>
+                <w:sz w:val="20"/>
+              </w:rPr>
+              <w:t>107</w:t>
+            </w:r>
+          </w:p>
+        </w:tc>
       </w:tr>
       <w:tr>
         <w:tc>
           <w:tcPr>
-            <w:tcW w:type="dxa" w:w="1728"/>
+            <w:tcW w:type="dxa" w:w="1440"/>
           </w:tcPr>
           <w:p>
             <w:pPr>
@@ -1097,7 +1298,7 @@
         </w:tc>
         <w:tc>
           <w:tcPr>
-            <w:tcW w:type="dxa" w:w="1728"/>
+            <w:tcW w:type="dxa" w:w="1440"/>
           </w:tcPr>
           <w:p>
             <w:pPr>
@@ -1113,7 +1314,7 @@
         </w:tc>
         <w:tc>
           <w:tcPr>
-            <w:tcW w:type="dxa" w:w="1728"/>
+            <w:tcW w:type="dxa" w:w="1440"/>
           </w:tcPr>
           <w:p>
             <w:pPr>
@@ -1129,7 +1330,7 @@
         </w:tc>
         <w:tc>
           <w:tcPr>
-            <w:tcW w:type="dxa" w:w="1728"/>
+            <w:tcW w:type="dxa" w:w="1440"/>
           </w:tcPr>
           <w:p>
             <w:pPr>
@@ -1145,7 +1346,7 @@
         </w:tc>
         <w:tc>
           <w:tcPr>
-            <w:tcW w:type="dxa" w:w="1728"/>
+            <w:tcW w:type="dxa" w:w="1440"/>
           </w:tcPr>
           <w:p>
             <w:pPr>
@@ -1159,11 +1360,27 @@
             </w:r>
           </w:p>
         </w:tc>
+        <w:tc>
+          <w:tcPr>
+            <w:tcW w:type="dxa" w:w="1440"/>
+          </w:tcPr>
+          <w:p>
+            <w:pPr>
+              <w:jc w:val="center"/>
+            </w:pPr>
+            <w:r>
+              <w:rPr>
+                <w:sz w:val="20"/>
+              </w:rPr>
+              <w:t>104</w:t>
+            </w:r>
+          </w:p>
+        </w:tc>
       </w:tr>
       <w:tr>
         <w:tc>
           <w:tcPr>
-            <w:tcW w:type="dxa" w:w="1728"/>
+            <w:tcW w:type="dxa" w:w="1440"/>
           </w:tcPr>
           <w:p>
             <w:pPr>
@@ -1179,7 +1396,7 @@
         </w:tc>
         <w:tc>
           <w:tcPr>
-            <w:tcW w:type="dxa" w:w="1728"/>
+            <w:tcW w:type="dxa" w:w="1440"/>
           </w:tcPr>
           <w:p>
             <w:pPr>
@@ -1195,7 +1412,7 @@
         </w:tc>
         <w:tc>
           <w:tcPr>
-            <w:tcW w:type="dxa" w:w="1728"/>
+            <w:tcW w:type="dxa" w:w="1440"/>
           </w:tcPr>
           <w:p>
             <w:pPr>
@@ -1211,7 +1428,7 @@
         </w:tc>
         <w:tc>
           <w:tcPr>
-            <w:tcW w:type="dxa" w:w="1728"/>
+            <w:tcW w:type="dxa" w:w="1440"/>
           </w:tcPr>
           <w:p>
             <w:pPr>
@@ -1227,7 +1444,7 @@
         </w:tc>
         <w:tc>
           <w:tcPr>
-            <w:tcW w:type="dxa" w:w="1728"/>
+            <w:tcW w:type="dxa" w:w="1440"/>
           </w:tcPr>
           <w:p>
             <w:pPr>
@@ -1241,11 +1458,27 @@
             </w:r>
           </w:p>
         </w:tc>
+        <w:tc>
+          <w:tcPr>
+            <w:tcW w:type="dxa" w:w="1440"/>
+          </w:tcPr>
+          <w:p>
+            <w:pPr>
+              <w:jc w:val="center"/>
+            </w:pPr>
+            <w:r>
+              <w:rPr>
+                <w:sz w:val="20"/>
+              </w:rPr>
+              <w:t>145</w:t>
+            </w:r>
+          </w:p>
+        </w:tc>
       </w:tr>
       <w:tr>
         <w:tc>
           <w:tcPr>
-            <w:tcW w:type="dxa" w:w="1728"/>
+            <w:tcW w:type="dxa" w:w="1440"/>
           </w:tcPr>
           <w:p>
             <w:pPr>
@@ -1261,7 +1494,7 @@
         </w:tc>
         <w:tc>
           <w:tcPr>
-            <w:tcW w:type="dxa" w:w="1728"/>
+            <w:tcW w:type="dxa" w:w="1440"/>
           </w:tcPr>
           <w:p>
             <w:pPr>
@@ -1277,7 +1510,7 @@
         </w:tc>
         <w:tc>
           <w:tcPr>
-            <w:tcW w:type="dxa" w:w="1728"/>
+            <w:tcW w:type="dxa" w:w="1440"/>
           </w:tcPr>
           <w:p>
             <w:pPr>
@@ -1293,7 +1526,7 @@
         </w:tc>
         <w:tc>
           <w:tcPr>
-            <w:tcW w:type="dxa" w:w="1728"/>
+            <w:tcW w:type="dxa" w:w="1440"/>
           </w:tcPr>
           <w:p>
             <w:pPr>
@@ -1309,7 +1542,7 @@
         </w:tc>
         <w:tc>
           <w:tcPr>
-            <w:tcW w:type="dxa" w:w="1728"/>
+            <w:tcW w:type="dxa" w:w="1440"/>
           </w:tcPr>
           <w:p>
             <w:pPr>
@@ -1323,11 +1556,27 @@
             </w:r>
           </w:p>
         </w:tc>
+        <w:tc>
+          <w:tcPr>
+            <w:tcW w:type="dxa" w:w="1440"/>
+          </w:tcPr>
+          <w:p>
+            <w:pPr>
+              <w:jc w:val="center"/>
+            </w:pPr>
+            <w:r>
+              <w:rPr>
+                <w:sz w:val="20"/>
+              </w:rPr>
+              <w:t>111</w:t>
+            </w:r>
+          </w:p>
+        </w:tc>
       </w:tr>
       <w:tr>
         <w:tc>
           <w:tcPr>
-            <w:tcW w:type="dxa" w:w="1728"/>
+            <w:tcW w:type="dxa" w:w="1440"/>
           </w:tcPr>
           <w:p>
             <w:pPr>
@@ -1343,7 +1592,7 @@
         </w:tc>
         <w:tc>
           <w:tcPr>
-            <w:tcW w:type="dxa" w:w="1728"/>
+            <w:tcW w:type="dxa" w:w="1440"/>
           </w:tcPr>
           <w:p>
             <w:pPr>
@@ -1359,7 +1608,7 @@
         </w:tc>
         <w:tc>
           <w:tcPr>
-            <w:tcW w:type="dxa" w:w="1728"/>
+            <w:tcW w:type="dxa" w:w="1440"/>
           </w:tcPr>
           <w:p>
             <w:pPr>
@@ -1375,7 +1624,7 @@
         </w:tc>
         <w:tc>
           <w:tcPr>
-            <w:tcW w:type="dxa" w:w="1728"/>
+            <w:tcW w:type="dxa" w:w="1440"/>
           </w:tcPr>
           <w:p>
             <w:pPr>
@@ -1391,7 +1640,7 @@
         </w:tc>
         <w:tc>
           <w:tcPr>
-            <w:tcW w:type="dxa" w:w="1728"/>
+            <w:tcW w:type="dxa" w:w="1440"/>
           </w:tcPr>
           <w:p>
             <w:pPr>
@@ -1405,11 +1654,27 @@
             </w:r>
           </w:p>
         </w:tc>
+        <w:tc>
+          <w:tcPr>
+            <w:tcW w:type="dxa" w:w="1440"/>
+          </w:tcPr>
+          <w:p>
+            <w:pPr>
+              <w:jc w:val="center"/>
+            </w:pPr>
+            <w:r>
+              <w:rPr>
+                <w:sz w:val="20"/>
+              </w:rPr>
+              <w:t>122</w:t>
+            </w:r>
+          </w:p>
+        </w:tc>
       </w:tr>
       <w:tr>
         <w:tc>
           <w:tcPr>
-            <w:tcW w:type="dxa" w:w="1728"/>
+            <w:tcW w:type="dxa" w:w="1440"/>
           </w:tcPr>
           <w:p>
             <w:pPr>
@@ -1425,7 +1690,7 @@
         </w:tc>
         <w:tc>
           <w:tcPr>
-            <w:tcW w:type="dxa" w:w="1728"/>
+            <w:tcW w:type="dxa" w:w="1440"/>
           </w:tcPr>
           <w:p>
             <w:pPr>
@@ -1441,7 +1706,7 @@
         </w:tc>
         <w:tc>
           <w:tcPr>
-            <w:tcW w:type="dxa" w:w="1728"/>
+            <w:tcW w:type="dxa" w:w="1440"/>
           </w:tcPr>
           <w:p>
             <w:pPr>
@@ -1457,7 +1722,7 @@
         </w:tc>
         <w:tc>
           <w:tcPr>
-            <w:tcW w:type="dxa" w:w="1728"/>
+            <w:tcW w:type="dxa" w:w="1440"/>
           </w:tcPr>
           <w:p>
             <w:pPr>
@@ -1473,7 +1738,7 @@
         </w:tc>
         <w:tc>
           <w:tcPr>
-            <w:tcW w:type="dxa" w:w="1728"/>
+            <w:tcW w:type="dxa" w:w="1440"/>
           </w:tcPr>
           <w:p>
             <w:pPr>
@@ -1487,11 +1752,27 @@
             </w:r>
           </w:p>
         </w:tc>
+        <w:tc>
+          <w:tcPr>
+            <w:tcW w:type="dxa" w:w="1440"/>
+          </w:tcPr>
+          <w:p>
+            <w:pPr>
+              <w:jc w:val="center"/>
+            </w:pPr>
+            <w:r>
+              <w:rPr>
+                <w:sz w:val="20"/>
+              </w:rPr>
+              <w:t>144</w:t>
+            </w:r>
+          </w:p>
+        </w:tc>
       </w:tr>
       <w:tr>
         <w:tc>
           <w:tcPr>
-            <w:tcW w:type="dxa" w:w="1728"/>
+            <w:tcW w:type="dxa" w:w="1440"/>
           </w:tcPr>
           <w:p>
             <w:pPr>
@@ -1507,7 +1788,7 @@
         </w:tc>
         <w:tc>
           <w:tcPr>
-            <w:tcW w:type="dxa" w:w="1728"/>
+            <w:tcW w:type="dxa" w:w="1440"/>
           </w:tcPr>
           <w:p>
             <w:pPr>
@@ -1523,7 +1804,7 @@
         </w:tc>
         <w:tc>
           <w:tcPr>
-            <w:tcW w:type="dxa" w:w="1728"/>
+            <w:tcW w:type="dxa" w:w="1440"/>
           </w:tcPr>
           <w:p>
             <w:pPr>
@@ -1539,7 +1820,7 @@
         </w:tc>
         <w:tc>
           <w:tcPr>
-            <w:tcW w:type="dxa" w:w="1728"/>
+            <w:tcW w:type="dxa" w:w="1440"/>
           </w:tcPr>
           <w:p>
             <w:pPr>
@@ -1555,7 +1836,7 @@
         </w:tc>
         <w:tc>
           <w:tcPr>
-            <w:tcW w:type="dxa" w:w="1728"/>
+            <w:tcW w:type="dxa" w:w="1440"/>
           </w:tcPr>
           <w:p>
             <w:pPr>
@@ -1569,11 +1850,27 @@
             </w:r>
           </w:p>
         </w:tc>
+        <w:tc>
+          <w:tcPr>
+            <w:tcW w:type="dxa" w:w="1440"/>
+          </w:tcPr>
+          <w:p>
+            <w:pPr>
+              <w:jc w:val="center"/>
+            </w:pPr>
+            <w:r>
+              <w:rPr>
+                <w:sz w:val="20"/>
+              </w:rPr>
+              <w:t>118</w:t>
+            </w:r>
+          </w:p>
+        </w:tc>
       </w:tr>
       <w:tr>
         <w:tc>
           <w:tcPr>
-            <w:tcW w:type="dxa" w:w="1728"/>
+            <w:tcW w:type="dxa" w:w="1440"/>
           </w:tcPr>
           <w:p>
             <w:pPr>
@@ -1589,7 +1886,7 @@
         </w:tc>
         <w:tc>
           <w:tcPr>
-            <w:tcW w:type="dxa" w:w="1728"/>
+            <w:tcW w:type="dxa" w:w="1440"/>
           </w:tcPr>
           <w:p>
             <w:pPr>
@@ -1605,7 +1902,7 @@
         </w:tc>
         <w:tc>
           <w:tcPr>
-            <w:tcW w:type="dxa" w:w="1728"/>
+            <w:tcW w:type="dxa" w:w="1440"/>
           </w:tcPr>
           <w:p>
             <w:pPr>
@@ -1621,7 +1918,7 @@
         </w:tc>
         <w:tc>
           <w:tcPr>
-            <w:tcW w:type="dxa" w:w="1728"/>
+            <w:tcW w:type="dxa" w:w="1440"/>
           </w:tcPr>
           <w:p>
             <w:pPr>
@@ -1637,7 +1934,7 @@
         </w:tc>
         <w:tc>
           <w:tcPr>
-            <w:tcW w:type="dxa" w:w="1728"/>
+            <w:tcW w:type="dxa" w:w="1440"/>
           </w:tcPr>
           <w:p>
             <w:pPr>
@@ -1651,11 +1948,27 @@
             </w:r>
           </w:p>
         </w:tc>
+        <w:tc>
+          <w:tcPr>
+            <w:tcW w:type="dxa" w:w="1440"/>
+          </w:tcPr>
+          <w:p>
+            <w:pPr>
+              <w:jc w:val="center"/>
+            </w:pPr>
+            <w:r>
+              <w:rPr>
+                <w:sz w:val="20"/>
+              </w:rPr>
+              <w:t>132</w:t>
+            </w:r>
+          </w:p>
+        </w:tc>
       </w:tr>
       <w:tr>
         <w:tc>
           <w:tcPr>
-            <w:tcW w:type="dxa" w:w="1728"/>
+            <w:tcW w:type="dxa" w:w="1440"/>
           </w:tcPr>
           <w:p>
             <w:pPr>
@@ -1671,7 +1984,7 @@
         </w:tc>
         <w:tc>
           <w:tcPr>
-            <w:tcW w:type="dxa" w:w="1728"/>
+            <w:tcW w:type="dxa" w:w="1440"/>
           </w:tcPr>
           <w:p>
             <w:pPr>
@@ -1687,7 +2000,7 @@
         </w:tc>
         <w:tc>
           <w:tcPr>
-            <w:tcW w:type="dxa" w:w="1728"/>
+            <w:tcW w:type="dxa" w:w="1440"/>
           </w:tcPr>
           <w:p>
             <w:pPr>
@@ -1703,7 +2016,7 @@
         </w:tc>
         <w:tc>
           <w:tcPr>
-            <w:tcW w:type="dxa" w:w="1728"/>
+            <w:tcW w:type="dxa" w:w="1440"/>
           </w:tcPr>
           <w:p>
             <w:pPr>
@@ -1719,7 +2032,7 @@
         </w:tc>
         <w:tc>
           <w:tcPr>
-            <w:tcW w:type="dxa" w:w="1728"/>
+            <w:tcW w:type="dxa" w:w="1440"/>
           </w:tcPr>
           <w:p>
             <w:pPr>
@@ -1733,11 +2046,27 @@
             </w:r>
           </w:p>
         </w:tc>
+        <w:tc>
+          <w:tcPr>
+            <w:tcW w:type="dxa" w:w="1440"/>
+          </w:tcPr>
+          <w:p>
+            <w:pPr>
+              <w:jc w:val="center"/>
+            </w:pPr>
+            <w:r>
+              <w:rPr>
+                <w:sz w:val="20"/>
+              </w:rPr>
+              <w:t>130</w:t>
+            </w:r>
+          </w:p>
+        </w:tc>
       </w:tr>
       <w:tr>
         <w:tc>
           <w:tcPr>
-            <w:tcW w:type="dxa" w:w="1728"/>
+            <w:tcW w:type="dxa" w:w="1440"/>
           </w:tcPr>
           <w:p>
             <w:pPr>
@@ -1753,7 +2082,7 @@
         </w:tc>
         <w:tc>
           <w:tcPr>
-            <w:tcW w:type="dxa" w:w="1728"/>
+            <w:tcW w:type="dxa" w:w="1440"/>
           </w:tcPr>
           <w:p>
             <w:pPr>
@@ -1769,7 +2098,7 @@
         </w:tc>
         <w:tc>
           <w:tcPr>
-            <w:tcW w:type="dxa" w:w="1728"/>
+            <w:tcW w:type="dxa" w:w="1440"/>
           </w:tcPr>
           <w:p>
             <w:pPr>
@@ -1785,7 +2114,7 @@
         </w:tc>
         <w:tc>
           <w:tcPr>
-            <w:tcW w:type="dxa" w:w="1728"/>
+            <w:tcW w:type="dxa" w:w="1440"/>
           </w:tcPr>
           <w:p>
             <w:pPr>
@@ -1801,7 +2130,7 @@
         </w:tc>
         <w:tc>
           <w:tcPr>
-            <w:tcW w:type="dxa" w:w="1728"/>
+            <w:tcW w:type="dxa" w:w="1440"/>
           </w:tcPr>
           <w:p>
             <w:pPr>
@@ -1815,11 +2144,27 @@
             </w:r>
           </w:p>
         </w:tc>
+        <w:tc>
+          <w:tcPr>
+            <w:tcW w:type="dxa" w:w="1440"/>
+          </w:tcPr>
+          <w:p>
+            <w:pPr>
+              <w:jc w:val="center"/>
+            </w:pPr>
+            <w:r>
+              <w:rPr>
+                <w:sz w:val="20"/>
+              </w:rPr>
+              <w:t>118</w:t>
+            </w:r>
+          </w:p>
+        </w:tc>
       </w:tr>
       <w:tr>
         <w:tc>
           <w:tcPr>
-            <w:tcW w:type="dxa" w:w="1728"/>
+            <w:tcW w:type="dxa" w:w="1440"/>
           </w:tcPr>
           <w:p>
             <w:pPr>
@@ -1835,7 +2180,7 @@
         </w:tc>
         <w:tc>
           <w:tcPr>
-            <w:tcW w:type="dxa" w:w="1728"/>
+            <w:tcW w:type="dxa" w:w="1440"/>
           </w:tcPr>
           <w:p>
             <w:pPr>
@@ -1851,7 +2196,7 @@
         </w:tc>
         <w:tc>
           <w:tcPr>
-            <w:tcW w:type="dxa" w:w="1728"/>
+            <w:tcW w:type="dxa" w:w="1440"/>
           </w:tcPr>
           <w:p>
             <w:pPr>
@@ -1867,7 +2212,7 @@
         </w:tc>
         <w:tc>
           <w:tcPr>
-            <w:tcW w:type="dxa" w:w="1728"/>
+            <w:tcW w:type="dxa" w:w="1440"/>
           </w:tcPr>
           <w:p>
             <w:pPr>
@@ -1883,7 +2228,7 @@
         </w:tc>
         <w:tc>
           <w:tcPr>
-            <w:tcW w:type="dxa" w:w="1728"/>
+            <w:tcW w:type="dxa" w:w="1440"/>
           </w:tcPr>
           <w:p>
             <w:pPr>
@@ -1897,11 +2242,27 @@
             </w:r>
           </w:p>
         </w:tc>
+        <w:tc>
+          <w:tcPr>
+            <w:tcW w:type="dxa" w:w="1440"/>
+          </w:tcPr>
+          <w:p>
+            <w:pPr>
+              <w:jc w:val="center"/>
+            </w:pPr>
+            <w:r>
+              <w:rPr>
+                <w:sz w:val="20"/>
+              </w:rPr>
+              <w:t>119</w:t>
+            </w:r>
+          </w:p>
+        </w:tc>
       </w:tr>
       <w:tr>
         <w:tc>
           <w:tcPr>
-            <w:tcW w:type="dxa" w:w="1728"/>
+            <w:tcW w:type="dxa" w:w="1440"/>
           </w:tcPr>
           <w:p>
             <w:pPr>
@@ -1917,7 +2278,7 @@
         </w:tc>
         <w:tc>
           <w:tcPr>
-            <w:tcW w:type="dxa" w:w="1728"/>
+            <w:tcW w:type="dxa" w:w="1440"/>
           </w:tcPr>
           <w:p>
             <w:pPr>
@@ -1933,7 +2294,7 @@
         </w:tc>
         <w:tc>
           <w:tcPr>
-            <w:tcW w:type="dxa" w:w="1728"/>
+            <w:tcW w:type="dxa" w:w="1440"/>
           </w:tcPr>
           <w:p>
             <w:pPr>
@@ -1949,7 +2310,7 @@
         </w:tc>
         <w:tc>
           <w:tcPr>
-            <w:tcW w:type="dxa" w:w="1728"/>
+            <w:tcW w:type="dxa" w:w="1440"/>
           </w:tcPr>
           <w:p>
             <w:pPr>
@@ -1965,7 +2326,7 @@
         </w:tc>
         <w:tc>
           <w:tcPr>
-            <w:tcW w:type="dxa" w:w="1728"/>
+            <w:tcW w:type="dxa" w:w="1440"/>
           </w:tcPr>
           <w:p>
             <w:pPr>
@@ -1979,11 +2340,27 @@
             </w:r>
           </w:p>
         </w:tc>
+        <w:tc>
+          <w:tcPr>
+            <w:tcW w:type="dxa" w:w="1440"/>
+          </w:tcPr>
+          <w:p>
+            <w:pPr>
+              <w:jc w:val="center"/>
+            </w:pPr>
+            <w:r>
+              <w:rPr>
+                <w:sz w:val="20"/>
+              </w:rPr>
+              <w:t>115</w:t>
+            </w:r>
+          </w:p>
+        </w:tc>
       </w:tr>
       <w:tr>
         <w:tc>
           <w:tcPr>
-            <w:tcW w:type="dxa" w:w="1728"/>
+            <w:tcW w:type="dxa" w:w="1440"/>
           </w:tcPr>
           <w:p>
             <w:pPr>
@@ -1999,7 +2376,7 @@
         </w:tc>
         <w:tc>
           <w:tcPr>
-            <w:tcW w:type="dxa" w:w="1728"/>
+            <w:tcW w:type="dxa" w:w="1440"/>
           </w:tcPr>
           <w:p>
             <w:pPr>
@@ -2015,7 +2392,7 @@
         </w:tc>
         <w:tc>
           <w:tcPr>
-            <w:tcW w:type="dxa" w:w="1728"/>
+            <w:tcW w:type="dxa" w:w="1440"/>
           </w:tcPr>
           <w:p>
             <w:pPr>
@@ -2031,7 +2408,7 @@
         </w:tc>
         <w:tc>
           <w:tcPr>
-            <w:tcW w:type="dxa" w:w="1728"/>
+            <w:tcW w:type="dxa" w:w="1440"/>
           </w:tcPr>
           <w:p>
             <w:pPr>
@@ -2047,7 +2424,7 @@
         </w:tc>
         <w:tc>
           <w:tcPr>
-            <w:tcW w:type="dxa" w:w="1728"/>
+            <w:tcW w:type="dxa" w:w="1440"/>
           </w:tcPr>
           <w:p>
             <w:pPr>
@@ -2061,11 +2438,27 @@
             </w:r>
           </w:p>
         </w:tc>
+        <w:tc>
+          <w:tcPr>
+            <w:tcW w:type="dxa" w:w="1440"/>
+          </w:tcPr>
+          <w:p>
+            <w:pPr>
+              <w:jc w:val="center"/>
+            </w:pPr>
+            <w:r>
+              <w:rPr>
+                <w:sz w:val="20"/>
+              </w:rPr>
+              <w:t>106</w:t>
+            </w:r>
+          </w:p>
+        </w:tc>
       </w:tr>
       <w:tr>
         <w:tc>
           <w:tcPr>
-            <w:tcW w:type="dxa" w:w="1728"/>
+            <w:tcW w:type="dxa" w:w="1440"/>
           </w:tcPr>
           <w:p>
             <w:pPr>
@@ -2081,7 +2474,7 @@
         </w:tc>
         <w:tc>
           <w:tcPr>
-            <w:tcW w:type="dxa" w:w="1728"/>
+            <w:tcW w:type="dxa" w:w="1440"/>
           </w:tcPr>
           <w:p>
             <w:pPr>
@@ -2097,7 +2490,7 @@
         </w:tc>
         <w:tc>
           <w:tcPr>
-            <w:tcW w:type="dxa" w:w="1728"/>
+            <w:tcW w:type="dxa" w:w="1440"/>
           </w:tcPr>
           <w:p>
             <w:pPr>
@@ -2113,7 +2506,7 @@
         </w:tc>
         <w:tc>
           <w:tcPr>
-            <w:tcW w:type="dxa" w:w="1728"/>
+            <w:tcW w:type="dxa" w:w="1440"/>
           </w:tcPr>
           <w:p>
             <w:pPr>
@@ -2129,7 +2522,7 @@
         </w:tc>
         <w:tc>
           <w:tcPr>
-            <w:tcW w:type="dxa" w:w="1728"/>
+            <w:tcW w:type="dxa" w:w="1440"/>
           </w:tcPr>
           <w:p>
             <w:pPr>
@@ -2143,11 +2536,27 @@
             </w:r>
           </w:p>
         </w:tc>
+        <w:tc>
+          <w:tcPr>
+            <w:tcW w:type="dxa" w:w="1440"/>
+          </w:tcPr>
+          <w:p>
+            <w:pPr>
+              <w:jc w:val="center"/>
+            </w:pPr>
+            <w:r>
+              <w:rPr>
+                <w:sz w:val="20"/>
+              </w:rPr>
+              <w:t>105</w:t>
+            </w:r>
+          </w:p>
+        </w:tc>
       </w:tr>
       <w:tr>
         <w:tc>
           <w:tcPr>
-            <w:tcW w:type="dxa" w:w="1728"/>
+            <w:tcW w:type="dxa" w:w="1440"/>
           </w:tcPr>
           <w:p>
             <w:pPr>
@@ -2163,7 +2572,7 @@
         </w:tc>
         <w:tc>
           <w:tcPr>
-            <w:tcW w:type="dxa" w:w="1728"/>
+            <w:tcW w:type="dxa" w:w="1440"/>
           </w:tcPr>
           <w:p>
             <w:pPr>
@@ -2179,7 +2588,7 @@
         </w:tc>
         <w:tc>
           <w:tcPr>
-            <w:tcW w:type="dxa" w:w="1728"/>
+            <w:tcW w:type="dxa" w:w="1440"/>
           </w:tcPr>
           <w:p>
             <w:pPr>
@@ -2195,7 +2604,7 @@
         </w:tc>
         <w:tc>
           <w:tcPr>
-            <w:tcW w:type="dxa" w:w="1728"/>
+            <w:tcW w:type="dxa" w:w="1440"/>
           </w:tcPr>
           <w:p>
             <w:pPr>
@@ -2211,7 +2620,7 @@
         </w:tc>
         <w:tc>
           <w:tcPr>
-            <w:tcW w:type="dxa" w:w="1728"/>
+            <w:tcW w:type="dxa" w:w="1440"/>
           </w:tcPr>
           <w:p>
             <w:pPr>
@@ -2225,11 +2634,27 @@
             </w:r>
           </w:p>
         </w:tc>
+        <w:tc>
+          <w:tcPr>
+            <w:tcW w:type="dxa" w:w="1440"/>
+          </w:tcPr>
+          <w:p>
+            <w:pPr>
+              <w:jc w:val="center"/>
+            </w:pPr>
+            <w:r>
+              <w:rPr>
+                <w:sz w:val="20"/>
+              </w:rPr>
+              <w:t>122</w:t>
+            </w:r>
+          </w:p>
+        </w:tc>
       </w:tr>
       <w:tr>
         <w:tc>
           <w:tcPr>
-            <w:tcW w:type="dxa" w:w="1728"/>
+            <w:tcW w:type="dxa" w:w="1440"/>
           </w:tcPr>
           <w:p>
             <w:pPr>
@@ -2245,7 +2670,7 @@
         </w:tc>
         <w:tc>
           <w:tcPr>
-            <w:tcW w:type="dxa" w:w="1728"/>
+            <w:tcW w:type="dxa" w:w="1440"/>
           </w:tcPr>
           <w:p>
             <w:pPr>
@@ -2261,7 +2686,7 @@
         </w:tc>
         <w:tc>
           <w:tcPr>
-            <w:tcW w:type="dxa" w:w="1728"/>
+            <w:tcW w:type="dxa" w:w="1440"/>
           </w:tcPr>
           <w:p>
             <w:pPr>
@@ -2277,7 +2702,7 @@
         </w:tc>
         <w:tc>
           <w:tcPr>
-            <w:tcW w:type="dxa" w:w="1728"/>
+            <w:tcW w:type="dxa" w:w="1440"/>
           </w:tcPr>
           <w:p>
             <w:pPr>
@@ -2293,7 +2718,7 @@
         </w:tc>
         <w:tc>
           <w:tcPr>
-            <w:tcW w:type="dxa" w:w="1728"/>
+            <w:tcW w:type="dxa" w:w="1440"/>
           </w:tcPr>
           <w:p>
             <w:pPr>
@@ -2307,11 +2732,27 @@
             </w:r>
           </w:p>
         </w:tc>
+        <w:tc>
+          <w:tcPr>
+            <w:tcW w:type="dxa" w:w="1440"/>
+          </w:tcPr>
+          <w:p>
+            <w:pPr>
+              <w:jc w:val="center"/>
+            </w:pPr>
+            <w:r>
+              <w:rPr>
+                <w:sz w:val="20"/>
+              </w:rPr>
+              <w:t>137</w:t>
+            </w:r>
+          </w:p>
+        </w:tc>
       </w:tr>
       <w:tr>
         <w:tc>
           <w:tcPr>
-            <w:tcW w:type="dxa" w:w="1728"/>
+            <w:tcW w:type="dxa" w:w="1440"/>
           </w:tcPr>
           <w:p>
             <w:pPr>
@@ -2327,7 +2768,7 @@
         </w:tc>
         <w:tc>
           <w:tcPr>
-            <w:tcW w:type="dxa" w:w="1728"/>
+            <w:tcW w:type="dxa" w:w="1440"/>
           </w:tcPr>
           <w:p>
             <w:pPr>
@@ -2343,7 +2784,7 @@
         </w:tc>
         <w:tc>
           <w:tcPr>
-            <w:tcW w:type="dxa" w:w="1728"/>
+            <w:tcW w:type="dxa" w:w="1440"/>
           </w:tcPr>
           <w:p>
             <w:pPr>
@@ -2359,7 +2800,7 @@
         </w:tc>
         <w:tc>
           <w:tcPr>
-            <w:tcW w:type="dxa" w:w="1728"/>
+            <w:tcW w:type="dxa" w:w="1440"/>
           </w:tcPr>
           <w:p>
             <w:pPr>
@@ -2375,7 +2816,7 @@
         </w:tc>
         <w:tc>
           <w:tcPr>
-            <w:tcW w:type="dxa" w:w="1728"/>
+            <w:tcW w:type="dxa" w:w="1440"/>
           </w:tcPr>
           <w:p>
             <w:pPr>
@@ -2389,11 +2830,27 @@
             </w:r>
           </w:p>
         </w:tc>
+        <w:tc>
+          <w:tcPr>
+            <w:tcW w:type="dxa" w:w="1440"/>
+          </w:tcPr>
+          <w:p>
+            <w:pPr>
+              <w:jc w:val="center"/>
+            </w:pPr>
+            <w:r>
+              <w:rPr>
+                <w:sz w:val="20"/>
+              </w:rPr>
+              <w:t>104</w:t>
+            </w:r>
+          </w:p>
+        </w:tc>
       </w:tr>
       <w:tr>
         <w:tc>
           <w:tcPr>
-            <w:tcW w:type="dxa" w:w="1728"/>
+            <w:tcW w:type="dxa" w:w="1440"/>
           </w:tcPr>
           <w:p>
             <w:pPr>
@@ -2409,7 +2866,7 @@
         </w:tc>
         <w:tc>
           <w:tcPr>
-            <w:tcW w:type="dxa" w:w="1728"/>
+            <w:tcW w:type="dxa" w:w="1440"/>
           </w:tcPr>
           <w:p>
             <w:pPr>
@@ -2425,7 +2882,7 @@
         </w:tc>
         <w:tc>
           <w:tcPr>
-            <w:tcW w:type="dxa" w:w="1728"/>
+            <w:tcW w:type="dxa" w:w="1440"/>
           </w:tcPr>
           <w:p>
             <w:pPr>
@@ -2441,7 +2898,7 @@
         </w:tc>
         <w:tc>
           <w:tcPr>
-            <w:tcW w:type="dxa" w:w="1728"/>
+            <w:tcW w:type="dxa" w:w="1440"/>
           </w:tcPr>
           <w:p>
             <w:pPr>
@@ -2457,7 +2914,7 @@
         </w:tc>
         <w:tc>
           <w:tcPr>
-            <w:tcW w:type="dxa" w:w="1728"/>
+            <w:tcW w:type="dxa" w:w="1440"/>
           </w:tcPr>
           <w:p>
             <w:pPr>
@@ -2471,11 +2928,27 @@
             </w:r>
           </w:p>
         </w:tc>
+        <w:tc>
+          <w:tcPr>
+            <w:tcW w:type="dxa" w:w="1440"/>
+          </w:tcPr>
+          <w:p>
+            <w:pPr>
+              <w:jc w:val="center"/>
+            </w:pPr>
+            <w:r>
+              <w:rPr>
+                <w:sz w:val="20"/>
+              </w:rPr>
+              <w:t>108</w:t>
+            </w:r>
+          </w:p>
+        </w:tc>
       </w:tr>
       <w:tr>
         <w:tc>
           <w:tcPr>
-            <w:tcW w:type="dxa" w:w="1728"/>
+            <w:tcW w:type="dxa" w:w="1440"/>
           </w:tcPr>
           <w:p>
             <w:pPr>
@@ -2491,7 +2964,7 @@
         </w:tc>
         <w:tc>
           <w:tcPr>
-            <w:tcW w:type="dxa" w:w="1728"/>
+            <w:tcW w:type="dxa" w:w="1440"/>
           </w:tcPr>
           <w:p>
             <w:pPr>
@@ -2507,7 +2980,7 @@
         </w:tc>
         <w:tc>
           <w:tcPr>
-            <w:tcW w:type="dxa" w:w="1728"/>
+            <w:tcW w:type="dxa" w:w="1440"/>
           </w:tcPr>
           <w:p>
             <w:pPr>
@@ -2523,7 +2996,7 @@
         </w:tc>
         <w:tc>
           <w:tcPr>
-            <w:tcW w:type="dxa" w:w="1728"/>
+            <w:tcW w:type="dxa" w:w="1440"/>
           </w:tcPr>
           <w:p>
             <w:pPr>
@@ -2539,7 +3012,7 @@
         </w:tc>
         <w:tc>
           <w:tcPr>
-            <w:tcW w:type="dxa" w:w="1728"/>
+            <w:tcW w:type="dxa" w:w="1440"/>
           </w:tcPr>
           <w:p>
             <w:pPr>
@@ -2553,11 +3026,27 @@
             </w:r>
           </w:p>
         </w:tc>
+        <w:tc>
+          <w:tcPr>
+            <w:tcW w:type="dxa" w:w="1440"/>
+          </w:tcPr>
+          <w:p>
+            <w:pPr>
+              <w:jc w:val="center"/>
+            </w:pPr>
+            <w:r>
+              <w:rPr>
+                <w:sz w:val="20"/>
+              </w:rPr>
+              <w:t>97</w:t>
+            </w:r>
+          </w:p>
+        </w:tc>
       </w:tr>
       <w:tr>
         <w:tc>
           <w:tcPr>
-            <w:tcW w:type="dxa" w:w="1728"/>
+            <w:tcW w:type="dxa" w:w="1440"/>
           </w:tcPr>
           <w:p>
             <w:pPr>
@@ -2573,7 +3062,7 @@
         </w:tc>
         <w:tc>
           <w:tcPr>
-            <w:tcW w:type="dxa" w:w="1728"/>
+            <w:tcW w:type="dxa" w:w="1440"/>
           </w:tcPr>
           <w:p>
             <w:pPr>
@@ -2589,7 +3078,7 @@
         </w:tc>
         <w:tc>
           <w:tcPr>
-            <w:tcW w:type="dxa" w:w="1728"/>
+            <w:tcW w:type="dxa" w:w="1440"/>
           </w:tcPr>
           <w:p>
             <w:pPr>
@@ -2605,7 +3094,7 @@
         </w:tc>
         <w:tc>
           <w:tcPr>
-            <w:tcW w:type="dxa" w:w="1728"/>
+            <w:tcW w:type="dxa" w:w="1440"/>
           </w:tcPr>
           <w:p>
             <w:pPr>
@@ -2621,7 +3110,7 @@
         </w:tc>
         <w:tc>
           <w:tcPr>
-            <w:tcW w:type="dxa" w:w="1728"/>
+            <w:tcW w:type="dxa" w:w="1440"/>
           </w:tcPr>
           <w:p>
             <w:pPr>
@@ -2635,11 +3124,27 @@
             </w:r>
           </w:p>
         </w:tc>
+        <w:tc>
+          <w:tcPr>
+            <w:tcW w:type="dxa" w:w="1440"/>
+          </w:tcPr>
+          <w:p>
+            <w:pPr>
+              <w:jc w:val="center"/>
+            </w:pPr>
+            <w:r>
+              <w:rPr>
+                <w:sz w:val="20"/>
+              </w:rPr>
+              <w:t>117</w:t>
+            </w:r>
+          </w:p>
+        </w:tc>
       </w:tr>
       <w:tr>
         <w:tc>
           <w:tcPr>
-            <w:tcW w:type="dxa" w:w="1728"/>
+            <w:tcW w:type="dxa" w:w="1440"/>
           </w:tcPr>
           <w:p>
             <w:pPr>
@@ -2655,7 +3160,7 @@
         </w:tc>
         <w:tc>
           <w:tcPr>
-            <w:tcW w:type="dxa" w:w="1728"/>
+            <w:tcW w:type="dxa" w:w="1440"/>
           </w:tcPr>
           <w:p>
             <w:pPr>
@@ -2671,7 +3176,7 @@
         </w:tc>
         <w:tc>
           <w:tcPr>
-            <w:tcW w:type="dxa" w:w="1728"/>
+            <w:tcW w:type="dxa" w:w="1440"/>
           </w:tcPr>
           <w:p>
             <w:pPr>
@@ -2687,7 +3192,7 @@
         </w:tc>
         <w:tc>
           <w:tcPr>
-            <w:tcW w:type="dxa" w:w="1728"/>
+            <w:tcW w:type="dxa" w:w="1440"/>
           </w:tcPr>
           <w:p>
             <w:pPr>
@@ -2703,7 +3208,7 @@
         </w:tc>
         <w:tc>
           <w:tcPr>
-            <w:tcW w:type="dxa" w:w="1728"/>
+            <w:tcW w:type="dxa" w:w="1440"/>
           </w:tcPr>
           <w:p>
             <w:pPr>
@@ -2717,11 +3222,27 @@
             </w:r>
           </w:p>
         </w:tc>
+        <w:tc>
+          <w:tcPr>
+            <w:tcW w:type="dxa" w:w="1440"/>
+          </w:tcPr>
+          <w:p>
+            <w:pPr>
+              <w:jc w:val="center"/>
+            </w:pPr>
+            <w:r>
+              <w:rPr>
+                <w:sz w:val="20"/>
+              </w:rPr>
+              <w:t>113</w:t>
+            </w:r>
+          </w:p>
+        </w:tc>
       </w:tr>
       <w:tr>
         <w:tc>
           <w:tcPr>
-            <w:tcW w:type="dxa" w:w="1728"/>
+            <w:tcW w:type="dxa" w:w="1440"/>
           </w:tcPr>
           <w:p>
             <w:pPr>
@@ -2737,7 +3258,7 @@
         </w:tc>
         <w:tc>
           <w:tcPr>
-            <w:tcW w:type="dxa" w:w="1728"/>
+            <w:tcW w:type="dxa" w:w="1440"/>
           </w:tcPr>
           <w:p>
             <w:pPr>
@@ -2753,7 +3274,7 @@
         </w:tc>
         <w:tc>
           <w:tcPr>
-            <w:tcW w:type="dxa" w:w="1728"/>
+            <w:tcW w:type="dxa" w:w="1440"/>
           </w:tcPr>
           <w:p>
             <w:pPr>
@@ -2769,7 +3290,7 @@
         </w:tc>
         <w:tc>
           <w:tcPr>
-            <w:tcW w:type="dxa" w:w="1728"/>
+            <w:tcW w:type="dxa" w:w="1440"/>
           </w:tcPr>
           <w:p>
             <w:pPr>
@@ -2785,7 +3306,7 @@
         </w:tc>
         <w:tc>
           <w:tcPr>
-            <w:tcW w:type="dxa" w:w="1728"/>
+            <w:tcW w:type="dxa" w:w="1440"/>
           </w:tcPr>
           <w:p>
             <w:pPr>
@@ -2799,11 +3320,27 @@
             </w:r>
           </w:p>
         </w:tc>
+        <w:tc>
+          <w:tcPr>
+            <w:tcW w:type="dxa" w:w="1440"/>
+          </w:tcPr>
+          <w:p>
+            <w:pPr>
+              <w:jc w:val="center"/>
+            </w:pPr>
+            <w:r>
+              <w:rPr>
+                <w:sz w:val="20"/>
+              </w:rPr>
+              <w:t>91</w:t>
+            </w:r>
+          </w:p>
+        </w:tc>
       </w:tr>
       <w:tr>
         <w:tc>
           <w:tcPr>
-            <w:tcW w:type="dxa" w:w="1728"/>
+            <w:tcW w:type="dxa" w:w="1440"/>
           </w:tcPr>
           <w:p>
             <w:pPr>
@@ -2819,7 +3356,7 @@
         </w:tc>
         <w:tc>
           <w:tcPr>
-            <w:tcW w:type="dxa" w:w="1728"/>
+            <w:tcW w:type="dxa" w:w="1440"/>
           </w:tcPr>
           <w:p>
             <w:pPr>
@@ -2835,7 +3372,7 @@
         </w:tc>
         <w:tc>
           <w:tcPr>
-            <w:tcW w:type="dxa" w:w="1728"/>
+            <w:tcW w:type="dxa" w:w="1440"/>
           </w:tcPr>
           <w:p>
             <w:pPr>
@@ -2851,7 +3388,7 @@
         </w:tc>
         <w:tc>
           <w:tcPr>
-            <w:tcW w:type="dxa" w:w="1728"/>
+            <w:tcW w:type="dxa" w:w="1440"/>
           </w:tcPr>
           <w:p>
             <w:pPr>
@@ -2867,7 +3404,7 @@
         </w:tc>
         <w:tc>
           <w:tcPr>
-            <w:tcW w:type="dxa" w:w="1728"/>
+            <w:tcW w:type="dxa" w:w="1440"/>
           </w:tcPr>
           <w:p>
             <w:pPr>
@@ -2881,11 +3418,27 @@
             </w:r>
           </w:p>
         </w:tc>
+        <w:tc>
+          <w:tcPr>
+            <w:tcW w:type="dxa" w:w="1440"/>
+          </w:tcPr>
+          <w:p>
+            <w:pPr>
+              <w:jc w:val="center"/>
+            </w:pPr>
+            <w:r>
+              <w:rPr>
+                <w:sz w:val="20"/>
+              </w:rPr>
+              <w:t>106</w:t>
+            </w:r>
+          </w:p>
+        </w:tc>
       </w:tr>
       <w:tr>
         <w:tc>
           <w:tcPr>
-            <w:tcW w:type="dxa" w:w="1728"/>
+            <w:tcW w:type="dxa" w:w="1440"/>
           </w:tcPr>
           <w:p>
             <w:pPr>
@@ -2901,7 +3454,7 @@
         </w:tc>
         <w:tc>
           <w:tcPr>
-            <w:tcW w:type="dxa" w:w="1728"/>
+            <w:tcW w:type="dxa" w:w="1440"/>
           </w:tcPr>
           <w:p>
             <w:pPr>
@@ -2917,7 +3470,7 @@
         </w:tc>
         <w:tc>
           <w:tcPr>
-            <w:tcW w:type="dxa" w:w="1728"/>
+            <w:tcW w:type="dxa" w:w="1440"/>
           </w:tcPr>
           <w:p>
             <w:pPr>
@@ -2933,7 +3486,7 @@
         </w:tc>
         <w:tc>
           <w:tcPr>
-            <w:tcW w:type="dxa" w:w="1728"/>
+            <w:tcW w:type="dxa" w:w="1440"/>
           </w:tcPr>
           <w:p>
             <w:pPr>
@@ -2949,7 +3502,7 @@
         </w:tc>
         <w:tc>
           <w:tcPr>
-            <w:tcW w:type="dxa" w:w="1728"/>
+            <w:tcW w:type="dxa" w:w="1440"/>
           </w:tcPr>
           <w:p>
             <w:pPr>
@@ -2963,11 +3516,27 @@
             </w:r>
           </w:p>
         </w:tc>
+        <w:tc>
+          <w:tcPr>
+            <w:tcW w:type="dxa" w:w="1440"/>
+          </w:tcPr>
+          <w:p>
+            <w:pPr>
+              <w:jc w:val="center"/>
+            </w:pPr>
+            <w:r>
+              <w:rPr>
+                <w:sz w:val="20"/>
+              </w:rPr>
+              <w:t>111</w:t>
+            </w:r>
+          </w:p>
+        </w:tc>
       </w:tr>
       <w:tr>
         <w:tc>
           <w:tcPr>
-            <w:tcW w:type="dxa" w:w="1728"/>
+            <w:tcW w:type="dxa" w:w="1440"/>
           </w:tcPr>
           <w:p>
             <w:pPr>
@@ -2983,7 +3552,7 @@
         </w:tc>
         <w:tc>
           <w:tcPr>
-            <w:tcW w:type="dxa" w:w="1728"/>
+            <w:tcW w:type="dxa" w:w="1440"/>
           </w:tcPr>
           <w:p>
             <w:pPr>
@@ -2999,7 +3568,7 @@
         </w:tc>
         <w:tc>
           <w:tcPr>
-            <w:tcW w:type="dxa" w:w="1728"/>
+            <w:tcW w:type="dxa" w:w="1440"/>
           </w:tcPr>
           <w:p>
             <w:pPr>
@@ -3015,7 +3584,7 @@
         </w:tc>
         <w:tc>
           <w:tcPr>
-            <w:tcW w:type="dxa" w:w="1728"/>
+            <w:tcW w:type="dxa" w:w="1440"/>
           </w:tcPr>
           <w:p>
             <w:pPr>
@@ -3031,7 +3600,7 @@
         </w:tc>
         <w:tc>
           <w:tcPr>
-            <w:tcW w:type="dxa" w:w="1728"/>
+            <w:tcW w:type="dxa" w:w="1440"/>
           </w:tcPr>
           <w:p>
             <w:pPr>
@@ -3045,11 +3614,27 @@
             </w:r>
           </w:p>
         </w:tc>
+        <w:tc>
+          <w:tcPr>
+            <w:tcW w:type="dxa" w:w="1440"/>
+          </w:tcPr>
+          <w:p>
+            <w:pPr>
+              <w:jc w:val="center"/>
+            </w:pPr>
+            <w:r>
+              <w:rPr>
+                <w:sz w:val="20"/>
+              </w:rPr>
+              <w:t>95</w:t>
+            </w:r>
+          </w:p>
+        </w:tc>
       </w:tr>
       <w:tr>
         <w:tc>
           <w:tcPr>
-            <w:tcW w:type="dxa" w:w="1728"/>
+            <w:tcW w:type="dxa" w:w="1440"/>
           </w:tcPr>
           <w:p>
             <w:pPr>
@@ -3065,7 +3650,7 @@
         </w:tc>
         <w:tc>
           <w:tcPr>
-            <w:tcW w:type="dxa" w:w="1728"/>
+            <w:tcW w:type="dxa" w:w="1440"/>
           </w:tcPr>
           <w:p>
             <w:pPr>
@@ -3081,7 +3666,7 @@
         </w:tc>
         <w:tc>
           <w:tcPr>
-            <w:tcW w:type="dxa" w:w="1728"/>
+            <w:tcW w:type="dxa" w:w="1440"/>
           </w:tcPr>
           <w:p>
             <w:pPr>
@@ -3097,7 +3682,7 @@
         </w:tc>
         <w:tc>
           <w:tcPr>
-            <w:tcW w:type="dxa" w:w="1728"/>
+            <w:tcW w:type="dxa" w:w="1440"/>
           </w:tcPr>
           <w:p>
             <w:pPr>
@@ -3113,7 +3698,7 @@
         </w:tc>
         <w:tc>
           <w:tcPr>
-            <w:tcW w:type="dxa" w:w="1728"/>
+            <w:tcW w:type="dxa" w:w="1440"/>
           </w:tcPr>
           <w:p>
             <w:pPr>
@@ -3124,6 +3709,22 @@
                 <w:sz w:val="20"/>
               </w:rPr>
               <w:t>0.69 ± 0.08</w:t>
+            </w:r>
+          </w:p>
+        </w:tc>
+        <w:tc>
+          <w:tcPr>
+            <w:tcW w:type="dxa" w:w="1440"/>
+          </w:tcPr>
+          <w:p>
+            <w:pPr>
+              <w:jc w:val="center"/>
+            </w:pPr>
+            <w:r>
+              <w:rPr>
+                <w:sz w:val="20"/>
+              </w:rPr>
+              <w:t>97</w:t>
             </w:r>
           </w:p>
         </w:tc>

--- a/results/Understanding and Designing a High-Performance Ultrafiltration Membrane Using Machine Learning/target_reversible fouling ratio (%)/tabular results/kernel_combination_scores.docx
+++ b/results/Understanding and Designing a High-Performance Ultrafiltration Membrane Using Machine Learning/target_reversible fouling ratio (%)/tabular results/kernel_combination_scores.docx
@@ -9,17 +9,20 @@
         <w:tblLook w:firstColumn="1" w:firstRow="1" w:lastColumn="0" w:lastRow="0" w:noHBand="0" w:noVBand="1" w:val="04A0"/>
       </w:tblPr>
       <w:tblGrid>
-        <w:gridCol w:w="1440"/>
-        <w:gridCol w:w="1440"/>
-        <w:gridCol w:w="1440"/>
-        <w:gridCol w:w="1440"/>
-        <w:gridCol w:w="1440"/>
-        <w:gridCol w:w="1440"/>
+        <w:gridCol w:w="960"/>
+        <w:gridCol w:w="960"/>
+        <w:gridCol w:w="960"/>
+        <w:gridCol w:w="960"/>
+        <w:gridCol w:w="960"/>
+        <w:gridCol w:w="960"/>
+        <w:gridCol w:w="960"/>
+        <w:gridCol w:w="960"/>
+        <w:gridCol w:w="960"/>
       </w:tblGrid>
       <w:tr>
         <w:tc>
           <w:tcPr>
-            <w:tcW w:type="dxa" w:w="4320"/>
+            <w:tcW w:type="dxa" w:w="2880"/>
             <w:gridSpan w:val="3"/>
           </w:tcPr>
           <w:p>
@@ -36,7 +39,7 @@
         </w:tc>
         <w:tc>
           <w:tcPr>
-            <w:tcW w:type="dxa" w:w="4320"/>
+            <w:tcW w:type="dxa" w:w="2880"/>
             <w:gridSpan w:val="3"/>
           </w:tcPr>
           <w:p>
@@ -47,7 +50,24 @@
               <w:rPr>
                 <w:sz w:val="20"/>
               </w:rPr>
-              <w:t>GP pyro</w:t>
+              <w:t>GPyro HMC</w:t>
+            </w:r>
+          </w:p>
+        </w:tc>
+        <w:tc>
+          <w:tcPr>
+            <w:tcW w:type="dxa" w:w="2880"/>
+            <w:gridSpan w:val="3"/>
+          </w:tcPr>
+          <w:p>
+            <w:pPr>
+              <w:jc w:val="center"/>
+            </w:pPr>
+            <w:r>
+              <w:rPr>
+                <w:sz w:val="20"/>
+              </w:rPr>
+              <w:t>GPyTorch MAP</w:t>
             </w:r>
           </w:p>
         </w:tc>
@@ -55,7 +75,7 @@
       <w:tr>
         <w:tc>
           <w:tcPr>
-            <w:tcW w:type="dxa" w:w="2880"/>
+            <w:tcW w:type="dxa" w:w="1920"/>
             <w:gridSpan w:val="2"/>
           </w:tcPr>
           <w:p>
@@ -72,7 +92,7 @@
         </w:tc>
         <w:tc>
           <w:tcPr>
-            <w:tcW w:type="dxa" w:w="1440"/>
+            <w:tcW w:type="dxa" w:w="960"/>
             <w:vMerge w:val="restart"/>
           </w:tcPr>
           <w:p>
@@ -89,7 +109,7 @@
         </w:tc>
         <w:tc>
           <w:tcPr>
-            <w:tcW w:type="dxa" w:w="1440"/>
+            <w:tcW w:type="dxa" w:w="960"/>
             <w:vMerge w:val="restart"/>
           </w:tcPr>
           <w:p>
@@ -106,7 +126,7 @@
         </w:tc>
         <w:tc>
           <w:tcPr>
-            <w:tcW w:type="dxa" w:w="1440"/>
+            <w:tcW w:type="dxa" w:w="960"/>
             <w:vMerge w:val="restart"/>
           </w:tcPr>
           <w:p>
@@ -123,7 +143,58 @@
         </w:tc>
         <w:tc>
           <w:tcPr>
-            <w:tcW w:type="dxa" w:w="1440"/>
+            <w:tcW w:type="dxa" w:w="960"/>
+            <w:vMerge w:val="restart"/>
+          </w:tcPr>
+          <w:p>
+            <w:pPr>
+              <w:jc w:val="center"/>
+            </w:pPr>
+            <w:r>
+              <w:rPr>
+                <w:sz w:val="20"/>
+              </w:rPr>
+              <w:t>Run time (sec)</w:t>
+            </w:r>
+          </w:p>
+        </w:tc>
+        <w:tc>
+          <w:tcPr>
+            <w:tcW w:type="dxa" w:w="960"/>
+            <w:vMerge w:val="restart"/>
+          </w:tcPr>
+          <w:p>
+            <w:pPr>
+              <w:jc w:val="center"/>
+            </w:pPr>
+            <w:r>
+              <w:rPr>
+                <w:sz w:val="20"/>
+              </w:rPr>
+              <w:t>RMSE</w:t>
+            </w:r>
+          </w:p>
+        </w:tc>
+        <w:tc>
+          <w:tcPr>
+            <w:tcW w:type="dxa" w:w="960"/>
+            <w:vMerge w:val="restart"/>
+          </w:tcPr>
+          <w:p>
+            <w:pPr>
+              <w:jc w:val="center"/>
+            </w:pPr>
+            <w:r>
+              <w:rPr>
+                <w:sz w:val="20"/>
+              </w:rPr>
+              <w:t>R²</w:t>
+            </w:r>
+          </w:p>
+        </w:tc>
+        <w:tc>
+          <w:tcPr>
+            <w:tcW w:type="dxa" w:w="960"/>
             <w:vMerge w:val="restart"/>
           </w:tcPr>
           <w:p>
@@ -142,7 +213,7 @@
       <w:tr>
         <w:tc>
           <w:tcPr>
-            <w:tcW w:type="dxa" w:w="1440"/>
+            <w:tcW w:type="dxa" w:w="960"/>
           </w:tcPr>
           <w:p>
             <w:pPr>
@@ -158,7 +229,7 @@
         </w:tc>
         <w:tc>
           <w:tcPr>
-            <w:tcW w:type="dxa" w:w="1440"/>
+            <w:tcW w:type="dxa" w:w="960"/>
           </w:tcPr>
           <w:p>
             <w:pPr>
@@ -174,28 +245,49 @@
         </w:tc>
         <w:tc>
           <w:tcPr>
-            <w:tcW w:type="dxa" w:w="1440"/>
+            <w:tcW w:type="dxa" w:w="960"/>
             <w:vMerge/>
           </w:tcPr>
           <w:p/>
         </w:tc>
         <w:tc>
           <w:tcPr>
-            <w:tcW w:type="dxa" w:w="1440"/>
+            <w:tcW w:type="dxa" w:w="960"/>
             <w:vMerge/>
           </w:tcPr>
           <w:p/>
         </w:tc>
         <w:tc>
           <w:tcPr>
-            <w:tcW w:type="dxa" w:w="1440"/>
+            <w:tcW w:type="dxa" w:w="960"/>
             <w:vMerge/>
           </w:tcPr>
           <w:p/>
         </w:tc>
         <w:tc>
           <w:tcPr>
-            <w:tcW w:type="dxa" w:w="1440"/>
+            <w:tcW w:type="dxa" w:w="960"/>
+            <w:vMerge/>
+          </w:tcPr>
+          <w:p/>
+        </w:tc>
+        <w:tc>
+          <w:tcPr>
+            <w:tcW w:type="dxa" w:w="960"/>
+            <w:vMerge/>
+          </w:tcPr>
+          <w:p/>
+        </w:tc>
+        <w:tc>
+          <w:tcPr>
+            <w:tcW w:type="dxa" w:w="960"/>
+            <w:vMerge/>
+          </w:tcPr>
+          <w:p/>
+        </w:tc>
+        <w:tc>
+          <w:tcPr>
+            <w:tcW w:type="dxa" w:w="960"/>
             <w:vMerge/>
           </w:tcPr>
           <w:p/>
@@ -204,7 +296,7 @@
       <w:tr>
         <w:tc>
           <w:tcPr>
-            <w:tcW w:type="dxa" w:w="1440"/>
+            <w:tcW w:type="dxa" w:w="960"/>
           </w:tcPr>
           <w:p>
             <w:pPr>
@@ -220,7 +312,7 @@
         </w:tc>
         <w:tc>
           <w:tcPr>
-            <w:tcW w:type="dxa" w:w="1440"/>
+            <w:tcW w:type="dxa" w:w="960"/>
           </w:tcPr>
           <w:p>
             <w:pPr>
@@ -236,7 +328,7 @@
         </w:tc>
         <w:tc>
           <w:tcPr>
-            <w:tcW w:type="dxa" w:w="1440"/>
+            <w:tcW w:type="dxa" w:w="960"/>
           </w:tcPr>
           <w:p>
             <w:pPr>
@@ -252,7 +344,7 @@
         </w:tc>
         <w:tc>
           <w:tcPr>
-            <w:tcW w:type="dxa" w:w="1440"/>
+            <w:tcW w:type="dxa" w:w="960"/>
           </w:tcPr>
           <w:p>
             <w:pPr>
@@ -268,7 +360,7 @@
         </w:tc>
         <w:tc>
           <w:tcPr>
-            <w:tcW w:type="dxa" w:w="1440"/>
+            <w:tcW w:type="dxa" w:w="960"/>
           </w:tcPr>
           <w:p>
             <w:pPr>
@@ -284,7 +376,7 @@
         </w:tc>
         <w:tc>
           <w:tcPr>
-            <w:tcW w:type="dxa" w:w="1440"/>
+            <w:tcW w:type="dxa" w:w="960"/>
           </w:tcPr>
           <w:p>
             <w:pPr>
@@ -295,6 +387,51 @@
                 <w:sz w:val="20"/>
               </w:rPr>
               <w:t>115</w:t>
+            </w:r>
+          </w:p>
+        </w:tc>
+        <w:tc>
+          <w:tcPr>
+            <w:tcW w:type="dxa" w:w="960"/>
+          </w:tcPr>
+          <w:p>
+            <w:pPr>
+              <w:jc w:val="center"/>
+            </w:pPr>
+            <w:r>
+              <w:rPr>
+                <w:sz w:val="20"/>
+              </w:rPr>
+            </w:r>
+          </w:p>
+        </w:tc>
+        <w:tc>
+          <w:tcPr>
+            <w:tcW w:type="dxa" w:w="960"/>
+          </w:tcPr>
+          <w:p>
+            <w:pPr>
+              <w:jc w:val="center"/>
+            </w:pPr>
+            <w:r>
+              <w:rPr>
+                <w:sz w:val="20"/>
+              </w:rPr>
+            </w:r>
+          </w:p>
+        </w:tc>
+        <w:tc>
+          <w:tcPr>
+            <w:tcW w:type="dxa" w:w="960"/>
+          </w:tcPr>
+          <w:p>
+            <w:pPr>
+              <w:jc w:val="center"/>
+            </w:pPr>
+            <w:r>
+              <w:rPr>
+                <w:sz w:val="20"/>
+              </w:rPr>
             </w:r>
           </w:p>
         </w:tc>
@@ -302,7 +439,7 @@
       <w:tr>
         <w:tc>
           <w:tcPr>
-            <w:tcW w:type="dxa" w:w="1440"/>
+            <w:tcW w:type="dxa" w:w="960"/>
           </w:tcPr>
           <w:p>
             <w:pPr>
@@ -318,7 +455,7 @@
         </w:tc>
         <w:tc>
           <w:tcPr>
-            <w:tcW w:type="dxa" w:w="1440"/>
+            <w:tcW w:type="dxa" w:w="960"/>
           </w:tcPr>
           <w:p>
             <w:pPr>
@@ -334,7 +471,7 @@
         </w:tc>
         <w:tc>
           <w:tcPr>
-            <w:tcW w:type="dxa" w:w="1440"/>
+            <w:tcW w:type="dxa" w:w="960"/>
           </w:tcPr>
           <w:p>
             <w:pPr>
@@ -350,7 +487,7 @@
         </w:tc>
         <w:tc>
           <w:tcPr>
-            <w:tcW w:type="dxa" w:w="1440"/>
+            <w:tcW w:type="dxa" w:w="960"/>
           </w:tcPr>
           <w:p>
             <w:pPr>
@@ -366,7 +503,7 @@
         </w:tc>
         <w:tc>
           <w:tcPr>
-            <w:tcW w:type="dxa" w:w="1440"/>
+            <w:tcW w:type="dxa" w:w="960"/>
           </w:tcPr>
           <w:p>
             <w:pPr>
@@ -382,7 +519,7 @@
         </w:tc>
         <w:tc>
           <w:tcPr>
-            <w:tcW w:type="dxa" w:w="1440"/>
+            <w:tcW w:type="dxa" w:w="960"/>
           </w:tcPr>
           <w:p>
             <w:pPr>
@@ -393,6 +530,51 @@
                 <w:sz w:val="20"/>
               </w:rPr>
               <w:t>117</w:t>
+            </w:r>
+          </w:p>
+        </w:tc>
+        <w:tc>
+          <w:tcPr>
+            <w:tcW w:type="dxa" w:w="960"/>
+          </w:tcPr>
+          <w:p>
+            <w:pPr>
+              <w:jc w:val="center"/>
+            </w:pPr>
+            <w:r>
+              <w:rPr>
+                <w:sz w:val="20"/>
+              </w:rPr>
+            </w:r>
+          </w:p>
+        </w:tc>
+        <w:tc>
+          <w:tcPr>
+            <w:tcW w:type="dxa" w:w="960"/>
+          </w:tcPr>
+          <w:p>
+            <w:pPr>
+              <w:jc w:val="center"/>
+            </w:pPr>
+            <w:r>
+              <w:rPr>
+                <w:sz w:val="20"/>
+              </w:rPr>
+            </w:r>
+          </w:p>
+        </w:tc>
+        <w:tc>
+          <w:tcPr>
+            <w:tcW w:type="dxa" w:w="960"/>
+          </w:tcPr>
+          <w:p>
+            <w:pPr>
+              <w:jc w:val="center"/>
+            </w:pPr>
+            <w:r>
+              <w:rPr>
+                <w:sz w:val="20"/>
+              </w:rPr>
             </w:r>
           </w:p>
         </w:tc>
@@ -400,7 +582,7 @@
       <w:tr>
         <w:tc>
           <w:tcPr>
-            <w:tcW w:type="dxa" w:w="1440"/>
+            <w:tcW w:type="dxa" w:w="960"/>
           </w:tcPr>
           <w:p>
             <w:pPr>
@@ -416,7 +598,7 @@
         </w:tc>
         <w:tc>
           <w:tcPr>
-            <w:tcW w:type="dxa" w:w="1440"/>
+            <w:tcW w:type="dxa" w:w="960"/>
           </w:tcPr>
           <w:p>
             <w:pPr>
@@ -432,7 +614,7 @@
         </w:tc>
         <w:tc>
           <w:tcPr>
-            <w:tcW w:type="dxa" w:w="1440"/>
+            <w:tcW w:type="dxa" w:w="960"/>
           </w:tcPr>
           <w:p>
             <w:pPr>
@@ -448,7 +630,7 @@
         </w:tc>
         <w:tc>
           <w:tcPr>
-            <w:tcW w:type="dxa" w:w="1440"/>
+            <w:tcW w:type="dxa" w:w="960"/>
           </w:tcPr>
           <w:p>
             <w:pPr>
@@ -464,7 +646,7 @@
         </w:tc>
         <w:tc>
           <w:tcPr>
-            <w:tcW w:type="dxa" w:w="1440"/>
+            <w:tcW w:type="dxa" w:w="960"/>
           </w:tcPr>
           <w:p>
             <w:pPr>
@@ -480,7 +662,7 @@
         </w:tc>
         <w:tc>
           <w:tcPr>
-            <w:tcW w:type="dxa" w:w="1440"/>
+            <w:tcW w:type="dxa" w:w="960"/>
           </w:tcPr>
           <w:p>
             <w:pPr>
@@ -491,6 +673,51 @@
                 <w:sz w:val="20"/>
               </w:rPr>
               <w:t>102</w:t>
+            </w:r>
+          </w:p>
+        </w:tc>
+        <w:tc>
+          <w:tcPr>
+            <w:tcW w:type="dxa" w:w="960"/>
+          </w:tcPr>
+          <w:p>
+            <w:pPr>
+              <w:jc w:val="center"/>
+            </w:pPr>
+            <w:r>
+              <w:rPr>
+                <w:sz w:val="20"/>
+              </w:rPr>
+            </w:r>
+          </w:p>
+        </w:tc>
+        <w:tc>
+          <w:tcPr>
+            <w:tcW w:type="dxa" w:w="960"/>
+          </w:tcPr>
+          <w:p>
+            <w:pPr>
+              <w:jc w:val="center"/>
+            </w:pPr>
+            <w:r>
+              <w:rPr>
+                <w:sz w:val="20"/>
+              </w:rPr>
+            </w:r>
+          </w:p>
+        </w:tc>
+        <w:tc>
+          <w:tcPr>
+            <w:tcW w:type="dxa" w:w="960"/>
+          </w:tcPr>
+          <w:p>
+            <w:pPr>
+              <w:jc w:val="center"/>
+            </w:pPr>
+            <w:r>
+              <w:rPr>
+                <w:sz w:val="20"/>
+              </w:rPr>
             </w:r>
           </w:p>
         </w:tc>
@@ -498,7 +725,7 @@
       <w:tr>
         <w:tc>
           <w:tcPr>
-            <w:tcW w:type="dxa" w:w="1440"/>
+            <w:tcW w:type="dxa" w:w="960"/>
           </w:tcPr>
           <w:p>
             <w:pPr>
@@ -514,7 +741,7 @@
         </w:tc>
         <w:tc>
           <w:tcPr>
-            <w:tcW w:type="dxa" w:w="1440"/>
+            <w:tcW w:type="dxa" w:w="960"/>
           </w:tcPr>
           <w:p>
             <w:pPr>
@@ -530,7 +757,7 @@
         </w:tc>
         <w:tc>
           <w:tcPr>
-            <w:tcW w:type="dxa" w:w="1440"/>
+            <w:tcW w:type="dxa" w:w="960"/>
           </w:tcPr>
           <w:p>
             <w:pPr>
@@ -546,7 +773,7 @@
         </w:tc>
         <w:tc>
           <w:tcPr>
-            <w:tcW w:type="dxa" w:w="1440"/>
+            <w:tcW w:type="dxa" w:w="960"/>
           </w:tcPr>
           <w:p>
             <w:pPr>
@@ -562,7 +789,7 @@
         </w:tc>
         <w:tc>
           <w:tcPr>
-            <w:tcW w:type="dxa" w:w="1440"/>
+            <w:tcW w:type="dxa" w:w="960"/>
           </w:tcPr>
           <w:p>
             <w:pPr>
@@ -578,7 +805,7 @@
         </w:tc>
         <w:tc>
           <w:tcPr>
-            <w:tcW w:type="dxa" w:w="1440"/>
+            <w:tcW w:type="dxa" w:w="960"/>
           </w:tcPr>
           <w:p>
             <w:pPr>
@@ -589,6 +816,51 @@
                 <w:sz w:val="20"/>
               </w:rPr>
               <w:t>122</w:t>
+            </w:r>
+          </w:p>
+        </w:tc>
+        <w:tc>
+          <w:tcPr>
+            <w:tcW w:type="dxa" w:w="960"/>
+          </w:tcPr>
+          <w:p>
+            <w:pPr>
+              <w:jc w:val="center"/>
+            </w:pPr>
+            <w:r>
+              <w:rPr>
+                <w:sz w:val="20"/>
+              </w:rPr>
+            </w:r>
+          </w:p>
+        </w:tc>
+        <w:tc>
+          <w:tcPr>
+            <w:tcW w:type="dxa" w:w="960"/>
+          </w:tcPr>
+          <w:p>
+            <w:pPr>
+              <w:jc w:val="center"/>
+            </w:pPr>
+            <w:r>
+              <w:rPr>
+                <w:sz w:val="20"/>
+              </w:rPr>
+            </w:r>
+          </w:p>
+        </w:tc>
+        <w:tc>
+          <w:tcPr>
+            <w:tcW w:type="dxa" w:w="960"/>
+          </w:tcPr>
+          <w:p>
+            <w:pPr>
+              <w:jc w:val="center"/>
+            </w:pPr>
+            <w:r>
+              <w:rPr>
+                <w:sz w:val="20"/>
+              </w:rPr>
             </w:r>
           </w:p>
         </w:tc>
@@ -596,7 +868,7 @@
       <w:tr>
         <w:tc>
           <w:tcPr>
-            <w:tcW w:type="dxa" w:w="1440"/>
+            <w:tcW w:type="dxa" w:w="960"/>
           </w:tcPr>
           <w:p>
             <w:pPr>
@@ -612,7 +884,7 @@
         </w:tc>
         <w:tc>
           <w:tcPr>
-            <w:tcW w:type="dxa" w:w="1440"/>
+            <w:tcW w:type="dxa" w:w="960"/>
           </w:tcPr>
           <w:p>
             <w:pPr>
@@ -628,7 +900,7 @@
         </w:tc>
         <w:tc>
           <w:tcPr>
-            <w:tcW w:type="dxa" w:w="1440"/>
+            <w:tcW w:type="dxa" w:w="960"/>
           </w:tcPr>
           <w:p>
             <w:pPr>
@@ -644,7 +916,7 @@
         </w:tc>
         <w:tc>
           <w:tcPr>
-            <w:tcW w:type="dxa" w:w="1440"/>
+            <w:tcW w:type="dxa" w:w="960"/>
           </w:tcPr>
           <w:p>
             <w:pPr>
@@ -660,7 +932,7 @@
         </w:tc>
         <w:tc>
           <w:tcPr>
-            <w:tcW w:type="dxa" w:w="1440"/>
+            <w:tcW w:type="dxa" w:w="960"/>
           </w:tcPr>
           <w:p>
             <w:pPr>
@@ -676,7 +948,7 @@
         </w:tc>
         <w:tc>
           <w:tcPr>
-            <w:tcW w:type="dxa" w:w="1440"/>
+            <w:tcW w:type="dxa" w:w="960"/>
           </w:tcPr>
           <w:p>
             <w:pPr>
@@ -687,6 +959,51 @@
                 <w:sz w:val="20"/>
               </w:rPr>
               <w:t>108</w:t>
+            </w:r>
+          </w:p>
+        </w:tc>
+        <w:tc>
+          <w:tcPr>
+            <w:tcW w:type="dxa" w:w="960"/>
+          </w:tcPr>
+          <w:p>
+            <w:pPr>
+              <w:jc w:val="center"/>
+            </w:pPr>
+            <w:r>
+              <w:rPr>
+                <w:sz w:val="20"/>
+              </w:rPr>
+            </w:r>
+          </w:p>
+        </w:tc>
+        <w:tc>
+          <w:tcPr>
+            <w:tcW w:type="dxa" w:w="960"/>
+          </w:tcPr>
+          <w:p>
+            <w:pPr>
+              <w:jc w:val="center"/>
+            </w:pPr>
+            <w:r>
+              <w:rPr>
+                <w:sz w:val="20"/>
+              </w:rPr>
+            </w:r>
+          </w:p>
+        </w:tc>
+        <w:tc>
+          <w:tcPr>
+            <w:tcW w:type="dxa" w:w="960"/>
+          </w:tcPr>
+          <w:p>
+            <w:pPr>
+              <w:jc w:val="center"/>
+            </w:pPr>
+            <w:r>
+              <w:rPr>
+                <w:sz w:val="20"/>
+              </w:rPr>
             </w:r>
           </w:p>
         </w:tc>
@@ -694,7 +1011,7 @@
       <w:tr>
         <w:tc>
           <w:tcPr>
-            <w:tcW w:type="dxa" w:w="1440"/>
+            <w:tcW w:type="dxa" w:w="960"/>
           </w:tcPr>
           <w:p>
             <w:pPr>
@@ -710,7 +1027,7 @@
         </w:tc>
         <w:tc>
           <w:tcPr>
-            <w:tcW w:type="dxa" w:w="1440"/>
+            <w:tcW w:type="dxa" w:w="960"/>
           </w:tcPr>
           <w:p>
             <w:pPr>
@@ -726,7 +1043,7 @@
         </w:tc>
         <w:tc>
           <w:tcPr>
-            <w:tcW w:type="dxa" w:w="1440"/>
+            <w:tcW w:type="dxa" w:w="960"/>
           </w:tcPr>
           <w:p>
             <w:pPr>
@@ -742,7 +1059,7 @@
         </w:tc>
         <w:tc>
           <w:tcPr>
-            <w:tcW w:type="dxa" w:w="1440"/>
+            <w:tcW w:type="dxa" w:w="960"/>
           </w:tcPr>
           <w:p>
             <w:pPr>
@@ -758,7 +1075,7 @@
         </w:tc>
         <w:tc>
           <w:tcPr>
-            <w:tcW w:type="dxa" w:w="1440"/>
+            <w:tcW w:type="dxa" w:w="960"/>
           </w:tcPr>
           <w:p>
             <w:pPr>
@@ -774,7 +1091,7 @@
         </w:tc>
         <w:tc>
           <w:tcPr>
-            <w:tcW w:type="dxa" w:w="1440"/>
+            <w:tcW w:type="dxa" w:w="960"/>
           </w:tcPr>
           <w:p>
             <w:pPr>
@@ -785,6 +1102,51 @@
                 <w:sz w:val="20"/>
               </w:rPr>
               <w:t>121</w:t>
+            </w:r>
+          </w:p>
+        </w:tc>
+        <w:tc>
+          <w:tcPr>
+            <w:tcW w:type="dxa" w:w="960"/>
+          </w:tcPr>
+          <w:p>
+            <w:pPr>
+              <w:jc w:val="center"/>
+            </w:pPr>
+            <w:r>
+              <w:rPr>
+                <w:sz w:val="20"/>
+              </w:rPr>
+            </w:r>
+          </w:p>
+        </w:tc>
+        <w:tc>
+          <w:tcPr>
+            <w:tcW w:type="dxa" w:w="960"/>
+          </w:tcPr>
+          <w:p>
+            <w:pPr>
+              <w:jc w:val="center"/>
+            </w:pPr>
+            <w:r>
+              <w:rPr>
+                <w:sz w:val="20"/>
+              </w:rPr>
+            </w:r>
+          </w:p>
+        </w:tc>
+        <w:tc>
+          <w:tcPr>
+            <w:tcW w:type="dxa" w:w="960"/>
+          </w:tcPr>
+          <w:p>
+            <w:pPr>
+              <w:jc w:val="center"/>
+            </w:pPr>
+            <w:r>
+              <w:rPr>
+                <w:sz w:val="20"/>
+              </w:rPr>
             </w:r>
           </w:p>
         </w:tc>
@@ -792,7 +1154,7 @@
       <w:tr>
         <w:tc>
           <w:tcPr>
-            <w:tcW w:type="dxa" w:w="1440"/>
+            <w:tcW w:type="dxa" w:w="960"/>
           </w:tcPr>
           <w:p>
             <w:pPr>
@@ -808,7 +1170,7 @@
         </w:tc>
         <w:tc>
           <w:tcPr>
-            <w:tcW w:type="dxa" w:w="1440"/>
+            <w:tcW w:type="dxa" w:w="960"/>
           </w:tcPr>
           <w:p>
             <w:pPr>
@@ -824,7 +1186,7 @@
         </w:tc>
         <w:tc>
           <w:tcPr>
-            <w:tcW w:type="dxa" w:w="1440"/>
+            <w:tcW w:type="dxa" w:w="960"/>
           </w:tcPr>
           <w:p>
             <w:pPr>
@@ -840,7 +1202,7 @@
         </w:tc>
         <w:tc>
           <w:tcPr>
-            <w:tcW w:type="dxa" w:w="1440"/>
+            <w:tcW w:type="dxa" w:w="960"/>
           </w:tcPr>
           <w:p>
             <w:pPr>
@@ -856,7 +1218,7 @@
         </w:tc>
         <w:tc>
           <w:tcPr>
-            <w:tcW w:type="dxa" w:w="1440"/>
+            <w:tcW w:type="dxa" w:w="960"/>
           </w:tcPr>
           <w:p>
             <w:pPr>
@@ -872,7 +1234,7 @@
         </w:tc>
         <w:tc>
           <w:tcPr>
-            <w:tcW w:type="dxa" w:w="1440"/>
+            <w:tcW w:type="dxa" w:w="960"/>
           </w:tcPr>
           <w:p>
             <w:pPr>
@@ -883,6 +1245,51 @@
                 <w:sz w:val="20"/>
               </w:rPr>
               <w:t>111</w:t>
+            </w:r>
+          </w:p>
+        </w:tc>
+        <w:tc>
+          <w:tcPr>
+            <w:tcW w:type="dxa" w:w="960"/>
+          </w:tcPr>
+          <w:p>
+            <w:pPr>
+              <w:jc w:val="center"/>
+            </w:pPr>
+            <w:r>
+              <w:rPr>
+                <w:sz w:val="20"/>
+              </w:rPr>
+            </w:r>
+          </w:p>
+        </w:tc>
+        <w:tc>
+          <w:tcPr>
+            <w:tcW w:type="dxa" w:w="960"/>
+          </w:tcPr>
+          <w:p>
+            <w:pPr>
+              <w:jc w:val="center"/>
+            </w:pPr>
+            <w:r>
+              <w:rPr>
+                <w:sz w:val="20"/>
+              </w:rPr>
+            </w:r>
+          </w:p>
+        </w:tc>
+        <w:tc>
+          <w:tcPr>
+            <w:tcW w:type="dxa" w:w="960"/>
+          </w:tcPr>
+          <w:p>
+            <w:pPr>
+              <w:jc w:val="center"/>
+            </w:pPr>
+            <w:r>
+              <w:rPr>
+                <w:sz w:val="20"/>
+              </w:rPr>
             </w:r>
           </w:p>
         </w:tc>
@@ -890,7 +1297,7 @@
       <w:tr>
         <w:tc>
           <w:tcPr>
-            <w:tcW w:type="dxa" w:w="1440"/>
+            <w:tcW w:type="dxa" w:w="960"/>
           </w:tcPr>
           <w:p>
             <w:pPr>
@@ -906,7 +1313,7 @@
         </w:tc>
         <w:tc>
           <w:tcPr>
-            <w:tcW w:type="dxa" w:w="1440"/>
+            <w:tcW w:type="dxa" w:w="960"/>
           </w:tcPr>
           <w:p>
             <w:pPr>
@@ -922,7 +1329,7 @@
         </w:tc>
         <w:tc>
           <w:tcPr>
-            <w:tcW w:type="dxa" w:w="1440"/>
+            <w:tcW w:type="dxa" w:w="960"/>
           </w:tcPr>
           <w:p>
             <w:pPr>
@@ -938,7 +1345,7 @@
         </w:tc>
         <w:tc>
           <w:tcPr>
-            <w:tcW w:type="dxa" w:w="1440"/>
+            <w:tcW w:type="dxa" w:w="960"/>
           </w:tcPr>
           <w:p>
             <w:pPr>
@@ -954,7 +1361,7 @@
         </w:tc>
         <w:tc>
           <w:tcPr>
-            <w:tcW w:type="dxa" w:w="1440"/>
+            <w:tcW w:type="dxa" w:w="960"/>
           </w:tcPr>
           <w:p>
             <w:pPr>
@@ -970,7 +1377,7 @@
         </w:tc>
         <w:tc>
           <w:tcPr>
-            <w:tcW w:type="dxa" w:w="1440"/>
+            <w:tcW w:type="dxa" w:w="960"/>
           </w:tcPr>
           <w:p>
             <w:pPr>
@@ -981,6 +1388,51 @@
                 <w:sz w:val="20"/>
               </w:rPr>
               <w:t>109</w:t>
+            </w:r>
+          </w:p>
+        </w:tc>
+        <w:tc>
+          <w:tcPr>
+            <w:tcW w:type="dxa" w:w="960"/>
+          </w:tcPr>
+          <w:p>
+            <w:pPr>
+              <w:jc w:val="center"/>
+            </w:pPr>
+            <w:r>
+              <w:rPr>
+                <w:sz w:val="20"/>
+              </w:rPr>
+            </w:r>
+          </w:p>
+        </w:tc>
+        <w:tc>
+          <w:tcPr>
+            <w:tcW w:type="dxa" w:w="960"/>
+          </w:tcPr>
+          <w:p>
+            <w:pPr>
+              <w:jc w:val="center"/>
+            </w:pPr>
+            <w:r>
+              <w:rPr>
+                <w:sz w:val="20"/>
+              </w:rPr>
+            </w:r>
+          </w:p>
+        </w:tc>
+        <w:tc>
+          <w:tcPr>
+            <w:tcW w:type="dxa" w:w="960"/>
+          </w:tcPr>
+          <w:p>
+            <w:pPr>
+              <w:jc w:val="center"/>
+            </w:pPr>
+            <w:r>
+              <w:rPr>
+                <w:sz w:val="20"/>
+              </w:rPr>
             </w:r>
           </w:p>
         </w:tc>
@@ -988,7 +1440,7 @@
       <w:tr>
         <w:tc>
           <w:tcPr>
-            <w:tcW w:type="dxa" w:w="1440"/>
+            <w:tcW w:type="dxa" w:w="960"/>
           </w:tcPr>
           <w:p>
             <w:pPr>
@@ -1004,7 +1456,7 @@
         </w:tc>
         <w:tc>
           <w:tcPr>
-            <w:tcW w:type="dxa" w:w="1440"/>
+            <w:tcW w:type="dxa" w:w="960"/>
           </w:tcPr>
           <w:p>
             <w:pPr>
@@ -1020,7 +1472,7 @@
         </w:tc>
         <w:tc>
           <w:tcPr>
-            <w:tcW w:type="dxa" w:w="1440"/>
+            <w:tcW w:type="dxa" w:w="960"/>
           </w:tcPr>
           <w:p>
             <w:pPr>
@@ -1036,7 +1488,7 @@
         </w:tc>
         <w:tc>
           <w:tcPr>
-            <w:tcW w:type="dxa" w:w="1440"/>
+            <w:tcW w:type="dxa" w:w="960"/>
           </w:tcPr>
           <w:p>
             <w:pPr>
@@ -1052,7 +1504,7 @@
         </w:tc>
         <w:tc>
           <w:tcPr>
-            <w:tcW w:type="dxa" w:w="1440"/>
+            <w:tcW w:type="dxa" w:w="960"/>
           </w:tcPr>
           <w:p>
             <w:pPr>
@@ -1068,7 +1520,7 @@
         </w:tc>
         <w:tc>
           <w:tcPr>
-            <w:tcW w:type="dxa" w:w="1440"/>
+            <w:tcW w:type="dxa" w:w="960"/>
           </w:tcPr>
           <w:p>
             <w:pPr>
@@ -1079,6 +1531,51 @@
                 <w:sz w:val="20"/>
               </w:rPr>
               <w:t>117</w:t>
+            </w:r>
+          </w:p>
+        </w:tc>
+        <w:tc>
+          <w:tcPr>
+            <w:tcW w:type="dxa" w:w="960"/>
+          </w:tcPr>
+          <w:p>
+            <w:pPr>
+              <w:jc w:val="center"/>
+            </w:pPr>
+            <w:r>
+              <w:rPr>
+                <w:sz w:val="20"/>
+              </w:rPr>
+            </w:r>
+          </w:p>
+        </w:tc>
+        <w:tc>
+          <w:tcPr>
+            <w:tcW w:type="dxa" w:w="960"/>
+          </w:tcPr>
+          <w:p>
+            <w:pPr>
+              <w:jc w:val="center"/>
+            </w:pPr>
+            <w:r>
+              <w:rPr>
+                <w:sz w:val="20"/>
+              </w:rPr>
+            </w:r>
+          </w:p>
+        </w:tc>
+        <w:tc>
+          <w:tcPr>
+            <w:tcW w:type="dxa" w:w="960"/>
+          </w:tcPr>
+          <w:p>
+            <w:pPr>
+              <w:jc w:val="center"/>
+            </w:pPr>
+            <w:r>
+              <w:rPr>
+                <w:sz w:val="20"/>
+              </w:rPr>
             </w:r>
           </w:p>
         </w:tc>
@@ -1086,7 +1583,7 @@
       <w:tr>
         <w:tc>
           <w:tcPr>
-            <w:tcW w:type="dxa" w:w="1440"/>
+            <w:tcW w:type="dxa" w:w="960"/>
           </w:tcPr>
           <w:p>
             <w:pPr>
@@ -1102,7 +1599,7 @@
         </w:tc>
         <w:tc>
           <w:tcPr>
-            <w:tcW w:type="dxa" w:w="1440"/>
+            <w:tcW w:type="dxa" w:w="960"/>
           </w:tcPr>
           <w:p>
             <w:pPr>
@@ -1118,7 +1615,7 @@
         </w:tc>
         <w:tc>
           <w:tcPr>
-            <w:tcW w:type="dxa" w:w="1440"/>
+            <w:tcW w:type="dxa" w:w="960"/>
           </w:tcPr>
           <w:p>
             <w:pPr>
@@ -1134,7 +1631,7 @@
         </w:tc>
         <w:tc>
           <w:tcPr>
-            <w:tcW w:type="dxa" w:w="1440"/>
+            <w:tcW w:type="dxa" w:w="960"/>
           </w:tcPr>
           <w:p>
             <w:pPr>
@@ -1150,7 +1647,7 @@
         </w:tc>
         <w:tc>
           <w:tcPr>
-            <w:tcW w:type="dxa" w:w="1440"/>
+            <w:tcW w:type="dxa" w:w="960"/>
           </w:tcPr>
           <w:p>
             <w:pPr>
@@ -1166,7 +1663,7 @@
         </w:tc>
         <w:tc>
           <w:tcPr>
-            <w:tcW w:type="dxa" w:w="1440"/>
+            <w:tcW w:type="dxa" w:w="960"/>
           </w:tcPr>
           <w:p>
             <w:pPr>
@@ -1177,6 +1674,51 @@
                 <w:sz w:val="20"/>
               </w:rPr>
               <w:t>108</w:t>
+            </w:r>
+          </w:p>
+        </w:tc>
+        <w:tc>
+          <w:tcPr>
+            <w:tcW w:type="dxa" w:w="960"/>
+          </w:tcPr>
+          <w:p>
+            <w:pPr>
+              <w:jc w:val="center"/>
+            </w:pPr>
+            <w:r>
+              <w:rPr>
+                <w:sz w:val="20"/>
+              </w:rPr>
+            </w:r>
+          </w:p>
+        </w:tc>
+        <w:tc>
+          <w:tcPr>
+            <w:tcW w:type="dxa" w:w="960"/>
+          </w:tcPr>
+          <w:p>
+            <w:pPr>
+              <w:jc w:val="center"/>
+            </w:pPr>
+            <w:r>
+              <w:rPr>
+                <w:sz w:val="20"/>
+              </w:rPr>
+            </w:r>
+          </w:p>
+        </w:tc>
+        <w:tc>
+          <w:tcPr>
+            <w:tcW w:type="dxa" w:w="960"/>
+          </w:tcPr>
+          <w:p>
+            <w:pPr>
+              <w:jc w:val="center"/>
+            </w:pPr>
+            <w:r>
+              <w:rPr>
+                <w:sz w:val="20"/>
+              </w:rPr>
             </w:r>
           </w:p>
         </w:tc>
@@ -1184,7 +1726,7 @@
       <w:tr>
         <w:tc>
           <w:tcPr>
-            <w:tcW w:type="dxa" w:w="1440"/>
+            <w:tcW w:type="dxa" w:w="960"/>
           </w:tcPr>
           <w:p>
             <w:pPr>
@@ -1200,7 +1742,7 @@
         </w:tc>
         <w:tc>
           <w:tcPr>
-            <w:tcW w:type="dxa" w:w="1440"/>
+            <w:tcW w:type="dxa" w:w="960"/>
           </w:tcPr>
           <w:p>
             <w:pPr>
@@ -1216,7 +1758,7 @@
         </w:tc>
         <w:tc>
           <w:tcPr>
-            <w:tcW w:type="dxa" w:w="1440"/>
+            <w:tcW w:type="dxa" w:w="960"/>
           </w:tcPr>
           <w:p>
             <w:pPr>
@@ -1232,7 +1774,7 @@
         </w:tc>
         <w:tc>
           <w:tcPr>
-            <w:tcW w:type="dxa" w:w="1440"/>
+            <w:tcW w:type="dxa" w:w="960"/>
           </w:tcPr>
           <w:p>
             <w:pPr>
@@ -1248,7 +1790,7 @@
         </w:tc>
         <w:tc>
           <w:tcPr>
-            <w:tcW w:type="dxa" w:w="1440"/>
+            <w:tcW w:type="dxa" w:w="960"/>
           </w:tcPr>
           <w:p>
             <w:pPr>
@@ -1264,7 +1806,7 @@
         </w:tc>
         <w:tc>
           <w:tcPr>
-            <w:tcW w:type="dxa" w:w="1440"/>
+            <w:tcW w:type="dxa" w:w="960"/>
           </w:tcPr>
           <w:p>
             <w:pPr>
@@ -1275,6 +1817,51 @@
                 <w:sz w:val="20"/>
               </w:rPr>
               <w:t>107</w:t>
+            </w:r>
+          </w:p>
+        </w:tc>
+        <w:tc>
+          <w:tcPr>
+            <w:tcW w:type="dxa" w:w="960"/>
+          </w:tcPr>
+          <w:p>
+            <w:pPr>
+              <w:jc w:val="center"/>
+            </w:pPr>
+            <w:r>
+              <w:rPr>
+                <w:sz w:val="20"/>
+              </w:rPr>
+            </w:r>
+          </w:p>
+        </w:tc>
+        <w:tc>
+          <w:tcPr>
+            <w:tcW w:type="dxa" w:w="960"/>
+          </w:tcPr>
+          <w:p>
+            <w:pPr>
+              <w:jc w:val="center"/>
+            </w:pPr>
+            <w:r>
+              <w:rPr>
+                <w:sz w:val="20"/>
+              </w:rPr>
+            </w:r>
+          </w:p>
+        </w:tc>
+        <w:tc>
+          <w:tcPr>
+            <w:tcW w:type="dxa" w:w="960"/>
+          </w:tcPr>
+          <w:p>
+            <w:pPr>
+              <w:jc w:val="center"/>
+            </w:pPr>
+            <w:r>
+              <w:rPr>
+                <w:sz w:val="20"/>
+              </w:rPr>
             </w:r>
           </w:p>
         </w:tc>
@@ -1282,7 +1869,7 @@
       <w:tr>
         <w:tc>
           <w:tcPr>
-            <w:tcW w:type="dxa" w:w="1440"/>
+            <w:tcW w:type="dxa" w:w="960"/>
           </w:tcPr>
           <w:p>
             <w:pPr>
@@ -1298,7 +1885,7 @@
         </w:tc>
         <w:tc>
           <w:tcPr>
-            <w:tcW w:type="dxa" w:w="1440"/>
+            <w:tcW w:type="dxa" w:w="960"/>
           </w:tcPr>
           <w:p>
             <w:pPr>
@@ -1314,7 +1901,7 @@
         </w:tc>
         <w:tc>
           <w:tcPr>
-            <w:tcW w:type="dxa" w:w="1440"/>
+            <w:tcW w:type="dxa" w:w="960"/>
           </w:tcPr>
           <w:p>
             <w:pPr>
@@ -1330,7 +1917,7 @@
         </w:tc>
         <w:tc>
           <w:tcPr>
-            <w:tcW w:type="dxa" w:w="1440"/>
+            <w:tcW w:type="dxa" w:w="960"/>
           </w:tcPr>
           <w:p>
             <w:pPr>
@@ -1346,7 +1933,7 @@
         </w:tc>
         <w:tc>
           <w:tcPr>
-            <w:tcW w:type="dxa" w:w="1440"/>
+            <w:tcW w:type="dxa" w:w="960"/>
           </w:tcPr>
           <w:p>
             <w:pPr>
@@ -1362,7 +1949,7 @@
         </w:tc>
         <w:tc>
           <w:tcPr>
-            <w:tcW w:type="dxa" w:w="1440"/>
+            <w:tcW w:type="dxa" w:w="960"/>
           </w:tcPr>
           <w:p>
             <w:pPr>
@@ -1373,6 +1960,51 @@
                 <w:sz w:val="20"/>
               </w:rPr>
               <w:t>104</w:t>
+            </w:r>
+          </w:p>
+        </w:tc>
+        <w:tc>
+          <w:tcPr>
+            <w:tcW w:type="dxa" w:w="960"/>
+          </w:tcPr>
+          <w:p>
+            <w:pPr>
+              <w:jc w:val="center"/>
+            </w:pPr>
+            <w:r>
+              <w:rPr>
+                <w:sz w:val="20"/>
+              </w:rPr>
+            </w:r>
+          </w:p>
+        </w:tc>
+        <w:tc>
+          <w:tcPr>
+            <w:tcW w:type="dxa" w:w="960"/>
+          </w:tcPr>
+          <w:p>
+            <w:pPr>
+              <w:jc w:val="center"/>
+            </w:pPr>
+            <w:r>
+              <w:rPr>
+                <w:sz w:val="20"/>
+              </w:rPr>
+            </w:r>
+          </w:p>
+        </w:tc>
+        <w:tc>
+          <w:tcPr>
+            <w:tcW w:type="dxa" w:w="960"/>
+          </w:tcPr>
+          <w:p>
+            <w:pPr>
+              <w:jc w:val="center"/>
+            </w:pPr>
+            <w:r>
+              <w:rPr>
+                <w:sz w:val="20"/>
+              </w:rPr>
             </w:r>
           </w:p>
         </w:tc>
@@ -1380,7 +2012,7 @@
       <w:tr>
         <w:tc>
           <w:tcPr>
-            <w:tcW w:type="dxa" w:w="1440"/>
+            <w:tcW w:type="dxa" w:w="960"/>
           </w:tcPr>
           <w:p>
             <w:pPr>
@@ -1396,7 +2028,7 @@
         </w:tc>
         <w:tc>
           <w:tcPr>
-            <w:tcW w:type="dxa" w:w="1440"/>
+            <w:tcW w:type="dxa" w:w="960"/>
           </w:tcPr>
           <w:p>
             <w:pPr>
@@ -1412,7 +2044,7 @@
         </w:tc>
         <w:tc>
           <w:tcPr>
-            <w:tcW w:type="dxa" w:w="1440"/>
+            <w:tcW w:type="dxa" w:w="960"/>
           </w:tcPr>
           <w:p>
             <w:pPr>
@@ -1428,7 +2060,7 @@
         </w:tc>
         <w:tc>
           <w:tcPr>
-            <w:tcW w:type="dxa" w:w="1440"/>
+            <w:tcW w:type="dxa" w:w="960"/>
           </w:tcPr>
           <w:p>
             <w:pPr>
@@ -1444,7 +2076,7 @@
         </w:tc>
         <w:tc>
           <w:tcPr>
-            <w:tcW w:type="dxa" w:w="1440"/>
+            <w:tcW w:type="dxa" w:w="960"/>
           </w:tcPr>
           <w:p>
             <w:pPr>
@@ -1460,7 +2092,7 @@
         </w:tc>
         <w:tc>
           <w:tcPr>
-            <w:tcW w:type="dxa" w:w="1440"/>
+            <w:tcW w:type="dxa" w:w="960"/>
           </w:tcPr>
           <w:p>
             <w:pPr>
@@ -1471,6 +2103,51 @@
                 <w:sz w:val="20"/>
               </w:rPr>
               <w:t>145</w:t>
+            </w:r>
+          </w:p>
+        </w:tc>
+        <w:tc>
+          <w:tcPr>
+            <w:tcW w:type="dxa" w:w="960"/>
+          </w:tcPr>
+          <w:p>
+            <w:pPr>
+              <w:jc w:val="center"/>
+            </w:pPr>
+            <w:r>
+              <w:rPr>
+                <w:sz w:val="20"/>
+              </w:rPr>
+            </w:r>
+          </w:p>
+        </w:tc>
+        <w:tc>
+          <w:tcPr>
+            <w:tcW w:type="dxa" w:w="960"/>
+          </w:tcPr>
+          <w:p>
+            <w:pPr>
+              <w:jc w:val="center"/>
+            </w:pPr>
+            <w:r>
+              <w:rPr>
+                <w:sz w:val="20"/>
+              </w:rPr>
+            </w:r>
+          </w:p>
+        </w:tc>
+        <w:tc>
+          <w:tcPr>
+            <w:tcW w:type="dxa" w:w="960"/>
+          </w:tcPr>
+          <w:p>
+            <w:pPr>
+              <w:jc w:val="center"/>
+            </w:pPr>
+            <w:r>
+              <w:rPr>
+                <w:sz w:val="20"/>
+              </w:rPr>
             </w:r>
           </w:p>
         </w:tc>
@@ -1478,7 +2155,7 @@
       <w:tr>
         <w:tc>
           <w:tcPr>
-            <w:tcW w:type="dxa" w:w="1440"/>
+            <w:tcW w:type="dxa" w:w="960"/>
           </w:tcPr>
           <w:p>
             <w:pPr>
@@ -1494,7 +2171,7 @@
         </w:tc>
         <w:tc>
           <w:tcPr>
-            <w:tcW w:type="dxa" w:w="1440"/>
+            <w:tcW w:type="dxa" w:w="960"/>
           </w:tcPr>
           <w:p>
             <w:pPr>
@@ -1510,7 +2187,7 @@
         </w:tc>
         <w:tc>
           <w:tcPr>
-            <w:tcW w:type="dxa" w:w="1440"/>
+            <w:tcW w:type="dxa" w:w="960"/>
           </w:tcPr>
           <w:p>
             <w:pPr>
@@ -1526,7 +2203,7 @@
         </w:tc>
         <w:tc>
           <w:tcPr>
-            <w:tcW w:type="dxa" w:w="1440"/>
+            <w:tcW w:type="dxa" w:w="960"/>
           </w:tcPr>
           <w:p>
             <w:pPr>
@@ -1542,7 +2219,7 @@
         </w:tc>
         <w:tc>
           <w:tcPr>
-            <w:tcW w:type="dxa" w:w="1440"/>
+            <w:tcW w:type="dxa" w:w="960"/>
           </w:tcPr>
           <w:p>
             <w:pPr>
@@ -1558,7 +2235,7 @@
         </w:tc>
         <w:tc>
           <w:tcPr>
-            <w:tcW w:type="dxa" w:w="1440"/>
+            <w:tcW w:type="dxa" w:w="960"/>
           </w:tcPr>
           <w:p>
             <w:pPr>
@@ -1569,6 +2246,51 @@
                 <w:sz w:val="20"/>
               </w:rPr>
               <w:t>111</w:t>
+            </w:r>
+          </w:p>
+        </w:tc>
+        <w:tc>
+          <w:tcPr>
+            <w:tcW w:type="dxa" w:w="960"/>
+          </w:tcPr>
+          <w:p>
+            <w:pPr>
+              <w:jc w:val="center"/>
+            </w:pPr>
+            <w:r>
+              <w:rPr>
+                <w:sz w:val="20"/>
+              </w:rPr>
+            </w:r>
+          </w:p>
+        </w:tc>
+        <w:tc>
+          <w:tcPr>
+            <w:tcW w:type="dxa" w:w="960"/>
+          </w:tcPr>
+          <w:p>
+            <w:pPr>
+              <w:jc w:val="center"/>
+            </w:pPr>
+            <w:r>
+              <w:rPr>
+                <w:sz w:val="20"/>
+              </w:rPr>
+            </w:r>
+          </w:p>
+        </w:tc>
+        <w:tc>
+          <w:tcPr>
+            <w:tcW w:type="dxa" w:w="960"/>
+          </w:tcPr>
+          <w:p>
+            <w:pPr>
+              <w:jc w:val="center"/>
+            </w:pPr>
+            <w:r>
+              <w:rPr>
+                <w:sz w:val="20"/>
+              </w:rPr>
             </w:r>
           </w:p>
         </w:tc>
@@ -1576,7 +2298,7 @@
       <w:tr>
         <w:tc>
           <w:tcPr>
-            <w:tcW w:type="dxa" w:w="1440"/>
+            <w:tcW w:type="dxa" w:w="960"/>
           </w:tcPr>
           <w:p>
             <w:pPr>
@@ -1592,7 +2314,7 @@
         </w:tc>
         <w:tc>
           <w:tcPr>
-            <w:tcW w:type="dxa" w:w="1440"/>
+            <w:tcW w:type="dxa" w:w="960"/>
           </w:tcPr>
           <w:p>
             <w:pPr>
@@ -1608,7 +2330,7 @@
         </w:tc>
         <w:tc>
           <w:tcPr>
-            <w:tcW w:type="dxa" w:w="1440"/>
+            <w:tcW w:type="dxa" w:w="960"/>
           </w:tcPr>
           <w:p>
             <w:pPr>
@@ -1624,7 +2346,7 @@
         </w:tc>
         <w:tc>
           <w:tcPr>
-            <w:tcW w:type="dxa" w:w="1440"/>
+            <w:tcW w:type="dxa" w:w="960"/>
           </w:tcPr>
           <w:p>
             <w:pPr>
@@ -1640,7 +2362,7 @@
         </w:tc>
         <w:tc>
           <w:tcPr>
-            <w:tcW w:type="dxa" w:w="1440"/>
+            <w:tcW w:type="dxa" w:w="960"/>
           </w:tcPr>
           <w:p>
             <w:pPr>
@@ -1656,7 +2378,7 @@
         </w:tc>
         <w:tc>
           <w:tcPr>
-            <w:tcW w:type="dxa" w:w="1440"/>
+            <w:tcW w:type="dxa" w:w="960"/>
           </w:tcPr>
           <w:p>
             <w:pPr>
@@ -1667,6 +2389,51 @@
                 <w:sz w:val="20"/>
               </w:rPr>
               <w:t>122</w:t>
+            </w:r>
+          </w:p>
+        </w:tc>
+        <w:tc>
+          <w:tcPr>
+            <w:tcW w:type="dxa" w:w="960"/>
+          </w:tcPr>
+          <w:p>
+            <w:pPr>
+              <w:jc w:val="center"/>
+            </w:pPr>
+            <w:r>
+              <w:rPr>
+                <w:sz w:val="20"/>
+              </w:rPr>
+            </w:r>
+          </w:p>
+        </w:tc>
+        <w:tc>
+          <w:tcPr>
+            <w:tcW w:type="dxa" w:w="960"/>
+          </w:tcPr>
+          <w:p>
+            <w:pPr>
+              <w:jc w:val="center"/>
+            </w:pPr>
+            <w:r>
+              <w:rPr>
+                <w:sz w:val="20"/>
+              </w:rPr>
+            </w:r>
+          </w:p>
+        </w:tc>
+        <w:tc>
+          <w:tcPr>
+            <w:tcW w:type="dxa" w:w="960"/>
+          </w:tcPr>
+          <w:p>
+            <w:pPr>
+              <w:jc w:val="center"/>
+            </w:pPr>
+            <w:r>
+              <w:rPr>
+                <w:sz w:val="20"/>
+              </w:rPr>
             </w:r>
           </w:p>
         </w:tc>
@@ -1674,7 +2441,7 @@
       <w:tr>
         <w:tc>
           <w:tcPr>
-            <w:tcW w:type="dxa" w:w="1440"/>
+            <w:tcW w:type="dxa" w:w="960"/>
           </w:tcPr>
           <w:p>
             <w:pPr>
@@ -1690,7 +2457,7 @@
         </w:tc>
         <w:tc>
           <w:tcPr>
-            <w:tcW w:type="dxa" w:w="1440"/>
+            <w:tcW w:type="dxa" w:w="960"/>
           </w:tcPr>
           <w:p>
             <w:pPr>
@@ -1706,7 +2473,7 @@
         </w:tc>
         <w:tc>
           <w:tcPr>
-            <w:tcW w:type="dxa" w:w="1440"/>
+            <w:tcW w:type="dxa" w:w="960"/>
           </w:tcPr>
           <w:p>
             <w:pPr>
@@ -1722,7 +2489,7 @@
         </w:tc>
         <w:tc>
           <w:tcPr>
-            <w:tcW w:type="dxa" w:w="1440"/>
+            <w:tcW w:type="dxa" w:w="960"/>
           </w:tcPr>
           <w:p>
             <w:pPr>
@@ -1738,7 +2505,7 @@
         </w:tc>
         <w:tc>
           <w:tcPr>
-            <w:tcW w:type="dxa" w:w="1440"/>
+            <w:tcW w:type="dxa" w:w="960"/>
           </w:tcPr>
           <w:p>
             <w:pPr>
@@ -1754,7 +2521,7 @@
         </w:tc>
         <w:tc>
           <w:tcPr>
-            <w:tcW w:type="dxa" w:w="1440"/>
+            <w:tcW w:type="dxa" w:w="960"/>
           </w:tcPr>
           <w:p>
             <w:pPr>
@@ -1765,6 +2532,51 @@
                 <w:sz w:val="20"/>
               </w:rPr>
               <w:t>144</w:t>
+            </w:r>
+          </w:p>
+        </w:tc>
+        <w:tc>
+          <w:tcPr>
+            <w:tcW w:type="dxa" w:w="960"/>
+          </w:tcPr>
+          <w:p>
+            <w:pPr>
+              <w:jc w:val="center"/>
+            </w:pPr>
+            <w:r>
+              <w:rPr>
+                <w:sz w:val="20"/>
+              </w:rPr>
+            </w:r>
+          </w:p>
+        </w:tc>
+        <w:tc>
+          <w:tcPr>
+            <w:tcW w:type="dxa" w:w="960"/>
+          </w:tcPr>
+          <w:p>
+            <w:pPr>
+              <w:jc w:val="center"/>
+            </w:pPr>
+            <w:r>
+              <w:rPr>
+                <w:sz w:val="20"/>
+              </w:rPr>
+            </w:r>
+          </w:p>
+        </w:tc>
+        <w:tc>
+          <w:tcPr>
+            <w:tcW w:type="dxa" w:w="960"/>
+          </w:tcPr>
+          <w:p>
+            <w:pPr>
+              <w:jc w:val="center"/>
+            </w:pPr>
+            <w:r>
+              <w:rPr>
+                <w:sz w:val="20"/>
+              </w:rPr>
             </w:r>
           </w:p>
         </w:tc>
@@ -1772,7 +2584,7 @@
       <w:tr>
         <w:tc>
           <w:tcPr>
-            <w:tcW w:type="dxa" w:w="1440"/>
+            <w:tcW w:type="dxa" w:w="960"/>
           </w:tcPr>
           <w:p>
             <w:pPr>
@@ -1788,7 +2600,7 @@
         </w:tc>
         <w:tc>
           <w:tcPr>
-            <w:tcW w:type="dxa" w:w="1440"/>
+            <w:tcW w:type="dxa" w:w="960"/>
           </w:tcPr>
           <w:p>
             <w:pPr>
@@ -1804,7 +2616,7 @@
         </w:tc>
         <w:tc>
           <w:tcPr>
-            <w:tcW w:type="dxa" w:w="1440"/>
+            <w:tcW w:type="dxa" w:w="960"/>
           </w:tcPr>
           <w:p>
             <w:pPr>
@@ -1820,7 +2632,7 @@
         </w:tc>
         <w:tc>
           <w:tcPr>
-            <w:tcW w:type="dxa" w:w="1440"/>
+            <w:tcW w:type="dxa" w:w="960"/>
           </w:tcPr>
           <w:p>
             <w:pPr>
@@ -1836,7 +2648,7 @@
         </w:tc>
         <w:tc>
           <w:tcPr>
-            <w:tcW w:type="dxa" w:w="1440"/>
+            <w:tcW w:type="dxa" w:w="960"/>
           </w:tcPr>
           <w:p>
             <w:pPr>
@@ -1852,7 +2664,7 @@
         </w:tc>
         <w:tc>
           <w:tcPr>
-            <w:tcW w:type="dxa" w:w="1440"/>
+            <w:tcW w:type="dxa" w:w="960"/>
           </w:tcPr>
           <w:p>
             <w:pPr>
@@ -1863,6 +2675,51 @@
                 <w:sz w:val="20"/>
               </w:rPr>
               <w:t>118</w:t>
+            </w:r>
+          </w:p>
+        </w:tc>
+        <w:tc>
+          <w:tcPr>
+            <w:tcW w:type="dxa" w:w="960"/>
+          </w:tcPr>
+          <w:p>
+            <w:pPr>
+              <w:jc w:val="center"/>
+            </w:pPr>
+            <w:r>
+              <w:rPr>
+                <w:sz w:val="20"/>
+              </w:rPr>
+            </w:r>
+          </w:p>
+        </w:tc>
+        <w:tc>
+          <w:tcPr>
+            <w:tcW w:type="dxa" w:w="960"/>
+          </w:tcPr>
+          <w:p>
+            <w:pPr>
+              <w:jc w:val="center"/>
+            </w:pPr>
+            <w:r>
+              <w:rPr>
+                <w:sz w:val="20"/>
+              </w:rPr>
+            </w:r>
+          </w:p>
+        </w:tc>
+        <w:tc>
+          <w:tcPr>
+            <w:tcW w:type="dxa" w:w="960"/>
+          </w:tcPr>
+          <w:p>
+            <w:pPr>
+              <w:jc w:val="center"/>
+            </w:pPr>
+            <w:r>
+              <w:rPr>
+                <w:sz w:val="20"/>
+              </w:rPr>
             </w:r>
           </w:p>
         </w:tc>
@@ -1870,7 +2727,7 @@
       <w:tr>
         <w:tc>
           <w:tcPr>
-            <w:tcW w:type="dxa" w:w="1440"/>
+            <w:tcW w:type="dxa" w:w="960"/>
           </w:tcPr>
           <w:p>
             <w:pPr>
@@ -1886,7 +2743,7 @@
         </w:tc>
         <w:tc>
           <w:tcPr>
-            <w:tcW w:type="dxa" w:w="1440"/>
+            <w:tcW w:type="dxa" w:w="960"/>
           </w:tcPr>
           <w:p>
             <w:pPr>
@@ -1902,7 +2759,7 @@
         </w:tc>
         <w:tc>
           <w:tcPr>
-            <w:tcW w:type="dxa" w:w="1440"/>
+            <w:tcW w:type="dxa" w:w="960"/>
           </w:tcPr>
           <w:p>
             <w:pPr>
@@ -1918,7 +2775,7 @@
         </w:tc>
         <w:tc>
           <w:tcPr>
-            <w:tcW w:type="dxa" w:w="1440"/>
+            <w:tcW w:type="dxa" w:w="960"/>
           </w:tcPr>
           <w:p>
             <w:pPr>
@@ -1934,7 +2791,7 @@
         </w:tc>
         <w:tc>
           <w:tcPr>
-            <w:tcW w:type="dxa" w:w="1440"/>
+            <w:tcW w:type="dxa" w:w="960"/>
           </w:tcPr>
           <w:p>
             <w:pPr>
@@ -1950,7 +2807,7 @@
         </w:tc>
         <w:tc>
           <w:tcPr>
-            <w:tcW w:type="dxa" w:w="1440"/>
+            <w:tcW w:type="dxa" w:w="960"/>
           </w:tcPr>
           <w:p>
             <w:pPr>
@@ -1961,6 +2818,51 @@
                 <w:sz w:val="20"/>
               </w:rPr>
               <w:t>132</w:t>
+            </w:r>
+          </w:p>
+        </w:tc>
+        <w:tc>
+          <w:tcPr>
+            <w:tcW w:type="dxa" w:w="960"/>
+          </w:tcPr>
+          <w:p>
+            <w:pPr>
+              <w:jc w:val="center"/>
+            </w:pPr>
+            <w:r>
+              <w:rPr>
+                <w:sz w:val="20"/>
+              </w:rPr>
+            </w:r>
+          </w:p>
+        </w:tc>
+        <w:tc>
+          <w:tcPr>
+            <w:tcW w:type="dxa" w:w="960"/>
+          </w:tcPr>
+          <w:p>
+            <w:pPr>
+              <w:jc w:val="center"/>
+            </w:pPr>
+            <w:r>
+              <w:rPr>
+                <w:sz w:val="20"/>
+              </w:rPr>
+            </w:r>
+          </w:p>
+        </w:tc>
+        <w:tc>
+          <w:tcPr>
+            <w:tcW w:type="dxa" w:w="960"/>
+          </w:tcPr>
+          <w:p>
+            <w:pPr>
+              <w:jc w:val="center"/>
+            </w:pPr>
+            <w:r>
+              <w:rPr>
+                <w:sz w:val="20"/>
+              </w:rPr>
             </w:r>
           </w:p>
         </w:tc>
@@ -1968,7 +2870,7 @@
       <w:tr>
         <w:tc>
           <w:tcPr>
-            <w:tcW w:type="dxa" w:w="1440"/>
+            <w:tcW w:type="dxa" w:w="960"/>
           </w:tcPr>
           <w:p>
             <w:pPr>
@@ -1984,7 +2886,7 @@
         </w:tc>
         <w:tc>
           <w:tcPr>
-            <w:tcW w:type="dxa" w:w="1440"/>
+            <w:tcW w:type="dxa" w:w="960"/>
           </w:tcPr>
           <w:p>
             <w:pPr>
@@ -2000,7 +2902,7 @@
         </w:tc>
         <w:tc>
           <w:tcPr>
-            <w:tcW w:type="dxa" w:w="1440"/>
+            <w:tcW w:type="dxa" w:w="960"/>
           </w:tcPr>
           <w:p>
             <w:pPr>
@@ -2016,7 +2918,7 @@
         </w:tc>
         <w:tc>
           <w:tcPr>
-            <w:tcW w:type="dxa" w:w="1440"/>
+            <w:tcW w:type="dxa" w:w="960"/>
           </w:tcPr>
           <w:p>
             <w:pPr>
@@ -2032,7 +2934,7 @@
         </w:tc>
         <w:tc>
           <w:tcPr>
-            <w:tcW w:type="dxa" w:w="1440"/>
+            <w:tcW w:type="dxa" w:w="960"/>
           </w:tcPr>
           <w:p>
             <w:pPr>
@@ -2048,7 +2950,7 @@
         </w:tc>
         <w:tc>
           <w:tcPr>
-            <w:tcW w:type="dxa" w:w="1440"/>
+            <w:tcW w:type="dxa" w:w="960"/>
           </w:tcPr>
           <w:p>
             <w:pPr>
@@ -2059,6 +2961,51 @@
                 <w:sz w:val="20"/>
               </w:rPr>
               <w:t>130</w:t>
+            </w:r>
+          </w:p>
+        </w:tc>
+        <w:tc>
+          <w:tcPr>
+            <w:tcW w:type="dxa" w:w="960"/>
+          </w:tcPr>
+          <w:p>
+            <w:pPr>
+              <w:jc w:val="center"/>
+            </w:pPr>
+            <w:r>
+              <w:rPr>
+                <w:sz w:val="20"/>
+              </w:rPr>
+            </w:r>
+          </w:p>
+        </w:tc>
+        <w:tc>
+          <w:tcPr>
+            <w:tcW w:type="dxa" w:w="960"/>
+          </w:tcPr>
+          <w:p>
+            <w:pPr>
+              <w:jc w:val="center"/>
+            </w:pPr>
+            <w:r>
+              <w:rPr>
+                <w:sz w:val="20"/>
+              </w:rPr>
+            </w:r>
+          </w:p>
+        </w:tc>
+        <w:tc>
+          <w:tcPr>
+            <w:tcW w:type="dxa" w:w="960"/>
+          </w:tcPr>
+          <w:p>
+            <w:pPr>
+              <w:jc w:val="center"/>
+            </w:pPr>
+            <w:r>
+              <w:rPr>
+                <w:sz w:val="20"/>
+              </w:rPr>
             </w:r>
           </w:p>
         </w:tc>
@@ -2066,7 +3013,7 @@
       <w:tr>
         <w:tc>
           <w:tcPr>
-            <w:tcW w:type="dxa" w:w="1440"/>
+            <w:tcW w:type="dxa" w:w="960"/>
           </w:tcPr>
           <w:p>
             <w:pPr>
@@ -2082,7 +3029,7 @@
         </w:tc>
         <w:tc>
           <w:tcPr>
-            <w:tcW w:type="dxa" w:w="1440"/>
+            <w:tcW w:type="dxa" w:w="960"/>
           </w:tcPr>
           <w:p>
             <w:pPr>
@@ -2098,7 +3045,7 @@
         </w:tc>
         <w:tc>
           <w:tcPr>
-            <w:tcW w:type="dxa" w:w="1440"/>
+            <w:tcW w:type="dxa" w:w="960"/>
           </w:tcPr>
           <w:p>
             <w:pPr>
@@ -2114,7 +3061,7 @@
         </w:tc>
         <w:tc>
           <w:tcPr>
-            <w:tcW w:type="dxa" w:w="1440"/>
+            <w:tcW w:type="dxa" w:w="960"/>
           </w:tcPr>
           <w:p>
             <w:pPr>
@@ -2130,7 +3077,7 @@
         </w:tc>
         <w:tc>
           <w:tcPr>
-            <w:tcW w:type="dxa" w:w="1440"/>
+            <w:tcW w:type="dxa" w:w="960"/>
           </w:tcPr>
           <w:p>
             <w:pPr>
@@ -2146,7 +3093,7 @@
         </w:tc>
         <w:tc>
           <w:tcPr>
-            <w:tcW w:type="dxa" w:w="1440"/>
+            <w:tcW w:type="dxa" w:w="960"/>
           </w:tcPr>
           <w:p>
             <w:pPr>
@@ -2157,6 +3104,51 @@
                 <w:sz w:val="20"/>
               </w:rPr>
               <w:t>118</w:t>
+            </w:r>
+          </w:p>
+        </w:tc>
+        <w:tc>
+          <w:tcPr>
+            <w:tcW w:type="dxa" w:w="960"/>
+          </w:tcPr>
+          <w:p>
+            <w:pPr>
+              <w:jc w:val="center"/>
+            </w:pPr>
+            <w:r>
+              <w:rPr>
+                <w:sz w:val="20"/>
+              </w:rPr>
+            </w:r>
+          </w:p>
+        </w:tc>
+        <w:tc>
+          <w:tcPr>
+            <w:tcW w:type="dxa" w:w="960"/>
+          </w:tcPr>
+          <w:p>
+            <w:pPr>
+              <w:jc w:val="center"/>
+            </w:pPr>
+            <w:r>
+              <w:rPr>
+                <w:sz w:val="20"/>
+              </w:rPr>
+            </w:r>
+          </w:p>
+        </w:tc>
+        <w:tc>
+          <w:tcPr>
+            <w:tcW w:type="dxa" w:w="960"/>
+          </w:tcPr>
+          <w:p>
+            <w:pPr>
+              <w:jc w:val="center"/>
+            </w:pPr>
+            <w:r>
+              <w:rPr>
+                <w:sz w:val="20"/>
+              </w:rPr>
             </w:r>
           </w:p>
         </w:tc>
@@ -2164,7 +3156,7 @@
       <w:tr>
         <w:tc>
           <w:tcPr>
-            <w:tcW w:type="dxa" w:w="1440"/>
+            <w:tcW w:type="dxa" w:w="960"/>
           </w:tcPr>
           <w:p>
             <w:pPr>
@@ -2180,7 +3172,7 @@
         </w:tc>
         <w:tc>
           <w:tcPr>
-            <w:tcW w:type="dxa" w:w="1440"/>
+            <w:tcW w:type="dxa" w:w="960"/>
           </w:tcPr>
           <w:p>
             <w:pPr>
@@ -2196,7 +3188,7 @@
         </w:tc>
         <w:tc>
           <w:tcPr>
-            <w:tcW w:type="dxa" w:w="1440"/>
+            <w:tcW w:type="dxa" w:w="960"/>
           </w:tcPr>
           <w:p>
             <w:pPr>
@@ -2212,7 +3204,7 @@
         </w:tc>
         <w:tc>
           <w:tcPr>
-            <w:tcW w:type="dxa" w:w="1440"/>
+            <w:tcW w:type="dxa" w:w="960"/>
           </w:tcPr>
           <w:p>
             <w:pPr>
@@ -2228,7 +3220,7 @@
         </w:tc>
         <w:tc>
           <w:tcPr>
-            <w:tcW w:type="dxa" w:w="1440"/>
+            <w:tcW w:type="dxa" w:w="960"/>
           </w:tcPr>
           <w:p>
             <w:pPr>
@@ -2244,7 +3236,7 @@
         </w:tc>
         <w:tc>
           <w:tcPr>
-            <w:tcW w:type="dxa" w:w="1440"/>
+            <w:tcW w:type="dxa" w:w="960"/>
           </w:tcPr>
           <w:p>
             <w:pPr>
@@ -2255,6 +3247,51 @@
                 <w:sz w:val="20"/>
               </w:rPr>
               <w:t>119</w:t>
+            </w:r>
+          </w:p>
+        </w:tc>
+        <w:tc>
+          <w:tcPr>
+            <w:tcW w:type="dxa" w:w="960"/>
+          </w:tcPr>
+          <w:p>
+            <w:pPr>
+              <w:jc w:val="center"/>
+            </w:pPr>
+            <w:r>
+              <w:rPr>
+                <w:sz w:val="20"/>
+              </w:rPr>
+            </w:r>
+          </w:p>
+        </w:tc>
+        <w:tc>
+          <w:tcPr>
+            <w:tcW w:type="dxa" w:w="960"/>
+          </w:tcPr>
+          <w:p>
+            <w:pPr>
+              <w:jc w:val="center"/>
+            </w:pPr>
+            <w:r>
+              <w:rPr>
+                <w:sz w:val="20"/>
+              </w:rPr>
+            </w:r>
+          </w:p>
+        </w:tc>
+        <w:tc>
+          <w:tcPr>
+            <w:tcW w:type="dxa" w:w="960"/>
+          </w:tcPr>
+          <w:p>
+            <w:pPr>
+              <w:jc w:val="center"/>
+            </w:pPr>
+            <w:r>
+              <w:rPr>
+                <w:sz w:val="20"/>
+              </w:rPr>
             </w:r>
           </w:p>
         </w:tc>
@@ -2262,7 +3299,7 @@
       <w:tr>
         <w:tc>
           <w:tcPr>
-            <w:tcW w:type="dxa" w:w="1440"/>
+            <w:tcW w:type="dxa" w:w="960"/>
           </w:tcPr>
           <w:p>
             <w:pPr>
@@ -2278,7 +3315,7 @@
         </w:tc>
         <w:tc>
           <w:tcPr>
-            <w:tcW w:type="dxa" w:w="1440"/>
+            <w:tcW w:type="dxa" w:w="960"/>
           </w:tcPr>
           <w:p>
             <w:pPr>
@@ -2294,7 +3331,7 @@
         </w:tc>
         <w:tc>
           <w:tcPr>
-            <w:tcW w:type="dxa" w:w="1440"/>
+            <w:tcW w:type="dxa" w:w="960"/>
           </w:tcPr>
           <w:p>
             <w:pPr>
@@ -2310,7 +3347,7 @@
         </w:tc>
         <w:tc>
           <w:tcPr>
-            <w:tcW w:type="dxa" w:w="1440"/>
+            <w:tcW w:type="dxa" w:w="960"/>
           </w:tcPr>
           <w:p>
             <w:pPr>
@@ -2326,7 +3363,7 @@
         </w:tc>
         <w:tc>
           <w:tcPr>
-            <w:tcW w:type="dxa" w:w="1440"/>
+            <w:tcW w:type="dxa" w:w="960"/>
           </w:tcPr>
           <w:p>
             <w:pPr>
@@ -2342,7 +3379,7 @@
         </w:tc>
         <w:tc>
           <w:tcPr>
-            <w:tcW w:type="dxa" w:w="1440"/>
+            <w:tcW w:type="dxa" w:w="960"/>
           </w:tcPr>
           <w:p>
             <w:pPr>
@@ -2353,6 +3390,51 @@
                 <w:sz w:val="20"/>
               </w:rPr>
               <w:t>115</w:t>
+            </w:r>
+          </w:p>
+        </w:tc>
+        <w:tc>
+          <w:tcPr>
+            <w:tcW w:type="dxa" w:w="960"/>
+          </w:tcPr>
+          <w:p>
+            <w:pPr>
+              <w:jc w:val="center"/>
+            </w:pPr>
+            <w:r>
+              <w:rPr>
+                <w:sz w:val="20"/>
+              </w:rPr>
+            </w:r>
+          </w:p>
+        </w:tc>
+        <w:tc>
+          <w:tcPr>
+            <w:tcW w:type="dxa" w:w="960"/>
+          </w:tcPr>
+          <w:p>
+            <w:pPr>
+              <w:jc w:val="center"/>
+            </w:pPr>
+            <w:r>
+              <w:rPr>
+                <w:sz w:val="20"/>
+              </w:rPr>
+            </w:r>
+          </w:p>
+        </w:tc>
+        <w:tc>
+          <w:tcPr>
+            <w:tcW w:type="dxa" w:w="960"/>
+          </w:tcPr>
+          <w:p>
+            <w:pPr>
+              <w:jc w:val="center"/>
+            </w:pPr>
+            <w:r>
+              <w:rPr>
+                <w:sz w:val="20"/>
+              </w:rPr>
             </w:r>
           </w:p>
         </w:tc>
@@ -2360,7 +3442,7 @@
       <w:tr>
         <w:tc>
           <w:tcPr>
-            <w:tcW w:type="dxa" w:w="1440"/>
+            <w:tcW w:type="dxa" w:w="960"/>
           </w:tcPr>
           <w:p>
             <w:pPr>
@@ -2376,7 +3458,7 @@
         </w:tc>
         <w:tc>
           <w:tcPr>
-            <w:tcW w:type="dxa" w:w="1440"/>
+            <w:tcW w:type="dxa" w:w="960"/>
           </w:tcPr>
           <w:p>
             <w:pPr>
@@ -2392,7 +3474,7 @@
         </w:tc>
         <w:tc>
           <w:tcPr>
-            <w:tcW w:type="dxa" w:w="1440"/>
+            <w:tcW w:type="dxa" w:w="960"/>
           </w:tcPr>
           <w:p>
             <w:pPr>
@@ -2408,7 +3490,7 @@
         </w:tc>
         <w:tc>
           <w:tcPr>
-            <w:tcW w:type="dxa" w:w="1440"/>
+            <w:tcW w:type="dxa" w:w="960"/>
           </w:tcPr>
           <w:p>
             <w:pPr>
@@ -2424,7 +3506,7 @@
         </w:tc>
         <w:tc>
           <w:tcPr>
-            <w:tcW w:type="dxa" w:w="1440"/>
+            <w:tcW w:type="dxa" w:w="960"/>
           </w:tcPr>
           <w:p>
             <w:pPr>
@@ -2440,7 +3522,7 @@
         </w:tc>
         <w:tc>
           <w:tcPr>
-            <w:tcW w:type="dxa" w:w="1440"/>
+            <w:tcW w:type="dxa" w:w="960"/>
           </w:tcPr>
           <w:p>
             <w:pPr>
@@ -2451,6 +3533,51 @@
                 <w:sz w:val="20"/>
               </w:rPr>
               <w:t>106</w:t>
+            </w:r>
+          </w:p>
+        </w:tc>
+        <w:tc>
+          <w:tcPr>
+            <w:tcW w:type="dxa" w:w="960"/>
+          </w:tcPr>
+          <w:p>
+            <w:pPr>
+              <w:jc w:val="center"/>
+            </w:pPr>
+            <w:r>
+              <w:rPr>
+                <w:sz w:val="20"/>
+              </w:rPr>
+            </w:r>
+          </w:p>
+        </w:tc>
+        <w:tc>
+          <w:tcPr>
+            <w:tcW w:type="dxa" w:w="960"/>
+          </w:tcPr>
+          <w:p>
+            <w:pPr>
+              <w:jc w:val="center"/>
+            </w:pPr>
+            <w:r>
+              <w:rPr>
+                <w:sz w:val="20"/>
+              </w:rPr>
+            </w:r>
+          </w:p>
+        </w:tc>
+        <w:tc>
+          <w:tcPr>
+            <w:tcW w:type="dxa" w:w="960"/>
+          </w:tcPr>
+          <w:p>
+            <w:pPr>
+              <w:jc w:val="center"/>
+            </w:pPr>
+            <w:r>
+              <w:rPr>
+                <w:sz w:val="20"/>
+              </w:rPr>
             </w:r>
           </w:p>
         </w:tc>
@@ -2458,7 +3585,7 @@
       <w:tr>
         <w:tc>
           <w:tcPr>
-            <w:tcW w:type="dxa" w:w="1440"/>
+            <w:tcW w:type="dxa" w:w="960"/>
           </w:tcPr>
           <w:p>
             <w:pPr>
@@ -2474,7 +3601,7 @@
         </w:tc>
         <w:tc>
           <w:tcPr>
-            <w:tcW w:type="dxa" w:w="1440"/>
+            <w:tcW w:type="dxa" w:w="960"/>
           </w:tcPr>
           <w:p>
             <w:pPr>
@@ -2490,7 +3617,7 @@
         </w:tc>
         <w:tc>
           <w:tcPr>
-            <w:tcW w:type="dxa" w:w="1440"/>
+            <w:tcW w:type="dxa" w:w="960"/>
           </w:tcPr>
           <w:p>
             <w:pPr>
@@ -2506,7 +3633,7 @@
         </w:tc>
         <w:tc>
           <w:tcPr>
-            <w:tcW w:type="dxa" w:w="1440"/>
+            <w:tcW w:type="dxa" w:w="960"/>
           </w:tcPr>
           <w:p>
             <w:pPr>
@@ -2522,7 +3649,7 @@
         </w:tc>
         <w:tc>
           <w:tcPr>
-            <w:tcW w:type="dxa" w:w="1440"/>
+            <w:tcW w:type="dxa" w:w="960"/>
           </w:tcPr>
           <w:p>
             <w:pPr>
@@ -2538,7 +3665,7 @@
         </w:tc>
         <w:tc>
           <w:tcPr>
-            <w:tcW w:type="dxa" w:w="1440"/>
+            <w:tcW w:type="dxa" w:w="960"/>
           </w:tcPr>
           <w:p>
             <w:pPr>
@@ -2549,6 +3676,51 @@
                 <w:sz w:val="20"/>
               </w:rPr>
               <w:t>105</w:t>
+            </w:r>
+          </w:p>
+        </w:tc>
+        <w:tc>
+          <w:tcPr>
+            <w:tcW w:type="dxa" w:w="960"/>
+          </w:tcPr>
+          <w:p>
+            <w:pPr>
+              <w:jc w:val="center"/>
+            </w:pPr>
+            <w:r>
+              <w:rPr>
+                <w:sz w:val="20"/>
+              </w:rPr>
+            </w:r>
+          </w:p>
+        </w:tc>
+        <w:tc>
+          <w:tcPr>
+            <w:tcW w:type="dxa" w:w="960"/>
+          </w:tcPr>
+          <w:p>
+            <w:pPr>
+              <w:jc w:val="center"/>
+            </w:pPr>
+            <w:r>
+              <w:rPr>
+                <w:sz w:val="20"/>
+              </w:rPr>
+            </w:r>
+          </w:p>
+        </w:tc>
+        <w:tc>
+          <w:tcPr>
+            <w:tcW w:type="dxa" w:w="960"/>
+          </w:tcPr>
+          <w:p>
+            <w:pPr>
+              <w:jc w:val="center"/>
+            </w:pPr>
+            <w:r>
+              <w:rPr>
+                <w:sz w:val="20"/>
+              </w:rPr>
             </w:r>
           </w:p>
         </w:tc>
@@ -2556,7 +3728,7 @@
       <w:tr>
         <w:tc>
           <w:tcPr>
-            <w:tcW w:type="dxa" w:w="1440"/>
+            <w:tcW w:type="dxa" w:w="960"/>
           </w:tcPr>
           <w:p>
             <w:pPr>
@@ -2572,7 +3744,7 @@
         </w:tc>
         <w:tc>
           <w:tcPr>
-            <w:tcW w:type="dxa" w:w="1440"/>
+            <w:tcW w:type="dxa" w:w="960"/>
           </w:tcPr>
           <w:p>
             <w:pPr>
@@ -2588,7 +3760,7 @@
         </w:tc>
         <w:tc>
           <w:tcPr>
-            <w:tcW w:type="dxa" w:w="1440"/>
+            <w:tcW w:type="dxa" w:w="960"/>
           </w:tcPr>
           <w:p>
             <w:pPr>
@@ -2604,7 +3776,7 @@
         </w:tc>
         <w:tc>
           <w:tcPr>
-            <w:tcW w:type="dxa" w:w="1440"/>
+            <w:tcW w:type="dxa" w:w="960"/>
           </w:tcPr>
           <w:p>
             <w:pPr>
@@ -2620,7 +3792,7 @@
         </w:tc>
         <w:tc>
           <w:tcPr>
-            <w:tcW w:type="dxa" w:w="1440"/>
+            <w:tcW w:type="dxa" w:w="960"/>
           </w:tcPr>
           <w:p>
             <w:pPr>
@@ -2636,7 +3808,7 @@
         </w:tc>
         <w:tc>
           <w:tcPr>
-            <w:tcW w:type="dxa" w:w="1440"/>
+            <w:tcW w:type="dxa" w:w="960"/>
           </w:tcPr>
           <w:p>
             <w:pPr>
@@ -2647,6 +3819,51 @@
                 <w:sz w:val="20"/>
               </w:rPr>
               <w:t>122</w:t>
+            </w:r>
+          </w:p>
+        </w:tc>
+        <w:tc>
+          <w:tcPr>
+            <w:tcW w:type="dxa" w:w="960"/>
+          </w:tcPr>
+          <w:p>
+            <w:pPr>
+              <w:jc w:val="center"/>
+            </w:pPr>
+            <w:r>
+              <w:rPr>
+                <w:sz w:val="20"/>
+              </w:rPr>
+            </w:r>
+          </w:p>
+        </w:tc>
+        <w:tc>
+          <w:tcPr>
+            <w:tcW w:type="dxa" w:w="960"/>
+          </w:tcPr>
+          <w:p>
+            <w:pPr>
+              <w:jc w:val="center"/>
+            </w:pPr>
+            <w:r>
+              <w:rPr>
+                <w:sz w:val="20"/>
+              </w:rPr>
+            </w:r>
+          </w:p>
+        </w:tc>
+        <w:tc>
+          <w:tcPr>
+            <w:tcW w:type="dxa" w:w="960"/>
+          </w:tcPr>
+          <w:p>
+            <w:pPr>
+              <w:jc w:val="center"/>
+            </w:pPr>
+            <w:r>
+              <w:rPr>
+                <w:sz w:val="20"/>
+              </w:rPr>
             </w:r>
           </w:p>
         </w:tc>
@@ -2654,7 +3871,7 @@
       <w:tr>
         <w:tc>
           <w:tcPr>
-            <w:tcW w:type="dxa" w:w="1440"/>
+            <w:tcW w:type="dxa" w:w="960"/>
           </w:tcPr>
           <w:p>
             <w:pPr>
@@ -2670,7 +3887,7 @@
         </w:tc>
         <w:tc>
           <w:tcPr>
-            <w:tcW w:type="dxa" w:w="1440"/>
+            <w:tcW w:type="dxa" w:w="960"/>
           </w:tcPr>
           <w:p>
             <w:pPr>
@@ -2686,7 +3903,7 @@
         </w:tc>
         <w:tc>
           <w:tcPr>
-            <w:tcW w:type="dxa" w:w="1440"/>
+            <w:tcW w:type="dxa" w:w="960"/>
           </w:tcPr>
           <w:p>
             <w:pPr>
@@ -2702,7 +3919,7 @@
         </w:tc>
         <w:tc>
           <w:tcPr>
-            <w:tcW w:type="dxa" w:w="1440"/>
+            <w:tcW w:type="dxa" w:w="960"/>
           </w:tcPr>
           <w:p>
             <w:pPr>
@@ -2718,7 +3935,7 @@
         </w:tc>
         <w:tc>
           <w:tcPr>
-            <w:tcW w:type="dxa" w:w="1440"/>
+            <w:tcW w:type="dxa" w:w="960"/>
           </w:tcPr>
           <w:p>
             <w:pPr>
@@ -2734,7 +3951,7 @@
         </w:tc>
         <w:tc>
           <w:tcPr>
-            <w:tcW w:type="dxa" w:w="1440"/>
+            <w:tcW w:type="dxa" w:w="960"/>
           </w:tcPr>
           <w:p>
             <w:pPr>
@@ -2745,6 +3962,51 @@
                 <w:sz w:val="20"/>
               </w:rPr>
               <w:t>137</w:t>
+            </w:r>
+          </w:p>
+        </w:tc>
+        <w:tc>
+          <w:tcPr>
+            <w:tcW w:type="dxa" w:w="960"/>
+          </w:tcPr>
+          <w:p>
+            <w:pPr>
+              <w:jc w:val="center"/>
+            </w:pPr>
+            <w:r>
+              <w:rPr>
+                <w:sz w:val="20"/>
+              </w:rPr>
+            </w:r>
+          </w:p>
+        </w:tc>
+        <w:tc>
+          <w:tcPr>
+            <w:tcW w:type="dxa" w:w="960"/>
+          </w:tcPr>
+          <w:p>
+            <w:pPr>
+              <w:jc w:val="center"/>
+            </w:pPr>
+            <w:r>
+              <w:rPr>
+                <w:sz w:val="20"/>
+              </w:rPr>
+            </w:r>
+          </w:p>
+        </w:tc>
+        <w:tc>
+          <w:tcPr>
+            <w:tcW w:type="dxa" w:w="960"/>
+          </w:tcPr>
+          <w:p>
+            <w:pPr>
+              <w:jc w:val="center"/>
+            </w:pPr>
+            <w:r>
+              <w:rPr>
+                <w:sz w:val="20"/>
+              </w:rPr>
             </w:r>
           </w:p>
         </w:tc>
@@ -2752,7 +4014,7 @@
       <w:tr>
         <w:tc>
           <w:tcPr>
-            <w:tcW w:type="dxa" w:w="1440"/>
+            <w:tcW w:type="dxa" w:w="960"/>
           </w:tcPr>
           <w:p>
             <w:pPr>
@@ -2768,7 +4030,7 @@
         </w:tc>
         <w:tc>
           <w:tcPr>
-            <w:tcW w:type="dxa" w:w="1440"/>
+            <w:tcW w:type="dxa" w:w="960"/>
           </w:tcPr>
           <w:p>
             <w:pPr>
@@ -2784,7 +4046,7 @@
         </w:tc>
         <w:tc>
           <w:tcPr>
-            <w:tcW w:type="dxa" w:w="1440"/>
+            <w:tcW w:type="dxa" w:w="960"/>
           </w:tcPr>
           <w:p>
             <w:pPr>
@@ -2800,7 +4062,7 @@
         </w:tc>
         <w:tc>
           <w:tcPr>
-            <w:tcW w:type="dxa" w:w="1440"/>
+            <w:tcW w:type="dxa" w:w="960"/>
           </w:tcPr>
           <w:p>
             <w:pPr>
@@ -2816,7 +4078,7 @@
         </w:tc>
         <w:tc>
           <w:tcPr>
-            <w:tcW w:type="dxa" w:w="1440"/>
+            <w:tcW w:type="dxa" w:w="960"/>
           </w:tcPr>
           <w:p>
             <w:pPr>
@@ -2832,7 +4094,7 @@
         </w:tc>
         <w:tc>
           <w:tcPr>
-            <w:tcW w:type="dxa" w:w="1440"/>
+            <w:tcW w:type="dxa" w:w="960"/>
           </w:tcPr>
           <w:p>
             <w:pPr>
@@ -2843,6 +4105,51 @@
                 <w:sz w:val="20"/>
               </w:rPr>
               <w:t>104</w:t>
+            </w:r>
+          </w:p>
+        </w:tc>
+        <w:tc>
+          <w:tcPr>
+            <w:tcW w:type="dxa" w:w="960"/>
+          </w:tcPr>
+          <w:p>
+            <w:pPr>
+              <w:jc w:val="center"/>
+            </w:pPr>
+            <w:r>
+              <w:rPr>
+                <w:sz w:val="20"/>
+              </w:rPr>
+            </w:r>
+          </w:p>
+        </w:tc>
+        <w:tc>
+          <w:tcPr>
+            <w:tcW w:type="dxa" w:w="960"/>
+          </w:tcPr>
+          <w:p>
+            <w:pPr>
+              <w:jc w:val="center"/>
+            </w:pPr>
+            <w:r>
+              <w:rPr>
+                <w:sz w:val="20"/>
+              </w:rPr>
+            </w:r>
+          </w:p>
+        </w:tc>
+        <w:tc>
+          <w:tcPr>
+            <w:tcW w:type="dxa" w:w="960"/>
+          </w:tcPr>
+          <w:p>
+            <w:pPr>
+              <w:jc w:val="center"/>
+            </w:pPr>
+            <w:r>
+              <w:rPr>
+                <w:sz w:val="20"/>
+              </w:rPr>
             </w:r>
           </w:p>
         </w:tc>
@@ -2850,7 +4157,7 @@
       <w:tr>
         <w:tc>
           <w:tcPr>
-            <w:tcW w:type="dxa" w:w="1440"/>
+            <w:tcW w:type="dxa" w:w="960"/>
           </w:tcPr>
           <w:p>
             <w:pPr>
@@ -2866,7 +4173,7 @@
         </w:tc>
         <w:tc>
           <w:tcPr>
-            <w:tcW w:type="dxa" w:w="1440"/>
+            <w:tcW w:type="dxa" w:w="960"/>
           </w:tcPr>
           <w:p>
             <w:pPr>
@@ -2882,7 +4189,7 @@
         </w:tc>
         <w:tc>
           <w:tcPr>
-            <w:tcW w:type="dxa" w:w="1440"/>
+            <w:tcW w:type="dxa" w:w="960"/>
           </w:tcPr>
           <w:p>
             <w:pPr>
@@ -2898,7 +4205,7 @@
         </w:tc>
         <w:tc>
           <w:tcPr>
-            <w:tcW w:type="dxa" w:w="1440"/>
+            <w:tcW w:type="dxa" w:w="960"/>
           </w:tcPr>
           <w:p>
             <w:pPr>
@@ -2914,7 +4221,7 @@
         </w:tc>
         <w:tc>
           <w:tcPr>
-            <w:tcW w:type="dxa" w:w="1440"/>
+            <w:tcW w:type="dxa" w:w="960"/>
           </w:tcPr>
           <w:p>
             <w:pPr>
@@ -2930,7 +4237,7 @@
         </w:tc>
         <w:tc>
           <w:tcPr>
-            <w:tcW w:type="dxa" w:w="1440"/>
+            <w:tcW w:type="dxa" w:w="960"/>
           </w:tcPr>
           <w:p>
             <w:pPr>
@@ -2941,6 +4248,51 @@
                 <w:sz w:val="20"/>
               </w:rPr>
               <w:t>108</w:t>
+            </w:r>
+          </w:p>
+        </w:tc>
+        <w:tc>
+          <w:tcPr>
+            <w:tcW w:type="dxa" w:w="960"/>
+          </w:tcPr>
+          <w:p>
+            <w:pPr>
+              <w:jc w:val="center"/>
+            </w:pPr>
+            <w:r>
+              <w:rPr>
+                <w:sz w:val="20"/>
+              </w:rPr>
+            </w:r>
+          </w:p>
+        </w:tc>
+        <w:tc>
+          <w:tcPr>
+            <w:tcW w:type="dxa" w:w="960"/>
+          </w:tcPr>
+          <w:p>
+            <w:pPr>
+              <w:jc w:val="center"/>
+            </w:pPr>
+            <w:r>
+              <w:rPr>
+                <w:sz w:val="20"/>
+              </w:rPr>
+            </w:r>
+          </w:p>
+        </w:tc>
+        <w:tc>
+          <w:tcPr>
+            <w:tcW w:type="dxa" w:w="960"/>
+          </w:tcPr>
+          <w:p>
+            <w:pPr>
+              <w:jc w:val="center"/>
+            </w:pPr>
+            <w:r>
+              <w:rPr>
+                <w:sz w:val="20"/>
+              </w:rPr>
             </w:r>
           </w:p>
         </w:tc>
@@ -2948,7 +4300,7 @@
       <w:tr>
         <w:tc>
           <w:tcPr>
-            <w:tcW w:type="dxa" w:w="1440"/>
+            <w:tcW w:type="dxa" w:w="960"/>
           </w:tcPr>
           <w:p>
             <w:pPr>
@@ -2964,7 +4316,7 @@
         </w:tc>
         <w:tc>
           <w:tcPr>
-            <w:tcW w:type="dxa" w:w="1440"/>
+            <w:tcW w:type="dxa" w:w="960"/>
           </w:tcPr>
           <w:p>
             <w:pPr>
@@ -2980,7 +4332,7 @@
         </w:tc>
         <w:tc>
           <w:tcPr>
-            <w:tcW w:type="dxa" w:w="1440"/>
+            <w:tcW w:type="dxa" w:w="960"/>
           </w:tcPr>
           <w:p>
             <w:pPr>
@@ -2996,7 +4348,7 @@
         </w:tc>
         <w:tc>
           <w:tcPr>
-            <w:tcW w:type="dxa" w:w="1440"/>
+            <w:tcW w:type="dxa" w:w="960"/>
           </w:tcPr>
           <w:p>
             <w:pPr>
@@ -3012,7 +4364,7 @@
         </w:tc>
         <w:tc>
           <w:tcPr>
-            <w:tcW w:type="dxa" w:w="1440"/>
+            <w:tcW w:type="dxa" w:w="960"/>
           </w:tcPr>
           <w:p>
             <w:pPr>
@@ -3028,7 +4380,7 @@
         </w:tc>
         <w:tc>
           <w:tcPr>
-            <w:tcW w:type="dxa" w:w="1440"/>
+            <w:tcW w:type="dxa" w:w="960"/>
           </w:tcPr>
           <w:p>
             <w:pPr>
@@ -3039,6 +4391,51 @@
                 <w:sz w:val="20"/>
               </w:rPr>
               <w:t>97</w:t>
+            </w:r>
+          </w:p>
+        </w:tc>
+        <w:tc>
+          <w:tcPr>
+            <w:tcW w:type="dxa" w:w="960"/>
+          </w:tcPr>
+          <w:p>
+            <w:pPr>
+              <w:jc w:val="center"/>
+            </w:pPr>
+            <w:r>
+              <w:rPr>
+                <w:sz w:val="20"/>
+              </w:rPr>
+            </w:r>
+          </w:p>
+        </w:tc>
+        <w:tc>
+          <w:tcPr>
+            <w:tcW w:type="dxa" w:w="960"/>
+          </w:tcPr>
+          <w:p>
+            <w:pPr>
+              <w:jc w:val="center"/>
+            </w:pPr>
+            <w:r>
+              <w:rPr>
+                <w:sz w:val="20"/>
+              </w:rPr>
+            </w:r>
+          </w:p>
+        </w:tc>
+        <w:tc>
+          <w:tcPr>
+            <w:tcW w:type="dxa" w:w="960"/>
+          </w:tcPr>
+          <w:p>
+            <w:pPr>
+              <w:jc w:val="center"/>
+            </w:pPr>
+            <w:r>
+              <w:rPr>
+                <w:sz w:val="20"/>
+              </w:rPr>
             </w:r>
           </w:p>
         </w:tc>
@@ -3046,7 +4443,7 @@
       <w:tr>
         <w:tc>
           <w:tcPr>
-            <w:tcW w:type="dxa" w:w="1440"/>
+            <w:tcW w:type="dxa" w:w="960"/>
           </w:tcPr>
           <w:p>
             <w:pPr>
@@ -3062,7 +4459,7 @@
         </w:tc>
         <w:tc>
           <w:tcPr>
-            <w:tcW w:type="dxa" w:w="1440"/>
+            <w:tcW w:type="dxa" w:w="960"/>
           </w:tcPr>
           <w:p>
             <w:pPr>
@@ -3078,7 +4475,7 @@
         </w:tc>
         <w:tc>
           <w:tcPr>
-            <w:tcW w:type="dxa" w:w="1440"/>
+            <w:tcW w:type="dxa" w:w="960"/>
           </w:tcPr>
           <w:p>
             <w:pPr>
@@ -3094,7 +4491,7 @@
         </w:tc>
         <w:tc>
           <w:tcPr>
-            <w:tcW w:type="dxa" w:w="1440"/>
+            <w:tcW w:type="dxa" w:w="960"/>
           </w:tcPr>
           <w:p>
             <w:pPr>
@@ -3110,7 +4507,7 @@
         </w:tc>
         <w:tc>
           <w:tcPr>
-            <w:tcW w:type="dxa" w:w="1440"/>
+            <w:tcW w:type="dxa" w:w="960"/>
           </w:tcPr>
           <w:p>
             <w:pPr>
@@ -3126,7 +4523,7 @@
         </w:tc>
         <w:tc>
           <w:tcPr>
-            <w:tcW w:type="dxa" w:w="1440"/>
+            <w:tcW w:type="dxa" w:w="960"/>
           </w:tcPr>
           <w:p>
             <w:pPr>
@@ -3137,6 +4534,51 @@
                 <w:sz w:val="20"/>
               </w:rPr>
               <w:t>117</w:t>
+            </w:r>
+          </w:p>
+        </w:tc>
+        <w:tc>
+          <w:tcPr>
+            <w:tcW w:type="dxa" w:w="960"/>
+          </w:tcPr>
+          <w:p>
+            <w:pPr>
+              <w:jc w:val="center"/>
+            </w:pPr>
+            <w:r>
+              <w:rPr>
+                <w:sz w:val="20"/>
+              </w:rPr>
+            </w:r>
+          </w:p>
+        </w:tc>
+        <w:tc>
+          <w:tcPr>
+            <w:tcW w:type="dxa" w:w="960"/>
+          </w:tcPr>
+          <w:p>
+            <w:pPr>
+              <w:jc w:val="center"/>
+            </w:pPr>
+            <w:r>
+              <w:rPr>
+                <w:sz w:val="20"/>
+              </w:rPr>
+            </w:r>
+          </w:p>
+        </w:tc>
+        <w:tc>
+          <w:tcPr>
+            <w:tcW w:type="dxa" w:w="960"/>
+          </w:tcPr>
+          <w:p>
+            <w:pPr>
+              <w:jc w:val="center"/>
+            </w:pPr>
+            <w:r>
+              <w:rPr>
+                <w:sz w:val="20"/>
+              </w:rPr>
             </w:r>
           </w:p>
         </w:tc>
@@ -3144,7 +4586,7 @@
       <w:tr>
         <w:tc>
           <w:tcPr>
-            <w:tcW w:type="dxa" w:w="1440"/>
+            <w:tcW w:type="dxa" w:w="960"/>
           </w:tcPr>
           <w:p>
             <w:pPr>
@@ -3160,7 +4602,7 @@
         </w:tc>
         <w:tc>
           <w:tcPr>
-            <w:tcW w:type="dxa" w:w="1440"/>
+            <w:tcW w:type="dxa" w:w="960"/>
           </w:tcPr>
           <w:p>
             <w:pPr>
@@ -3176,7 +4618,7 @@
         </w:tc>
         <w:tc>
           <w:tcPr>
-            <w:tcW w:type="dxa" w:w="1440"/>
+            <w:tcW w:type="dxa" w:w="960"/>
           </w:tcPr>
           <w:p>
             <w:pPr>
@@ -3192,7 +4634,7 @@
         </w:tc>
         <w:tc>
           <w:tcPr>
-            <w:tcW w:type="dxa" w:w="1440"/>
+            <w:tcW w:type="dxa" w:w="960"/>
           </w:tcPr>
           <w:p>
             <w:pPr>
@@ -3208,7 +4650,7 @@
         </w:tc>
         <w:tc>
           <w:tcPr>
-            <w:tcW w:type="dxa" w:w="1440"/>
+            <w:tcW w:type="dxa" w:w="960"/>
           </w:tcPr>
           <w:p>
             <w:pPr>
@@ -3224,7 +4666,7 @@
         </w:tc>
         <w:tc>
           <w:tcPr>
-            <w:tcW w:type="dxa" w:w="1440"/>
+            <w:tcW w:type="dxa" w:w="960"/>
           </w:tcPr>
           <w:p>
             <w:pPr>
@@ -3235,6 +4677,51 @@
                 <w:sz w:val="20"/>
               </w:rPr>
               <w:t>113</w:t>
+            </w:r>
+          </w:p>
+        </w:tc>
+        <w:tc>
+          <w:tcPr>
+            <w:tcW w:type="dxa" w:w="960"/>
+          </w:tcPr>
+          <w:p>
+            <w:pPr>
+              <w:jc w:val="center"/>
+            </w:pPr>
+            <w:r>
+              <w:rPr>
+                <w:sz w:val="20"/>
+              </w:rPr>
+            </w:r>
+          </w:p>
+        </w:tc>
+        <w:tc>
+          <w:tcPr>
+            <w:tcW w:type="dxa" w:w="960"/>
+          </w:tcPr>
+          <w:p>
+            <w:pPr>
+              <w:jc w:val="center"/>
+            </w:pPr>
+            <w:r>
+              <w:rPr>
+                <w:sz w:val="20"/>
+              </w:rPr>
+            </w:r>
+          </w:p>
+        </w:tc>
+        <w:tc>
+          <w:tcPr>
+            <w:tcW w:type="dxa" w:w="960"/>
+          </w:tcPr>
+          <w:p>
+            <w:pPr>
+              <w:jc w:val="center"/>
+            </w:pPr>
+            <w:r>
+              <w:rPr>
+                <w:sz w:val="20"/>
+              </w:rPr>
             </w:r>
           </w:p>
         </w:tc>
@@ -3242,7 +4729,7 @@
       <w:tr>
         <w:tc>
           <w:tcPr>
-            <w:tcW w:type="dxa" w:w="1440"/>
+            <w:tcW w:type="dxa" w:w="960"/>
           </w:tcPr>
           <w:p>
             <w:pPr>
@@ -3258,7 +4745,7 @@
         </w:tc>
         <w:tc>
           <w:tcPr>
-            <w:tcW w:type="dxa" w:w="1440"/>
+            <w:tcW w:type="dxa" w:w="960"/>
           </w:tcPr>
           <w:p>
             <w:pPr>
@@ -3274,7 +4761,7 @@
         </w:tc>
         <w:tc>
           <w:tcPr>
-            <w:tcW w:type="dxa" w:w="1440"/>
+            <w:tcW w:type="dxa" w:w="960"/>
           </w:tcPr>
           <w:p>
             <w:pPr>
@@ -3290,7 +4777,7 @@
         </w:tc>
         <w:tc>
           <w:tcPr>
-            <w:tcW w:type="dxa" w:w="1440"/>
+            <w:tcW w:type="dxa" w:w="960"/>
           </w:tcPr>
           <w:p>
             <w:pPr>
@@ -3306,7 +4793,7 @@
         </w:tc>
         <w:tc>
           <w:tcPr>
-            <w:tcW w:type="dxa" w:w="1440"/>
+            <w:tcW w:type="dxa" w:w="960"/>
           </w:tcPr>
           <w:p>
             <w:pPr>
@@ -3322,7 +4809,7 @@
         </w:tc>
         <w:tc>
           <w:tcPr>
-            <w:tcW w:type="dxa" w:w="1440"/>
+            <w:tcW w:type="dxa" w:w="960"/>
           </w:tcPr>
           <w:p>
             <w:pPr>
@@ -3333,6 +4820,51 @@
                 <w:sz w:val="20"/>
               </w:rPr>
               <w:t>91</w:t>
+            </w:r>
+          </w:p>
+        </w:tc>
+        <w:tc>
+          <w:tcPr>
+            <w:tcW w:type="dxa" w:w="960"/>
+          </w:tcPr>
+          <w:p>
+            <w:pPr>
+              <w:jc w:val="center"/>
+            </w:pPr>
+            <w:r>
+              <w:rPr>
+                <w:sz w:val="20"/>
+              </w:rPr>
+            </w:r>
+          </w:p>
+        </w:tc>
+        <w:tc>
+          <w:tcPr>
+            <w:tcW w:type="dxa" w:w="960"/>
+          </w:tcPr>
+          <w:p>
+            <w:pPr>
+              <w:jc w:val="center"/>
+            </w:pPr>
+            <w:r>
+              <w:rPr>
+                <w:sz w:val="20"/>
+              </w:rPr>
+            </w:r>
+          </w:p>
+        </w:tc>
+        <w:tc>
+          <w:tcPr>
+            <w:tcW w:type="dxa" w:w="960"/>
+          </w:tcPr>
+          <w:p>
+            <w:pPr>
+              <w:jc w:val="center"/>
+            </w:pPr>
+            <w:r>
+              <w:rPr>
+                <w:sz w:val="20"/>
+              </w:rPr>
             </w:r>
           </w:p>
         </w:tc>
@@ -3340,7 +4872,7 @@
       <w:tr>
         <w:tc>
           <w:tcPr>
-            <w:tcW w:type="dxa" w:w="1440"/>
+            <w:tcW w:type="dxa" w:w="960"/>
           </w:tcPr>
           <w:p>
             <w:pPr>
@@ -3356,7 +4888,7 @@
         </w:tc>
         <w:tc>
           <w:tcPr>
-            <w:tcW w:type="dxa" w:w="1440"/>
+            <w:tcW w:type="dxa" w:w="960"/>
           </w:tcPr>
           <w:p>
             <w:pPr>
@@ -3372,7 +4904,7 @@
         </w:tc>
         <w:tc>
           <w:tcPr>
-            <w:tcW w:type="dxa" w:w="1440"/>
+            <w:tcW w:type="dxa" w:w="960"/>
           </w:tcPr>
           <w:p>
             <w:pPr>
@@ -3388,7 +4920,7 @@
         </w:tc>
         <w:tc>
           <w:tcPr>
-            <w:tcW w:type="dxa" w:w="1440"/>
+            <w:tcW w:type="dxa" w:w="960"/>
           </w:tcPr>
           <w:p>
             <w:pPr>
@@ -3404,7 +4936,7 @@
         </w:tc>
         <w:tc>
           <w:tcPr>
-            <w:tcW w:type="dxa" w:w="1440"/>
+            <w:tcW w:type="dxa" w:w="960"/>
           </w:tcPr>
           <w:p>
             <w:pPr>
@@ -3420,7 +4952,7 @@
         </w:tc>
         <w:tc>
           <w:tcPr>
-            <w:tcW w:type="dxa" w:w="1440"/>
+            <w:tcW w:type="dxa" w:w="960"/>
           </w:tcPr>
           <w:p>
             <w:pPr>
@@ -3431,6 +4963,51 @@
                 <w:sz w:val="20"/>
               </w:rPr>
               <w:t>106</w:t>
+            </w:r>
+          </w:p>
+        </w:tc>
+        <w:tc>
+          <w:tcPr>
+            <w:tcW w:type="dxa" w:w="960"/>
+          </w:tcPr>
+          <w:p>
+            <w:pPr>
+              <w:jc w:val="center"/>
+            </w:pPr>
+            <w:r>
+              <w:rPr>
+                <w:sz w:val="20"/>
+              </w:rPr>
+            </w:r>
+          </w:p>
+        </w:tc>
+        <w:tc>
+          <w:tcPr>
+            <w:tcW w:type="dxa" w:w="960"/>
+          </w:tcPr>
+          <w:p>
+            <w:pPr>
+              <w:jc w:val="center"/>
+            </w:pPr>
+            <w:r>
+              <w:rPr>
+                <w:sz w:val="20"/>
+              </w:rPr>
+            </w:r>
+          </w:p>
+        </w:tc>
+        <w:tc>
+          <w:tcPr>
+            <w:tcW w:type="dxa" w:w="960"/>
+          </w:tcPr>
+          <w:p>
+            <w:pPr>
+              <w:jc w:val="center"/>
+            </w:pPr>
+            <w:r>
+              <w:rPr>
+                <w:sz w:val="20"/>
+              </w:rPr>
             </w:r>
           </w:p>
         </w:tc>
@@ -3438,7 +5015,7 @@
       <w:tr>
         <w:tc>
           <w:tcPr>
-            <w:tcW w:type="dxa" w:w="1440"/>
+            <w:tcW w:type="dxa" w:w="960"/>
           </w:tcPr>
           <w:p>
             <w:pPr>
@@ -3454,7 +5031,7 @@
         </w:tc>
         <w:tc>
           <w:tcPr>
-            <w:tcW w:type="dxa" w:w="1440"/>
+            <w:tcW w:type="dxa" w:w="960"/>
           </w:tcPr>
           <w:p>
             <w:pPr>
@@ -3470,7 +5047,7 @@
         </w:tc>
         <w:tc>
           <w:tcPr>
-            <w:tcW w:type="dxa" w:w="1440"/>
+            <w:tcW w:type="dxa" w:w="960"/>
           </w:tcPr>
           <w:p>
             <w:pPr>
@@ -3486,7 +5063,7 @@
         </w:tc>
         <w:tc>
           <w:tcPr>
-            <w:tcW w:type="dxa" w:w="1440"/>
+            <w:tcW w:type="dxa" w:w="960"/>
           </w:tcPr>
           <w:p>
             <w:pPr>
@@ -3502,7 +5079,7 @@
         </w:tc>
         <w:tc>
           <w:tcPr>
-            <w:tcW w:type="dxa" w:w="1440"/>
+            <w:tcW w:type="dxa" w:w="960"/>
           </w:tcPr>
           <w:p>
             <w:pPr>
@@ -3518,7 +5095,7 @@
         </w:tc>
         <w:tc>
           <w:tcPr>
-            <w:tcW w:type="dxa" w:w="1440"/>
+            <w:tcW w:type="dxa" w:w="960"/>
           </w:tcPr>
           <w:p>
             <w:pPr>
@@ -3529,6 +5106,51 @@
                 <w:sz w:val="20"/>
               </w:rPr>
               <w:t>111</w:t>
+            </w:r>
+          </w:p>
+        </w:tc>
+        <w:tc>
+          <w:tcPr>
+            <w:tcW w:type="dxa" w:w="960"/>
+          </w:tcPr>
+          <w:p>
+            <w:pPr>
+              <w:jc w:val="center"/>
+            </w:pPr>
+            <w:r>
+              <w:rPr>
+                <w:sz w:val="20"/>
+              </w:rPr>
+            </w:r>
+          </w:p>
+        </w:tc>
+        <w:tc>
+          <w:tcPr>
+            <w:tcW w:type="dxa" w:w="960"/>
+          </w:tcPr>
+          <w:p>
+            <w:pPr>
+              <w:jc w:val="center"/>
+            </w:pPr>
+            <w:r>
+              <w:rPr>
+                <w:sz w:val="20"/>
+              </w:rPr>
+            </w:r>
+          </w:p>
+        </w:tc>
+        <w:tc>
+          <w:tcPr>
+            <w:tcW w:type="dxa" w:w="960"/>
+          </w:tcPr>
+          <w:p>
+            <w:pPr>
+              <w:jc w:val="center"/>
+            </w:pPr>
+            <w:r>
+              <w:rPr>
+                <w:sz w:val="20"/>
+              </w:rPr>
             </w:r>
           </w:p>
         </w:tc>
@@ -3536,7 +5158,7 @@
       <w:tr>
         <w:tc>
           <w:tcPr>
-            <w:tcW w:type="dxa" w:w="1440"/>
+            <w:tcW w:type="dxa" w:w="960"/>
           </w:tcPr>
           <w:p>
             <w:pPr>
@@ -3552,7 +5174,7 @@
         </w:tc>
         <w:tc>
           <w:tcPr>
-            <w:tcW w:type="dxa" w:w="1440"/>
+            <w:tcW w:type="dxa" w:w="960"/>
           </w:tcPr>
           <w:p>
             <w:pPr>
@@ -3568,7 +5190,7 @@
         </w:tc>
         <w:tc>
           <w:tcPr>
-            <w:tcW w:type="dxa" w:w="1440"/>
+            <w:tcW w:type="dxa" w:w="960"/>
           </w:tcPr>
           <w:p>
             <w:pPr>
@@ -3584,7 +5206,7 @@
         </w:tc>
         <w:tc>
           <w:tcPr>
-            <w:tcW w:type="dxa" w:w="1440"/>
+            <w:tcW w:type="dxa" w:w="960"/>
           </w:tcPr>
           <w:p>
             <w:pPr>
@@ -3600,7 +5222,7 @@
         </w:tc>
         <w:tc>
           <w:tcPr>
-            <w:tcW w:type="dxa" w:w="1440"/>
+            <w:tcW w:type="dxa" w:w="960"/>
           </w:tcPr>
           <w:p>
             <w:pPr>
@@ -3616,7 +5238,7 @@
         </w:tc>
         <w:tc>
           <w:tcPr>
-            <w:tcW w:type="dxa" w:w="1440"/>
+            <w:tcW w:type="dxa" w:w="960"/>
           </w:tcPr>
           <w:p>
             <w:pPr>
@@ -3627,6 +5249,51 @@
                 <w:sz w:val="20"/>
               </w:rPr>
               <w:t>95</w:t>
+            </w:r>
+          </w:p>
+        </w:tc>
+        <w:tc>
+          <w:tcPr>
+            <w:tcW w:type="dxa" w:w="960"/>
+          </w:tcPr>
+          <w:p>
+            <w:pPr>
+              <w:jc w:val="center"/>
+            </w:pPr>
+            <w:r>
+              <w:rPr>
+                <w:sz w:val="20"/>
+              </w:rPr>
+            </w:r>
+          </w:p>
+        </w:tc>
+        <w:tc>
+          <w:tcPr>
+            <w:tcW w:type="dxa" w:w="960"/>
+          </w:tcPr>
+          <w:p>
+            <w:pPr>
+              <w:jc w:val="center"/>
+            </w:pPr>
+            <w:r>
+              <w:rPr>
+                <w:sz w:val="20"/>
+              </w:rPr>
+            </w:r>
+          </w:p>
+        </w:tc>
+        <w:tc>
+          <w:tcPr>
+            <w:tcW w:type="dxa" w:w="960"/>
+          </w:tcPr>
+          <w:p>
+            <w:pPr>
+              <w:jc w:val="center"/>
+            </w:pPr>
+            <w:r>
+              <w:rPr>
+                <w:sz w:val="20"/>
+              </w:rPr>
             </w:r>
           </w:p>
         </w:tc>
@@ -3634,7 +5301,7 @@
       <w:tr>
         <w:tc>
           <w:tcPr>
-            <w:tcW w:type="dxa" w:w="1440"/>
+            <w:tcW w:type="dxa" w:w="960"/>
           </w:tcPr>
           <w:p>
             <w:pPr>
@@ -3650,7 +5317,7 @@
         </w:tc>
         <w:tc>
           <w:tcPr>
-            <w:tcW w:type="dxa" w:w="1440"/>
+            <w:tcW w:type="dxa" w:w="960"/>
           </w:tcPr>
           <w:p>
             <w:pPr>
@@ -3666,7 +5333,7 @@
         </w:tc>
         <w:tc>
           <w:tcPr>
-            <w:tcW w:type="dxa" w:w="1440"/>
+            <w:tcW w:type="dxa" w:w="960"/>
           </w:tcPr>
           <w:p>
             <w:pPr>
@@ -3682,7 +5349,7 @@
         </w:tc>
         <w:tc>
           <w:tcPr>
-            <w:tcW w:type="dxa" w:w="1440"/>
+            <w:tcW w:type="dxa" w:w="960"/>
           </w:tcPr>
           <w:p>
             <w:pPr>
@@ -3698,7 +5365,7 @@
         </w:tc>
         <w:tc>
           <w:tcPr>
-            <w:tcW w:type="dxa" w:w="1440"/>
+            <w:tcW w:type="dxa" w:w="960"/>
           </w:tcPr>
           <w:p>
             <w:pPr>
@@ -3714,7 +5381,7 @@
         </w:tc>
         <w:tc>
           <w:tcPr>
-            <w:tcW w:type="dxa" w:w="1440"/>
+            <w:tcW w:type="dxa" w:w="960"/>
           </w:tcPr>
           <w:p>
             <w:pPr>
@@ -3725,6 +5392,51 @@
                 <w:sz w:val="20"/>
               </w:rPr>
               <w:t>97</w:t>
+            </w:r>
+          </w:p>
+        </w:tc>
+        <w:tc>
+          <w:tcPr>
+            <w:tcW w:type="dxa" w:w="960"/>
+          </w:tcPr>
+          <w:p>
+            <w:pPr>
+              <w:jc w:val="center"/>
+            </w:pPr>
+            <w:r>
+              <w:rPr>
+                <w:sz w:val="20"/>
+              </w:rPr>
+            </w:r>
+          </w:p>
+        </w:tc>
+        <w:tc>
+          <w:tcPr>
+            <w:tcW w:type="dxa" w:w="960"/>
+          </w:tcPr>
+          <w:p>
+            <w:pPr>
+              <w:jc w:val="center"/>
+            </w:pPr>
+            <w:r>
+              <w:rPr>
+                <w:sz w:val="20"/>
+              </w:rPr>
+            </w:r>
+          </w:p>
+        </w:tc>
+        <w:tc>
+          <w:tcPr>
+            <w:tcW w:type="dxa" w:w="960"/>
+          </w:tcPr>
+          <w:p>
+            <w:pPr>
+              <w:jc w:val="center"/>
+            </w:pPr>
+            <w:r>
+              <w:rPr>
+                <w:sz w:val="20"/>
+              </w:rPr>
             </w:r>
           </w:p>
         </w:tc>

--- a/results/Understanding and Designing a High-Performance Ultrafiltration Membrane Using Machine Learning/target_reversible fouling ratio (%)/tabular results/kernel_combination_scores.docx
+++ b/results/Understanding and Designing a High-Performance Ultrafiltration Membrane Using Machine Learning/target_reversible fouling ratio (%)/tabular results/kernel_combination_scores.docx
@@ -402,36 +402,39 @@
               <w:rPr>
                 <w:sz w:val="20"/>
               </w:rPr>
-            </w:r>
-          </w:p>
-        </w:tc>
-        <w:tc>
-          <w:tcPr>
-            <w:tcW w:type="dxa" w:w="960"/>
-          </w:tcPr>
-          <w:p>
-            <w:pPr>
-              <w:jc w:val="center"/>
-            </w:pPr>
-            <w:r>
-              <w:rPr>
-                <w:sz w:val="20"/>
-              </w:rPr>
-            </w:r>
-          </w:p>
-        </w:tc>
-        <w:tc>
-          <w:tcPr>
-            <w:tcW w:type="dxa" w:w="960"/>
-          </w:tcPr>
-          <w:p>
-            <w:pPr>
-              <w:jc w:val="center"/>
-            </w:pPr>
-            <w:r>
-              <w:rPr>
-                <w:sz w:val="20"/>
-              </w:rPr>
+              <w:t>13.03 ± 2.02</w:t>
+            </w:r>
+          </w:p>
+        </w:tc>
+        <w:tc>
+          <w:tcPr>
+            <w:tcW w:type="dxa" w:w="960"/>
+          </w:tcPr>
+          <w:p>
+            <w:pPr>
+              <w:jc w:val="center"/>
+            </w:pPr>
+            <w:r>
+              <w:rPr>
+                <w:sz w:val="20"/>
+              </w:rPr>
+              <w:t>0.54 ± 0.16</w:t>
+            </w:r>
+          </w:p>
+        </w:tc>
+        <w:tc>
+          <w:tcPr>
+            <w:tcW w:type="dxa" w:w="960"/>
+          </w:tcPr>
+          <w:p>
+            <w:pPr>
+              <w:jc w:val="center"/>
+            </w:pPr>
+            <w:r>
+              <w:rPr>
+                <w:sz w:val="20"/>
+              </w:rPr>
+              <w:t>63</w:t>
             </w:r>
           </w:p>
         </w:tc>
@@ -545,36 +548,39 @@
               <w:rPr>
                 <w:sz w:val="20"/>
               </w:rPr>
-            </w:r>
-          </w:p>
-        </w:tc>
-        <w:tc>
-          <w:tcPr>
-            <w:tcW w:type="dxa" w:w="960"/>
-          </w:tcPr>
-          <w:p>
-            <w:pPr>
-              <w:jc w:val="center"/>
-            </w:pPr>
-            <w:r>
-              <w:rPr>
-                <w:sz w:val="20"/>
-              </w:rPr>
-            </w:r>
-          </w:p>
-        </w:tc>
-        <w:tc>
-          <w:tcPr>
-            <w:tcW w:type="dxa" w:w="960"/>
-          </w:tcPr>
-          <w:p>
-            <w:pPr>
-              <w:jc w:val="center"/>
-            </w:pPr>
-            <w:r>
-              <w:rPr>
-                <w:sz w:val="20"/>
-              </w:rPr>
+              <w:t>9.92 ± 1.51</w:t>
+            </w:r>
+          </w:p>
+        </w:tc>
+        <w:tc>
+          <w:tcPr>
+            <w:tcW w:type="dxa" w:w="960"/>
+          </w:tcPr>
+          <w:p>
+            <w:pPr>
+              <w:jc w:val="center"/>
+            </w:pPr>
+            <w:r>
+              <w:rPr>
+                <w:sz w:val="20"/>
+              </w:rPr>
+              <w:t>0.73 ± 0.08</w:t>
+            </w:r>
+          </w:p>
+        </w:tc>
+        <w:tc>
+          <w:tcPr>
+            <w:tcW w:type="dxa" w:w="960"/>
+          </w:tcPr>
+          <w:p>
+            <w:pPr>
+              <w:jc w:val="center"/>
+            </w:pPr>
+            <w:r>
+              <w:rPr>
+                <w:sz w:val="20"/>
+              </w:rPr>
+              <w:t>61</w:t>
             </w:r>
           </w:p>
         </w:tc>
@@ -688,36 +694,39 @@
               <w:rPr>
                 <w:sz w:val="20"/>
               </w:rPr>
-            </w:r>
-          </w:p>
-        </w:tc>
-        <w:tc>
-          <w:tcPr>
-            <w:tcW w:type="dxa" w:w="960"/>
-          </w:tcPr>
-          <w:p>
-            <w:pPr>
-              <w:jc w:val="center"/>
-            </w:pPr>
-            <w:r>
-              <w:rPr>
-                <w:sz w:val="20"/>
-              </w:rPr>
-            </w:r>
-          </w:p>
-        </w:tc>
-        <w:tc>
-          <w:tcPr>
-            <w:tcW w:type="dxa" w:w="960"/>
-          </w:tcPr>
-          <w:p>
-            <w:pPr>
-              <w:jc w:val="center"/>
-            </w:pPr>
-            <w:r>
-              <w:rPr>
-                <w:sz w:val="20"/>
-              </w:rPr>
+              <w:t>10.57 ± 1.49</w:t>
+            </w:r>
+          </w:p>
+        </w:tc>
+        <w:tc>
+          <w:tcPr>
+            <w:tcW w:type="dxa" w:w="960"/>
+          </w:tcPr>
+          <w:p>
+            <w:pPr>
+              <w:jc w:val="center"/>
+            </w:pPr>
+            <w:r>
+              <w:rPr>
+                <w:sz w:val="20"/>
+              </w:rPr>
+              <w:t>0.7 ± 0.08</w:t>
+            </w:r>
+          </w:p>
+        </w:tc>
+        <w:tc>
+          <w:tcPr>
+            <w:tcW w:type="dxa" w:w="960"/>
+          </w:tcPr>
+          <w:p>
+            <w:pPr>
+              <w:jc w:val="center"/>
+            </w:pPr>
+            <w:r>
+              <w:rPr>
+                <w:sz w:val="20"/>
+              </w:rPr>
+              <w:t>57</w:t>
             </w:r>
           </w:p>
         </w:tc>
@@ -831,36 +840,39 @@
               <w:rPr>
                 <w:sz w:val="20"/>
               </w:rPr>
-            </w:r>
-          </w:p>
-        </w:tc>
-        <w:tc>
-          <w:tcPr>
-            <w:tcW w:type="dxa" w:w="960"/>
-          </w:tcPr>
-          <w:p>
-            <w:pPr>
-              <w:jc w:val="center"/>
-            </w:pPr>
-            <w:r>
-              <w:rPr>
-                <w:sz w:val="20"/>
-              </w:rPr>
-            </w:r>
-          </w:p>
-        </w:tc>
-        <w:tc>
-          <w:tcPr>
-            <w:tcW w:type="dxa" w:w="960"/>
-          </w:tcPr>
-          <w:p>
-            <w:pPr>
-              <w:jc w:val="center"/>
-            </w:pPr>
-            <w:r>
-              <w:rPr>
-                <w:sz w:val="20"/>
-              </w:rPr>
+              <w:t>13.05 ± 2.01</w:t>
+            </w:r>
+          </w:p>
+        </w:tc>
+        <w:tc>
+          <w:tcPr>
+            <w:tcW w:type="dxa" w:w="960"/>
+          </w:tcPr>
+          <w:p>
+            <w:pPr>
+              <w:jc w:val="center"/>
+            </w:pPr>
+            <w:r>
+              <w:rPr>
+                <w:sz w:val="20"/>
+              </w:rPr>
+              <w:t>0.54 ± 0.16</w:t>
+            </w:r>
+          </w:p>
+        </w:tc>
+        <w:tc>
+          <w:tcPr>
+            <w:tcW w:type="dxa" w:w="960"/>
+          </w:tcPr>
+          <w:p>
+            <w:pPr>
+              <w:jc w:val="center"/>
+            </w:pPr>
+            <w:r>
+              <w:rPr>
+                <w:sz w:val="20"/>
+              </w:rPr>
+              <w:t>58</w:t>
             </w:r>
           </w:p>
         </w:tc>
@@ -974,36 +986,39 @@
               <w:rPr>
                 <w:sz w:val="20"/>
               </w:rPr>
-            </w:r>
-          </w:p>
-        </w:tc>
-        <w:tc>
-          <w:tcPr>
-            <w:tcW w:type="dxa" w:w="960"/>
-          </w:tcPr>
-          <w:p>
-            <w:pPr>
-              <w:jc w:val="center"/>
-            </w:pPr>
-            <w:r>
-              <w:rPr>
-                <w:sz w:val="20"/>
-              </w:rPr>
-            </w:r>
-          </w:p>
-        </w:tc>
-        <w:tc>
-          <w:tcPr>
-            <w:tcW w:type="dxa" w:w="960"/>
-          </w:tcPr>
-          <w:p>
-            <w:pPr>
-              <w:jc w:val="center"/>
-            </w:pPr>
-            <w:r>
-              <w:rPr>
-                <w:sz w:val="20"/>
-              </w:rPr>
+              <w:t>9.92 ± 1.51</w:t>
+            </w:r>
+          </w:p>
+        </w:tc>
+        <w:tc>
+          <w:tcPr>
+            <w:tcW w:type="dxa" w:w="960"/>
+          </w:tcPr>
+          <w:p>
+            <w:pPr>
+              <w:jc w:val="center"/>
+            </w:pPr>
+            <w:r>
+              <w:rPr>
+                <w:sz w:val="20"/>
+              </w:rPr>
+              <w:t>0.73 ± 0.08</w:t>
+            </w:r>
+          </w:p>
+        </w:tc>
+        <w:tc>
+          <w:tcPr>
+            <w:tcW w:type="dxa" w:w="960"/>
+          </w:tcPr>
+          <w:p>
+            <w:pPr>
+              <w:jc w:val="center"/>
+            </w:pPr>
+            <w:r>
+              <w:rPr>
+                <w:sz w:val="20"/>
+              </w:rPr>
+              <w:t>73</w:t>
             </w:r>
           </w:p>
         </w:tc>
@@ -1117,36 +1132,39 @@
               <w:rPr>
                 <w:sz w:val="20"/>
               </w:rPr>
-            </w:r>
-          </w:p>
-        </w:tc>
-        <w:tc>
-          <w:tcPr>
-            <w:tcW w:type="dxa" w:w="960"/>
-          </w:tcPr>
-          <w:p>
-            <w:pPr>
-              <w:jc w:val="center"/>
-            </w:pPr>
-            <w:r>
-              <w:rPr>
-                <w:sz w:val="20"/>
-              </w:rPr>
-            </w:r>
-          </w:p>
-        </w:tc>
-        <w:tc>
-          <w:tcPr>
-            <w:tcW w:type="dxa" w:w="960"/>
-          </w:tcPr>
-          <w:p>
-            <w:pPr>
-              <w:jc w:val="center"/>
-            </w:pPr>
-            <w:r>
-              <w:rPr>
-                <w:sz w:val="20"/>
-              </w:rPr>
+              <w:t>10.59 ± 1.5</w:t>
+            </w:r>
+          </w:p>
+        </w:tc>
+        <w:tc>
+          <w:tcPr>
+            <w:tcW w:type="dxa" w:w="960"/>
+          </w:tcPr>
+          <w:p>
+            <w:pPr>
+              <w:jc w:val="center"/>
+            </w:pPr>
+            <w:r>
+              <w:rPr>
+                <w:sz w:val="20"/>
+              </w:rPr>
+              <w:t>0.7 ± 0.08</w:t>
+            </w:r>
+          </w:p>
+        </w:tc>
+        <w:tc>
+          <w:tcPr>
+            <w:tcW w:type="dxa" w:w="960"/>
+          </w:tcPr>
+          <w:p>
+            <w:pPr>
+              <w:jc w:val="center"/>
+            </w:pPr>
+            <w:r>
+              <w:rPr>
+                <w:sz w:val="20"/>
+              </w:rPr>
+              <w:t>50</w:t>
             </w:r>
           </w:p>
         </w:tc>
@@ -1260,36 +1278,39 @@
               <w:rPr>
                 <w:sz w:val="20"/>
               </w:rPr>
-            </w:r>
-          </w:p>
-        </w:tc>
-        <w:tc>
-          <w:tcPr>
-            <w:tcW w:type="dxa" w:w="960"/>
-          </w:tcPr>
-          <w:p>
-            <w:pPr>
-              <w:jc w:val="center"/>
-            </w:pPr>
-            <w:r>
-              <w:rPr>
-                <w:sz w:val="20"/>
-              </w:rPr>
-            </w:r>
-          </w:p>
-        </w:tc>
-        <w:tc>
-          <w:tcPr>
-            <w:tcW w:type="dxa" w:w="960"/>
-          </w:tcPr>
-          <w:p>
-            <w:pPr>
-              <w:jc w:val="center"/>
-            </w:pPr>
-            <w:r>
-              <w:rPr>
-                <w:sz w:val="20"/>
-              </w:rPr>
+              <w:t>13.12 ± 1.99</w:t>
+            </w:r>
+          </w:p>
+        </w:tc>
+        <w:tc>
+          <w:tcPr>
+            <w:tcW w:type="dxa" w:w="960"/>
+          </w:tcPr>
+          <w:p>
+            <w:pPr>
+              <w:jc w:val="center"/>
+            </w:pPr>
+            <w:r>
+              <w:rPr>
+                <w:sz w:val="20"/>
+              </w:rPr>
+              <w:t>0.53 ± 0.16</w:t>
+            </w:r>
+          </w:p>
+        </w:tc>
+        <w:tc>
+          <w:tcPr>
+            <w:tcW w:type="dxa" w:w="960"/>
+          </w:tcPr>
+          <w:p>
+            <w:pPr>
+              <w:jc w:val="center"/>
+            </w:pPr>
+            <w:r>
+              <w:rPr>
+                <w:sz w:val="20"/>
+              </w:rPr>
+              <w:t>49</w:t>
             </w:r>
           </w:p>
         </w:tc>
@@ -1403,36 +1424,39 @@
               <w:rPr>
                 <w:sz w:val="20"/>
               </w:rPr>
-            </w:r>
-          </w:p>
-        </w:tc>
-        <w:tc>
-          <w:tcPr>
-            <w:tcW w:type="dxa" w:w="960"/>
-          </w:tcPr>
-          <w:p>
-            <w:pPr>
-              <w:jc w:val="center"/>
-            </w:pPr>
-            <w:r>
-              <w:rPr>
-                <w:sz w:val="20"/>
-              </w:rPr>
-            </w:r>
-          </w:p>
-        </w:tc>
-        <w:tc>
-          <w:tcPr>
-            <w:tcW w:type="dxa" w:w="960"/>
-          </w:tcPr>
-          <w:p>
-            <w:pPr>
-              <w:jc w:val="center"/>
-            </w:pPr>
-            <w:r>
-              <w:rPr>
-                <w:sz w:val="20"/>
-              </w:rPr>
+              <w:t>9.92 ± 1.51</w:t>
+            </w:r>
+          </w:p>
+        </w:tc>
+        <w:tc>
+          <w:tcPr>
+            <w:tcW w:type="dxa" w:w="960"/>
+          </w:tcPr>
+          <w:p>
+            <w:pPr>
+              <w:jc w:val="center"/>
+            </w:pPr>
+            <w:r>
+              <w:rPr>
+                <w:sz w:val="20"/>
+              </w:rPr>
+              <w:t>0.73 ± 0.08</w:t>
+            </w:r>
+          </w:p>
+        </w:tc>
+        <w:tc>
+          <w:tcPr>
+            <w:tcW w:type="dxa" w:w="960"/>
+          </w:tcPr>
+          <w:p>
+            <w:pPr>
+              <w:jc w:val="center"/>
+            </w:pPr>
+            <w:r>
+              <w:rPr>
+                <w:sz w:val="20"/>
+              </w:rPr>
+              <w:t>57</w:t>
             </w:r>
           </w:p>
         </w:tc>
@@ -1546,36 +1570,39 @@
               <w:rPr>
                 <w:sz w:val="20"/>
               </w:rPr>
-            </w:r>
-          </w:p>
-        </w:tc>
-        <w:tc>
-          <w:tcPr>
-            <w:tcW w:type="dxa" w:w="960"/>
-          </w:tcPr>
-          <w:p>
-            <w:pPr>
-              <w:jc w:val="center"/>
-            </w:pPr>
-            <w:r>
-              <w:rPr>
-                <w:sz w:val="20"/>
-              </w:rPr>
-            </w:r>
-          </w:p>
-        </w:tc>
-        <w:tc>
-          <w:tcPr>
-            <w:tcW w:type="dxa" w:w="960"/>
-          </w:tcPr>
-          <w:p>
-            <w:pPr>
-              <w:jc w:val="center"/>
-            </w:pPr>
-            <w:r>
-              <w:rPr>
-                <w:sz w:val="20"/>
-              </w:rPr>
+              <w:t>10.6 ± 1.51</w:t>
+            </w:r>
+          </w:p>
+        </w:tc>
+        <w:tc>
+          <w:tcPr>
+            <w:tcW w:type="dxa" w:w="960"/>
+          </w:tcPr>
+          <w:p>
+            <w:pPr>
+              <w:jc w:val="center"/>
+            </w:pPr>
+            <w:r>
+              <w:rPr>
+                <w:sz w:val="20"/>
+              </w:rPr>
+              <w:t>0.7 ± 0.09</w:t>
+            </w:r>
+          </w:p>
+        </w:tc>
+        <w:tc>
+          <w:tcPr>
+            <w:tcW w:type="dxa" w:w="960"/>
+          </w:tcPr>
+          <w:p>
+            <w:pPr>
+              <w:jc w:val="center"/>
+            </w:pPr>
+            <w:r>
+              <w:rPr>
+                <w:sz w:val="20"/>
+              </w:rPr>
+              <w:t>54</w:t>
             </w:r>
           </w:p>
         </w:tc>
@@ -2118,36 +2145,39 @@
               <w:rPr>
                 <w:sz w:val="20"/>
               </w:rPr>
-            </w:r>
-          </w:p>
-        </w:tc>
-        <w:tc>
-          <w:tcPr>
-            <w:tcW w:type="dxa" w:w="960"/>
-          </w:tcPr>
-          <w:p>
-            <w:pPr>
-              <w:jc w:val="center"/>
-            </w:pPr>
-            <w:r>
-              <w:rPr>
-                <w:sz w:val="20"/>
-              </w:rPr>
-            </w:r>
-          </w:p>
-        </w:tc>
-        <w:tc>
-          <w:tcPr>
-            <w:tcW w:type="dxa" w:w="960"/>
-          </w:tcPr>
-          <w:p>
-            <w:pPr>
-              <w:jc w:val="center"/>
-            </w:pPr>
-            <w:r>
-              <w:rPr>
-                <w:sz w:val="20"/>
-              </w:rPr>
+              <w:t>13.31 ± 2.09</w:t>
+            </w:r>
+          </w:p>
+        </w:tc>
+        <w:tc>
+          <w:tcPr>
+            <w:tcW w:type="dxa" w:w="960"/>
+          </w:tcPr>
+          <w:p>
+            <w:pPr>
+              <w:jc w:val="center"/>
+            </w:pPr>
+            <w:r>
+              <w:rPr>
+                <w:sz w:val="20"/>
+              </w:rPr>
+              <w:t>0.52 ± 0.17</w:t>
+            </w:r>
+          </w:p>
+        </w:tc>
+        <w:tc>
+          <w:tcPr>
+            <w:tcW w:type="dxa" w:w="960"/>
+          </w:tcPr>
+          <w:p>
+            <w:pPr>
+              <w:jc w:val="center"/>
+            </w:pPr>
+            <w:r>
+              <w:rPr>
+                <w:sz w:val="20"/>
+              </w:rPr>
+              <w:t>57</w:t>
             </w:r>
           </w:p>
         </w:tc>
@@ -2261,36 +2291,39 @@
               <w:rPr>
                 <w:sz w:val="20"/>
               </w:rPr>
-            </w:r>
-          </w:p>
-        </w:tc>
-        <w:tc>
-          <w:tcPr>
-            <w:tcW w:type="dxa" w:w="960"/>
-          </w:tcPr>
-          <w:p>
-            <w:pPr>
-              <w:jc w:val="center"/>
-            </w:pPr>
-            <w:r>
-              <w:rPr>
-                <w:sz w:val="20"/>
-              </w:rPr>
-            </w:r>
-          </w:p>
-        </w:tc>
-        <w:tc>
-          <w:tcPr>
-            <w:tcW w:type="dxa" w:w="960"/>
-          </w:tcPr>
-          <w:p>
-            <w:pPr>
-              <w:jc w:val="center"/>
-            </w:pPr>
-            <w:r>
-              <w:rPr>
-                <w:sz w:val="20"/>
-              </w:rPr>
+              <w:t>10.07 ± 1.58</w:t>
+            </w:r>
+          </w:p>
+        </w:tc>
+        <w:tc>
+          <w:tcPr>
+            <w:tcW w:type="dxa" w:w="960"/>
+          </w:tcPr>
+          <w:p>
+            <w:pPr>
+              <w:jc w:val="center"/>
+            </w:pPr>
+            <w:r>
+              <w:rPr>
+                <w:sz w:val="20"/>
+              </w:rPr>
+              <w:t>0.73 ± 0.09</w:t>
+            </w:r>
+          </w:p>
+        </w:tc>
+        <w:tc>
+          <w:tcPr>
+            <w:tcW w:type="dxa" w:w="960"/>
+          </w:tcPr>
+          <w:p>
+            <w:pPr>
+              <w:jc w:val="center"/>
+            </w:pPr>
+            <w:r>
+              <w:rPr>
+                <w:sz w:val="20"/>
+              </w:rPr>
+              <w:t>51</w:t>
             </w:r>
           </w:p>
         </w:tc>
@@ -2404,36 +2437,39 @@
               <w:rPr>
                 <w:sz w:val="20"/>
               </w:rPr>
-            </w:r>
-          </w:p>
-        </w:tc>
-        <w:tc>
-          <w:tcPr>
-            <w:tcW w:type="dxa" w:w="960"/>
-          </w:tcPr>
-          <w:p>
-            <w:pPr>
-              <w:jc w:val="center"/>
-            </w:pPr>
-            <w:r>
-              <w:rPr>
-                <w:sz w:val="20"/>
-              </w:rPr>
-            </w:r>
-          </w:p>
-        </w:tc>
-        <w:tc>
-          <w:tcPr>
-            <w:tcW w:type="dxa" w:w="960"/>
-          </w:tcPr>
-          <w:p>
-            <w:pPr>
-              <w:jc w:val="center"/>
-            </w:pPr>
-            <w:r>
-              <w:rPr>
-                <w:sz w:val="20"/>
-              </w:rPr>
+              <w:t>10.6 ± 1.52</w:t>
+            </w:r>
+          </w:p>
+        </w:tc>
+        <w:tc>
+          <w:tcPr>
+            <w:tcW w:type="dxa" w:w="960"/>
+          </w:tcPr>
+          <w:p>
+            <w:pPr>
+              <w:jc w:val="center"/>
+            </w:pPr>
+            <w:r>
+              <w:rPr>
+                <w:sz w:val="20"/>
+              </w:rPr>
+              <w:t>0.7 ± 0.08</w:t>
+            </w:r>
+          </w:p>
+        </w:tc>
+        <w:tc>
+          <w:tcPr>
+            <w:tcW w:type="dxa" w:w="960"/>
+          </w:tcPr>
+          <w:p>
+            <w:pPr>
+              <w:jc w:val="center"/>
+            </w:pPr>
+            <w:r>
+              <w:rPr>
+                <w:sz w:val="20"/>
+              </w:rPr>
+              <w:t>62</w:t>
             </w:r>
           </w:p>
         </w:tc>
@@ -2547,36 +2583,39 @@
               <w:rPr>
                 <w:sz w:val="20"/>
               </w:rPr>
-            </w:r>
-          </w:p>
-        </w:tc>
-        <w:tc>
-          <w:tcPr>
-            <w:tcW w:type="dxa" w:w="960"/>
-          </w:tcPr>
-          <w:p>
-            <w:pPr>
-              <w:jc w:val="center"/>
-            </w:pPr>
-            <w:r>
-              <w:rPr>
-                <w:sz w:val="20"/>
-              </w:rPr>
-            </w:r>
-          </w:p>
-        </w:tc>
-        <w:tc>
-          <w:tcPr>
-            <w:tcW w:type="dxa" w:w="960"/>
-          </w:tcPr>
-          <w:p>
-            <w:pPr>
-              <w:jc w:val="center"/>
-            </w:pPr>
-            <w:r>
-              <w:rPr>
-                <w:sz w:val="20"/>
-              </w:rPr>
+              <w:t>13.34 ± 2.07</w:t>
+            </w:r>
+          </w:p>
+        </w:tc>
+        <w:tc>
+          <w:tcPr>
+            <w:tcW w:type="dxa" w:w="960"/>
+          </w:tcPr>
+          <w:p>
+            <w:pPr>
+              <w:jc w:val="center"/>
+            </w:pPr>
+            <w:r>
+              <w:rPr>
+                <w:sz w:val="20"/>
+              </w:rPr>
+              <w:t>0.52 ± 0.17</w:t>
+            </w:r>
+          </w:p>
+        </w:tc>
+        <w:tc>
+          <w:tcPr>
+            <w:tcW w:type="dxa" w:w="960"/>
+          </w:tcPr>
+          <w:p>
+            <w:pPr>
+              <w:jc w:val="center"/>
+            </w:pPr>
+            <w:r>
+              <w:rPr>
+                <w:sz w:val="20"/>
+              </w:rPr>
+              <w:t>51</w:t>
             </w:r>
           </w:p>
         </w:tc>
@@ -2690,36 +2729,39 @@
               <w:rPr>
                 <w:sz w:val="20"/>
               </w:rPr>
-            </w:r>
-          </w:p>
-        </w:tc>
-        <w:tc>
-          <w:tcPr>
-            <w:tcW w:type="dxa" w:w="960"/>
-          </w:tcPr>
-          <w:p>
-            <w:pPr>
-              <w:jc w:val="center"/>
-            </w:pPr>
-            <w:r>
-              <w:rPr>
-                <w:sz w:val="20"/>
-              </w:rPr>
-            </w:r>
-          </w:p>
-        </w:tc>
-        <w:tc>
-          <w:tcPr>
-            <w:tcW w:type="dxa" w:w="960"/>
-          </w:tcPr>
-          <w:p>
-            <w:pPr>
-              <w:jc w:val="center"/>
-            </w:pPr>
-            <w:r>
-              <w:rPr>
-                <w:sz w:val="20"/>
-              </w:rPr>
+              <w:t>10.07 ± 1.58</w:t>
+            </w:r>
+          </w:p>
+        </w:tc>
+        <w:tc>
+          <w:tcPr>
+            <w:tcW w:type="dxa" w:w="960"/>
+          </w:tcPr>
+          <w:p>
+            <w:pPr>
+              <w:jc w:val="center"/>
+            </w:pPr>
+            <w:r>
+              <w:rPr>
+                <w:sz w:val="20"/>
+              </w:rPr>
+              <w:t>0.73 ± 0.09</w:t>
+            </w:r>
+          </w:p>
+        </w:tc>
+        <w:tc>
+          <w:tcPr>
+            <w:tcW w:type="dxa" w:w="960"/>
+          </w:tcPr>
+          <w:p>
+            <w:pPr>
+              <w:jc w:val="center"/>
+            </w:pPr>
+            <w:r>
+              <w:rPr>
+                <w:sz w:val="20"/>
+              </w:rPr>
+              <w:t>66</w:t>
             </w:r>
           </w:p>
         </w:tc>
@@ -2833,36 +2875,39 @@
               <w:rPr>
                 <w:sz w:val="20"/>
               </w:rPr>
-            </w:r>
-          </w:p>
-        </w:tc>
-        <w:tc>
-          <w:tcPr>
-            <w:tcW w:type="dxa" w:w="960"/>
-          </w:tcPr>
-          <w:p>
-            <w:pPr>
-              <w:jc w:val="center"/>
-            </w:pPr>
-            <w:r>
-              <w:rPr>
-                <w:sz w:val="20"/>
-              </w:rPr>
-            </w:r>
-          </w:p>
-        </w:tc>
-        <w:tc>
-          <w:tcPr>
-            <w:tcW w:type="dxa" w:w="960"/>
-          </w:tcPr>
-          <w:p>
-            <w:pPr>
-              <w:jc w:val="center"/>
-            </w:pPr>
-            <w:r>
-              <w:rPr>
-                <w:sz w:val="20"/>
-              </w:rPr>
+              <w:t>10.61 ± 1.52</w:t>
+            </w:r>
+          </w:p>
+        </w:tc>
+        <w:tc>
+          <w:tcPr>
+            <w:tcW w:type="dxa" w:w="960"/>
+          </w:tcPr>
+          <w:p>
+            <w:pPr>
+              <w:jc w:val="center"/>
+            </w:pPr>
+            <w:r>
+              <w:rPr>
+                <w:sz w:val="20"/>
+              </w:rPr>
+              <w:t>0.7 ± 0.09</w:t>
+            </w:r>
+          </w:p>
+        </w:tc>
+        <w:tc>
+          <w:tcPr>
+            <w:tcW w:type="dxa" w:w="960"/>
+          </w:tcPr>
+          <w:p>
+            <w:pPr>
+              <w:jc w:val="center"/>
+            </w:pPr>
+            <w:r>
+              <w:rPr>
+                <w:sz w:val="20"/>
+              </w:rPr>
+              <w:t>58</w:t>
             </w:r>
           </w:p>
         </w:tc>
@@ -2976,36 +3021,39 @@
               <w:rPr>
                 <w:sz w:val="20"/>
               </w:rPr>
-            </w:r>
-          </w:p>
-        </w:tc>
-        <w:tc>
-          <w:tcPr>
-            <w:tcW w:type="dxa" w:w="960"/>
-          </w:tcPr>
-          <w:p>
-            <w:pPr>
-              <w:jc w:val="center"/>
-            </w:pPr>
-            <w:r>
-              <w:rPr>
-                <w:sz w:val="20"/>
-              </w:rPr>
-            </w:r>
-          </w:p>
-        </w:tc>
-        <w:tc>
-          <w:tcPr>
-            <w:tcW w:type="dxa" w:w="960"/>
-          </w:tcPr>
-          <w:p>
-            <w:pPr>
-              <w:jc w:val="center"/>
-            </w:pPr>
-            <w:r>
-              <w:rPr>
-                <w:sz w:val="20"/>
-              </w:rPr>
+              <w:t>13.41 ± 2.05</w:t>
+            </w:r>
+          </w:p>
+        </w:tc>
+        <w:tc>
+          <w:tcPr>
+            <w:tcW w:type="dxa" w:w="960"/>
+          </w:tcPr>
+          <w:p>
+            <w:pPr>
+              <w:jc w:val="center"/>
+            </w:pPr>
+            <w:r>
+              <w:rPr>
+                <w:sz w:val="20"/>
+              </w:rPr>
+              <w:t>0.51 ± 0.17</w:t>
+            </w:r>
+          </w:p>
+        </w:tc>
+        <w:tc>
+          <w:tcPr>
+            <w:tcW w:type="dxa" w:w="960"/>
+          </w:tcPr>
+          <w:p>
+            <w:pPr>
+              <w:jc w:val="center"/>
+            </w:pPr>
+            <w:r>
+              <w:rPr>
+                <w:sz w:val="20"/>
+              </w:rPr>
+              <w:t>59</w:t>
             </w:r>
           </w:p>
         </w:tc>
@@ -3119,36 +3167,39 @@
               <w:rPr>
                 <w:sz w:val="20"/>
               </w:rPr>
-            </w:r>
-          </w:p>
-        </w:tc>
-        <w:tc>
-          <w:tcPr>
-            <w:tcW w:type="dxa" w:w="960"/>
-          </w:tcPr>
-          <w:p>
-            <w:pPr>
-              <w:jc w:val="center"/>
-            </w:pPr>
-            <w:r>
-              <w:rPr>
-                <w:sz w:val="20"/>
-              </w:rPr>
-            </w:r>
-          </w:p>
-        </w:tc>
-        <w:tc>
-          <w:tcPr>
-            <w:tcW w:type="dxa" w:w="960"/>
-          </w:tcPr>
-          <w:p>
-            <w:pPr>
-              <w:jc w:val="center"/>
-            </w:pPr>
-            <w:r>
-              <w:rPr>
-                <w:sz w:val="20"/>
-              </w:rPr>
+              <w:t>10.08 ± 1.57</w:t>
+            </w:r>
+          </w:p>
+        </w:tc>
+        <w:tc>
+          <w:tcPr>
+            <w:tcW w:type="dxa" w:w="960"/>
+          </w:tcPr>
+          <w:p>
+            <w:pPr>
+              <w:jc w:val="center"/>
+            </w:pPr>
+            <w:r>
+              <w:rPr>
+                <w:sz w:val="20"/>
+              </w:rPr>
+              <w:t>0.73 ± 0.09</w:t>
+            </w:r>
+          </w:p>
+        </w:tc>
+        <w:tc>
+          <w:tcPr>
+            <w:tcW w:type="dxa" w:w="960"/>
+          </w:tcPr>
+          <w:p>
+            <w:pPr>
+              <w:jc w:val="center"/>
+            </w:pPr>
+            <w:r>
+              <w:rPr>
+                <w:sz w:val="20"/>
+              </w:rPr>
+              <w:t>64</w:t>
             </w:r>
           </w:p>
         </w:tc>
@@ -3262,36 +3313,39 @@
               <w:rPr>
                 <w:sz w:val="20"/>
               </w:rPr>
-            </w:r>
-          </w:p>
-        </w:tc>
-        <w:tc>
-          <w:tcPr>
-            <w:tcW w:type="dxa" w:w="960"/>
-          </w:tcPr>
-          <w:p>
-            <w:pPr>
-              <w:jc w:val="center"/>
-            </w:pPr>
-            <w:r>
-              <w:rPr>
-                <w:sz w:val="20"/>
-              </w:rPr>
-            </w:r>
-          </w:p>
-        </w:tc>
-        <w:tc>
-          <w:tcPr>
-            <w:tcW w:type="dxa" w:w="960"/>
-          </w:tcPr>
-          <w:p>
-            <w:pPr>
-              <w:jc w:val="center"/>
-            </w:pPr>
-            <w:r>
-              <w:rPr>
-                <w:sz w:val="20"/>
-              </w:rPr>
+              <w:t>10.63 ± 1.54</w:t>
+            </w:r>
+          </w:p>
+        </w:tc>
+        <w:tc>
+          <w:tcPr>
+            <w:tcW w:type="dxa" w:w="960"/>
+          </w:tcPr>
+          <w:p>
+            <w:pPr>
+              <w:jc w:val="center"/>
+            </w:pPr>
+            <w:r>
+              <w:rPr>
+                <w:sz w:val="20"/>
+              </w:rPr>
+              <w:t>0.69 ± 0.09</w:t>
+            </w:r>
+          </w:p>
+        </w:tc>
+        <w:tc>
+          <w:tcPr>
+            <w:tcW w:type="dxa" w:w="960"/>
+          </w:tcPr>
+          <w:p>
+            <w:pPr>
+              <w:jc w:val="center"/>
+            </w:pPr>
+            <w:r>
+              <w:rPr>
+                <w:sz w:val="20"/>
+              </w:rPr>
+              <w:t>61</w:t>
             </w:r>
           </w:p>
         </w:tc>
@@ -3834,36 +3888,39 @@
               <w:rPr>
                 <w:sz w:val="20"/>
               </w:rPr>
-            </w:r>
-          </w:p>
-        </w:tc>
-        <w:tc>
-          <w:tcPr>
-            <w:tcW w:type="dxa" w:w="960"/>
-          </w:tcPr>
-          <w:p>
-            <w:pPr>
-              <w:jc w:val="center"/>
-            </w:pPr>
-            <w:r>
-              <w:rPr>
-                <w:sz w:val="20"/>
-              </w:rPr>
-            </w:r>
-          </w:p>
-        </w:tc>
-        <w:tc>
-          <w:tcPr>
-            <w:tcW w:type="dxa" w:w="960"/>
-          </w:tcPr>
-          <w:p>
-            <w:pPr>
-              <w:jc w:val="center"/>
-            </w:pPr>
-            <w:r>
-              <w:rPr>
-                <w:sz w:val="20"/>
-              </w:rPr>
+              <w:t>13.6 ± 2.13</w:t>
+            </w:r>
+          </w:p>
+        </w:tc>
+        <w:tc>
+          <w:tcPr>
+            <w:tcW w:type="dxa" w:w="960"/>
+          </w:tcPr>
+          <w:p>
+            <w:pPr>
+              <w:jc w:val="center"/>
+            </w:pPr>
+            <w:r>
+              <w:rPr>
+                <w:sz w:val="20"/>
+              </w:rPr>
+              <w:t>0.5 ± 0.18</w:t>
+            </w:r>
+          </w:p>
+        </w:tc>
+        <w:tc>
+          <w:tcPr>
+            <w:tcW w:type="dxa" w:w="960"/>
+          </w:tcPr>
+          <w:p>
+            <w:pPr>
+              <w:jc w:val="center"/>
+            </w:pPr>
+            <w:r>
+              <w:rPr>
+                <w:sz w:val="20"/>
+              </w:rPr>
+              <w:t>59</w:t>
             </w:r>
           </w:p>
         </w:tc>
@@ -3977,36 +4034,39 @@
               <w:rPr>
                 <w:sz w:val="20"/>
               </w:rPr>
-            </w:r>
-          </w:p>
-        </w:tc>
-        <w:tc>
-          <w:tcPr>
-            <w:tcW w:type="dxa" w:w="960"/>
-          </w:tcPr>
-          <w:p>
-            <w:pPr>
-              <w:jc w:val="center"/>
-            </w:pPr>
-            <w:r>
-              <w:rPr>
-                <w:sz w:val="20"/>
-              </w:rPr>
-            </w:r>
-          </w:p>
-        </w:tc>
-        <w:tc>
-          <w:tcPr>
-            <w:tcW w:type="dxa" w:w="960"/>
-          </w:tcPr>
-          <w:p>
-            <w:pPr>
-              <w:jc w:val="center"/>
-            </w:pPr>
-            <w:r>
-              <w:rPr>
-                <w:sz w:val="20"/>
-              </w:rPr>
+              <w:t>10.31 ± 1.69</w:t>
+            </w:r>
+          </w:p>
+        </w:tc>
+        <w:tc>
+          <w:tcPr>
+            <w:tcW w:type="dxa" w:w="960"/>
+          </w:tcPr>
+          <w:p>
+            <w:pPr>
+              <w:jc w:val="center"/>
+            </w:pPr>
+            <w:r>
+              <w:rPr>
+                <w:sz w:val="20"/>
+              </w:rPr>
+              <w:t>0.71 ± 0.1</w:t>
+            </w:r>
+          </w:p>
+        </w:tc>
+        <w:tc>
+          <w:tcPr>
+            <w:tcW w:type="dxa" w:w="960"/>
+          </w:tcPr>
+          <w:p>
+            <w:pPr>
+              <w:jc w:val="center"/>
+            </w:pPr>
+            <w:r>
+              <w:rPr>
+                <w:sz w:val="20"/>
+              </w:rPr>
+              <w:t>60</w:t>
             </w:r>
           </w:p>
         </w:tc>
@@ -4120,36 +4180,39 @@
               <w:rPr>
                 <w:sz w:val="20"/>
               </w:rPr>
-            </w:r>
-          </w:p>
-        </w:tc>
-        <w:tc>
-          <w:tcPr>
-            <w:tcW w:type="dxa" w:w="960"/>
-          </w:tcPr>
-          <w:p>
-            <w:pPr>
-              <w:jc w:val="center"/>
-            </w:pPr>
-            <w:r>
-              <w:rPr>
-                <w:sz w:val="20"/>
-              </w:rPr>
-            </w:r>
-          </w:p>
-        </w:tc>
-        <w:tc>
-          <w:tcPr>
-            <w:tcW w:type="dxa" w:w="960"/>
-          </w:tcPr>
-          <w:p>
-            <w:pPr>
-              <w:jc w:val="center"/>
-            </w:pPr>
-            <w:r>
-              <w:rPr>
-                <w:sz w:val="20"/>
-              </w:rPr>
+              <w:t>10.69 ± 1.57</w:t>
+            </w:r>
+          </w:p>
+        </w:tc>
+        <w:tc>
+          <w:tcPr>
+            <w:tcW w:type="dxa" w:w="960"/>
+          </w:tcPr>
+          <w:p>
+            <w:pPr>
+              <w:jc w:val="center"/>
+            </w:pPr>
+            <w:r>
+              <w:rPr>
+                <w:sz w:val="20"/>
+              </w:rPr>
+              <w:t>0.69 ± 0.09</w:t>
+            </w:r>
+          </w:p>
+        </w:tc>
+        <w:tc>
+          <w:tcPr>
+            <w:tcW w:type="dxa" w:w="960"/>
+          </w:tcPr>
+          <w:p>
+            <w:pPr>
+              <w:jc w:val="center"/>
+            </w:pPr>
+            <w:r>
+              <w:rPr>
+                <w:sz w:val="20"/>
+              </w:rPr>
+              <w:t>55</w:t>
             </w:r>
           </w:p>
         </w:tc>
@@ -4263,36 +4326,39 @@
               <w:rPr>
                 <w:sz w:val="20"/>
               </w:rPr>
-            </w:r>
-          </w:p>
-        </w:tc>
-        <w:tc>
-          <w:tcPr>
-            <w:tcW w:type="dxa" w:w="960"/>
-          </w:tcPr>
-          <w:p>
-            <w:pPr>
-              <w:jc w:val="center"/>
-            </w:pPr>
-            <w:r>
-              <w:rPr>
-                <w:sz w:val="20"/>
-              </w:rPr>
-            </w:r>
-          </w:p>
-        </w:tc>
-        <w:tc>
-          <w:tcPr>
-            <w:tcW w:type="dxa" w:w="960"/>
-          </w:tcPr>
-          <w:p>
-            <w:pPr>
-              <w:jc w:val="center"/>
-            </w:pPr>
-            <w:r>
-              <w:rPr>
-                <w:sz w:val="20"/>
-              </w:rPr>
+              <w:t>13.64 ± 2.11</w:t>
+            </w:r>
+          </w:p>
+        </w:tc>
+        <w:tc>
+          <w:tcPr>
+            <w:tcW w:type="dxa" w:w="960"/>
+          </w:tcPr>
+          <w:p>
+            <w:pPr>
+              <w:jc w:val="center"/>
+            </w:pPr>
+            <w:r>
+              <w:rPr>
+                <w:sz w:val="20"/>
+              </w:rPr>
+              <w:t>0.49 ± 0.17</w:t>
+            </w:r>
+          </w:p>
+        </w:tc>
+        <w:tc>
+          <w:tcPr>
+            <w:tcW w:type="dxa" w:w="960"/>
+          </w:tcPr>
+          <w:p>
+            <w:pPr>
+              <w:jc w:val="center"/>
+            </w:pPr>
+            <w:r>
+              <w:rPr>
+                <w:sz w:val="20"/>
+              </w:rPr>
+              <w:t>56</w:t>
             </w:r>
           </w:p>
         </w:tc>
@@ -4406,36 +4472,39 @@
               <w:rPr>
                 <w:sz w:val="20"/>
               </w:rPr>
-            </w:r>
-          </w:p>
-        </w:tc>
-        <w:tc>
-          <w:tcPr>
-            <w:tcW w:type="dxa" w:w="960"/>
-          </w:tcPr>
-          <w:p>
-            <w:pPr>
-              <w:jc w:val="center"/>
-            </w:pPr>
-            <w:r>
-              <w:rPr>
-                <w:sz w:val="20"/>
-              </w:rPr>
-            </w:r>
-          </w:p>
-        </w:tc>
-        <w:tc>
-          <w:tcPr>
-            <w:tcW w:type="dxa" w:w="960"/>
-          </w:tcPr>
-          <w:p>
-            <w:pPr>
-              <w:jc w:val="center"/>
-            </w:pPr>
-            <w:r>
-              <w:rPr>
-                <w:sz w:val="20"/>
-              </w:rPr>
+              <w:t>10.31 ± 1.69</w:t>
+            </w:r>
+          </w:p>
+        </w:tc>
+        <w:tc>
+          <w:tcPr>
+            <w:tcW w:type="dxa" w:w="960"/>
+          </w:tcPr>
+          <w:p>
+            <w:pPr>
+              <w:jc w:val="center"/>
+            </w:pPr>
+            <w:r>
+              <w:rPr>
+                <w:sz w:val="20"/>
+              </w:rPr>
+              <w:t>0.71 ± 0.1</w:t>
+            </w:r>
+          </w:p>
+        </w:tc>
+        <w:tc>
+          <w:tcPr>
+            <w:tcW w:type="dxa" w:w="960"/>
+          </w:tcPr>
+          <w:p>
+            <w:pPr>
+              <w:jc w:val="center"/>
+            </w:pPr>
+            <w:r>
+              <w:rPr>
+                <w:sz w:val="20"/>
+              </w:rPr>
+              <w:t>62</w:t>
             </w:r>
           </w:p>
         </w:tc>
@@ -4549,36 +4618,39 @@
               <w:rPr>
                 <w:sz w:val="20"/>
               </w:rPr>
-            </w:r>
-          </w:p>
-        </w:tc>
-        <w:tc>
-          <w:tcPr>
-            <w:tcW w:type="dxa" w:w="960"/>
-          </w:tcPr>
-          <w:p>
-            <w:pPr>
-              <w:jc w:val="center"/>
-            </w:pPr>
-            <w:r>
-              <w:rPr>
-                <w:sz w:val="20"/>
-              </w:rPr>
-            </w:r>
-          </w:p>
-        </w:tc>
-        <w:tc>
-          <w:tcPr>
-            <w:tcW w:type="dxa" w:w="960"/>
-          </w:tcPr>
-          <w:p>
-            <w:pPr>
-              <w:jc w:val="center"/>
-            </w:pPr>
-            <w:r>
-              <w:rPr>
-                <w:sz w:val="20"/>
-              </w:rPr>
+              <w:t>10.7 ± 1.57</w:t>
+            </w:r>
+          </w:p>
+        </w:tc>
+        <w:tc>
+          <w:tcPr>
+            <w:tcW w:type="dxa" w:w="960"/>
+          </w:tcPr>
+          <w:p>
+            <w:pPr>
+              <w:jc w:val="center"/>
+            </w:pPr>
+            <w:r>
+              <w:rPr>
+                <w:sz w:val="20"/>
+              </w:rPr>
+              <w:t>0.69 ± 0.09</w:t>
+            </w:r>
+          </w:p>
+        </w:tc>
+        <w:tc>
+          <w:tcPr>
+            <w:tcW w:type="dxa" w:w="960"/>
+          </w:tcPr>
+          <w:p>
+            <w:pPr>
+              <w:jc w:val="center"/>
+            </w:pPr>
+            <w:r>
+              <w:rPr>
+                <w:sz w:val="20"/>
+              </w:rPr>
+              <w:t>49</w:t>
             </w:r>
           </w:p>
         </w:tc>
@@ -4692,36 +4764,39 @@
               <w:rPr>
                 <w:sz w:val="20"/>
               </w:rPr>
-            </w:r>
-          </w:p>
-        </w:tc>
-        <w:tc>
-          <w:tcPr>
-            <w:tcW w:type="dxa" w:w="960"/>
-          </w:tcPr>
-          <w:p>
-            <w:pPr>
-              <w:jc w:val="center"/>
-            </w:pPr>
-            <w:r>
-              <w:rPr>
-                <w:sz w:val="20"/>
-              </w:rPr>
-            </w:r>
-          </w:p>
-        </w:tc>
-        <w:tc>
-          <w:tcPr>
-            <w:tcW w:type="dxa" w:w="960"/>
-          </w:tcPr>
-          <w:p>
-            <w:pPr>
-              <w:jc w:val="center"/>
-            </w:pPr>
-            <w:r>
-              <w:rPr>
-                <w:sz w:val="20"/>
-              </w:rPr>
+              <w:t>13.72 ± 2.09</w:t>
+            </w:r>
+          </w:p>
+        </w:tc>
+        <w:tc>
+          <w:tcPr>
+            <w:tcW w:type="dxa" w:w="960"/>
+          </w:tcPr>
+          <w:p>
+            <w:pPr>
+              <w:jc w:val="center"/>
+            </w:pPr>
+            <w:r>
+              <w:rPr>
+                <w:sz w:val="20"/>
+              </w:rPr>
+              <w:t>0.49 ± 0.17</w:t>
+            </w:r>
+          </w:p>
+        </w:tc>
+        <w:tc>
+          <w:tcPr>
+            <w:tcW w:type="dxa" w:w="960"/>
+          </w:tcPr>
+          <w:p>
+            <w:pPr>
+              <w:jc w:val="center"/>
+            </w:pPr>
+            <w:r>
+              <w:rPr>
+                <w:sz w:val="20"/>
+              </w:rPr>
+              <w:t>58</w:t>
             </w:r>
           </w:p>
         </w:tc>
@@ -4835,36 +4910,39 @@
               <w:rPr>
                 <w:sz w:val="20"/>
               </w:rPr>
-            </w:r>
-          </w:p>
-        </w:tc>
-        <w:tc>
-          <w:tcPr>
-            <w:tcW w:type="dxa" w:w="960"/>
-          </w:tcPr>
-          <w:p>
-            <w:pPr>
-              <w:jc w:val="center"/>
-            </w:pPr>
-            <w:r>
-              <w:rPr>
-                <w:sz w:val="20"/>
-              </w:rPr>
-            </w:r>
-          </w:p>
-        </w:tc>
-        <w:tc>
-          <w:tcPr>
-            <w:tcW w:type="dxa" w:w="960"/>
-          </w:tcPr>
-          <w:p>
-            <w:pPr>
-              <w:jc w:val="center"/>
-            </w:pPr>
-            <w:r>
-              <w:rPr>
-                <w:sz w:val="20"/>
-              </w:rPr>
+              <w:t>10.31 ± 1.69</w:t>
+            </w:r>
+          </w:p>
+        </w:tc>
+        <w:tc>
+          <w:tcPr>
+            <w:tcW w:type="dxa" w:w="960"/>
+          </w:tcPr>
+          <w:p>
+            <w:pPr>
+              <w:jc w:val="center"/>
+            </w:pPr>
+            <w:r>
+              <w:rPr>
+                <w:sz w:val="20"/>
+              </w:rPr>
+              <w:t>0.71 ± 0.1</w:t>
+            </w:r>
+          </w:p>
+        </w:tc>
+        <w:tc>
+          <w:tcPr>
+            <w:tcW w:type="dxa" w:w="960"/>
+          </w:tcPr>
+          <w:p>
+            <w:pPr>
+              <w:jc w:val="center"/>
+            </w:pPr>
+            <w:r>
+              <w:rPr>
+                <w:sz w:val="20"/>
+              </w:rPr>
+              <w:t>60</w:t>
             </w:r>
           </w:p>
         </w:tc>
@@ -4978,36 +5056,39 @@
               <w:rPr>
                 <w:sz w:val="20"/>
               </w:rPr>
-            </w:r>
-          </w:p>
-        </w:tc>
-        <w:tc>
-          <w:tcPr>
-            <w:tcW w:type="dxa" w:w="960"/>
-          </w:tcPr>
-          <w:p>
-            <w:pPr>
-              <w:jc w:val="center"/>
-            </w:pPr>
-            <w:r>
-              <w:rPr>
-                <w:sz w:val="20"/>
-              </w:rPr>
-            </w:r>
-          </w:p>
-        </w:tc>
-        <w:tc>
-          <w:tcPr>
-            <w:tcW w:type="dxa" w:w="960"/>
-          </w:tcPr>
-          <w:p>
-            <w:pPr>
-              <w:jc w:val="center"/>
-            </w:pPr>
-            <w:r>
-              <w:rPr>
-                <w:sz w:val="20"/>
-              </w:rPr>
+              <w:t>10.72 ± 1.59</w:t>
+            </w:r>
+          </w:p>
+        </w:tc>
+        <w:tc>
+          <w:tcPr>
+            <w:tcW w:type="dxa" w:w="960"/>
+          </w:tcPr>
+          <w:p>
+            <w:pPr>
+              <w:jc w:val="center"/>
+            </w:pPr>
+            <w:r>
+              <w:rPr>
+                <w:sz w:val="20"/>
+              </w:rPr>
+              <w:t>0.69 ± 0.09</w:t>
+            </w:r>
+          </w:p>
+        </w:tc>
+        <w:tc>
+          <w:tcPr>
+            <w:tcW w:type="dxa" w:w="960"/>
+          </w:tcPr>
+          <w:p>
+            <w:pPr>
+              <w:jc w:val="center"/>
+            </w:pPr>
+            <w:r>
+              <w:rPr>
+                <w:sz w:val="20"/>
+              </w:rPr>
+              <w:t>59</w:t>
             </w:r>
           </w:p>
         </w:tc>
